--- a/doc/AS_merge_DIMms20260812.docx
+++ b/doc/AS_merge_DIMms20260812.docx
@@ -1,6 +1,6 @@
 
 <file path=word/document.xml><?xml version="1.0" encoding="utf-8"?>
-<w:document xmlns:wpc="http://schemas.microsoft.com/office/word/2010/wordprocessingCanvas" xmlns:cx="http://schemas.microsoft.com/office/drawing/2014/chartex" xmlns:cx1="http://schemas.microsoft.com/office/drawing/2015/9/8/chartex" xmlns:cx2="http://schemas.microsoft.com/office/drawing/2015/10/21/chartex" xmlns:cx3="http://schemas.microsoft.com/office/drawing/2016/5/9/chartex" xmlns:cx4="http://schemas.microsoft.com/office/drawing/2016/5/10/chartex" xmlns:cx5="http://schemas.microsoft.com/office/drawing/2016/5/11/chartex" xmlns:cx6="http://schemas.microsoft.com/office/drawing/2016/5/12/chartex" xmlns:cx7="http://schemas.microsoft.com/office/drawing/2016/5/13/chartex" xmlns:cx8="http://schemas.microsoft.com/office/drawing/2016/5/14/chartex" xmlns:mc="http://schemas.openxmlformats.org/markup-compatibility/2006" xmlns:m="http://schemas.openxmlformats.org/officeDocument/2006/math" xmlns:aink="http://schemas.microsoft.com/office/drawing/2016/ink" xmlns:am3d="http://schemas.microsoft.com/office/drawing/2017/model3d" xmlns:oel="http://schemas.microsoft.com/office/2019/extlst" xmlns:r="http://schemas.openxmlformats.org/officeDocument/2006/relationships" xmlns:wp14="http://schemas.microsoft.com/office/word/2010/wordprocessingDrawing" xmlns:wp="http://schemas.openxmlformats.org/drawingml/2006/wordprocessingDrawing" xmlns:wpg="http://schemas.microsoft.com/office/word/2010/wordprocessingGroup" xmlns:wpi="http://schemas.microsoft.com/office/word/2010/wordprocessingInk" xmlns:wps="http://schemas.microsoft.com/office/word/2010/wordprocessingShape" xmlns:o="urn:schemas-microsoft-com:office:office" xmlns:v="urn:schemas-microsoft-com:vml" xmlns:w10="urn:schemas-microsoft-com:office:word" xmlns:w="http://schemas.openxmlformats.org/wordprocessingml/2006/main" xmlns:w14="http://schemas.microsoft.com/office/word/2010/wordml" xmlns:w15="http://schemas.microsoft.com/office/word/2012/wordml" xmlns:w16cei="http://schemas.microsoft.com/office/word/2026/wordml/cei" xmlns:w16cex="http://schemas.microsoft.com/office/word/2018/wordml/cex" xmlns:w16cid="http://schemas.microsoft.com/office/word/2016/wordml/cid" xmlns:w16="http://schemas.microsoft.com/office/word/2018/wordml" xmlns:w16sdtdh="http://schemas.microsoft.com/office/word/2020/wordml/sdtdatahash" xmlns:w16sdtfl="http://schemas.microsoft.com/office/word/2024/wordml/sdtformatlock" xmlns:w16se="http://schemas.microsoft.com/office/word/2015/wordml/symex" xmlns:w16du="http://schemas.microsoft.com/office/word/2023/wordml/word16du" xmlns:wne="http://schemas.microsoft.com/office/word/2006/wordml" mc:Ignorable="w14 w15 w16se w16cid w16 w16cex w16sdtdh w16sdtfl w16du wp14">
+<w:document xmlns:wpc="http://schemas.microsoft.com/office/word/2010/wordprocessingCanvas" xmlns:cx="http://schemas.microsoft.com/office/drawing/2014/chartex" xmlns:cx1="http://schemas.microsoft.com/office/drawing/2015/9/8/chartex" xmlns:cx2="http://schemas.microsoft.com/office/drawing/2015/10/21/chartex" xmlns:cx3="http://schemas.microsoft.com/office/drawing/2016/5/9/chartex" xmlns:cx4="http://schemas.microsoft.com/office/drawing/2016/5/10/chartex" xmlns:cx5="http://schemas.microsoft.com/office/drawing/2016/5/11/chartex" xmlns:cx6="http://schemas.microsoft.com/office/drawing/2016/5/12/chartex" xmlns:cx7="http://schemas.microsoft.com/office/drawing/2016/5/13/chartex" xmlns:cx8="http://schemas.microsoft.com/office/drawing/2016/5/14/chartex" xmlns:mc="http://schemas.openxmlformats.org/markup-compatibility/2006" xmlns:m="http://schemas.openxmlformats.org/officeDocument/2006/math" xmlns:aink="http://schemas.microsoft.com/office/drawing/2016/ink" xmlns:am3d="http://schemas.microsoft.com/office/drawing/2017/model3d" xmlns:oel="http://schemas.microsoft.com/office/2019/extlst" xmlns:r="http://schemas.openxmlformats.org/officeDocument/2006/relationships" xmlns:wp14="http://schemas.microsoft.com/office/word/2010/wordprocessingDrawing" xmlns:wp="http://schemas.openxmlformats.org/drawingml/2006/wordprocessingDrawing" xmlns:wpg="http://schemas.microsoft.com/office/word/2010/wordprocessingGroup" xmlns:wpi="http://schemas.microsoft.com/office/word/2010/wordprocessingInk" xmlns:wps="http://schemas.microsoft.com/office/word/2010/wordprocessingShape" xmlns:o="urn:schemas-microsoft-com:office:office" xmlns:v="urn:schemas-microsoft-com:vml" xmlns:w10="urn:schemas-microsoft-com:office:word" xmlns:w="http://schemas.openxmlformats.org/wordprocessingml/2006/main" xmlns:w14="http://schemas.microsoft.com/office/word/2010/wordml" xmlns:w15="http://schemas.microsoft.com/office/word/2012/wordml" xmlns:w16cex="http://schemas.microsoft.com/office/word/2018/wordml/cex" xmlns:w16cid="http://schemas.microsoft.com/office/word/2016/wordml/cid" xmlns:w16="http://schemas.microsoft.com/office/word/2018/wordml" xmlns:w16sdtdh="http://schemas.microsoft.com/office/word/2020/wordml/sdtdatahash" xmlns:w16sdtfl="http://schemas.microsoft.com/office/word/2024/wordml/sdtformatlock" xmlns:w16se="http://schemas.microsoft.com/office/word/2015/wordml/symex" xmlns:w16du="http://schemas.microsoft.com/office/word/2023/wordml/word16du" xmlns:wne="http://schemas.microsoft.com/office/word/2006/wordml" mc:Ignorable="w14 w15 w16se w16cid w16 w16cex w16sdtdh w16sdtfl w16du wp14">
   <w:body>
     <w:p>
       <w:pPr>
@@ -42,7 +42,7 @@
     </w:p>
     <w:p>
       <w:r>
-        <w:t>et al.</w:t>
+        <w:t>Andrea Jenney</w:t>
       </w:r>
     </w:p>
     <w:p>
@@ -938,74 +938,30 @@
       <w:r>
         <w:rPr>
           <w:rFonts w:ascii="Aptos" w:hAnsi="Aptos"/>
-          <w:rPrChange w:id="3" w:author="Andrea Jenney" w:date="2026-08-12T14:34:00Z" w16du:dateUtc="2026-08-12T21:34:00Z">
-            <w:rPr/>
-          </w:rPrChange>
         </w:rPr>
         <w:t xml:space="preserve">Low </w:t>
       </w:r>
-      <w:ins w:id="4" w:author="Andrea Jenney" w:date="2026-08-12T14:34:00Z" w16du:dateUtc="2026-08-12T21:34:00Z">
-        <w:r>
-          <w:rPr>
-            <w:rFonts w:ascii="Aptos" w:hAnsi="Aptos"/>
-          </w:rPr>
-          <w:t>cloud</w:t>
-        </w:r>
-      </w:ins>
-      <w:ins w:id="5" w:author="Andrea Jenney" w:date="2026-08-06T16:53:00Z" w16du:dateUtc="2026-08-06T16:53:41Z">
-        <w:r>
-          <w:rPr>
-            <w:rFonts w:ascii="Aptos" w:hAnsi="Aptos"/>
-          </w:rPr>
-          <w:t xml:space="preserve"> amount</w:t>
-        </w:r>
-      </w:ins>
-      <w:ins w:id="6" w:author="Andrea Jenney" w:date="2026-08-12T14:34:00Z" w16du:dateUtc="2026-08-12T21:34:00Z">
-        <w:r>
-          <w:rPr>
-            <w:rFonts w:ascii="Aptos" w:hAnsi="Aptos"/>
-          </w:rPr>
-          <w:t>s</w:t>
-        </w:r>
-      </w:ins>
-      <w:del w:id="7" w:author="Andrea Jenney" w:date="2026-08-12T14:34:00Z" w16du:dateUtc="2026-08-12T21:34:00Z">
-        <w:r>
-          <w:delText>clouds</w:delText>
-        </w:r>
-      </w:del>
-      <w:r>
-        <w:rPr>
-          <w:rFonts w:ascii="Aptos" w:hAnsi="Aptos"/>
-        </w:rPr>
-        <w:t xml:space="preserve">, </w:t>
-      </w:r>
-      <w:r>
-        <w:rPr>
-          <w:rFonts w:ascii="Aptos" w:hAnsi="Aptos"/>
-        </w:rPr>
-        <w:t xml:space="preserve">especially in subsiding </w:t>
-      </w:r>
-      <w:r>
-        <w:rPr>
-          <w:rFonts w:ascii="Aptos" w:hAnsi="Aptos"/>
-        </w:rPr>
-        <w:t>regions</w:t>
-      </w:r>
-      <w:r>
-        <w:rPr>
-          <w:rFonts w:ascii="Aptos" w:hAnsi="Aptos"/>
-          <w:rPrChange w:id="8" w:author="Andrea Jenney" w:date="2026-08-12T14:34:00Z" w16du:dateUtc="2026-08-12T21:34:00Z">
-            <w:rPr/>
-          </w:rPrChange>
+      <w:r>
+        <w:rPr>
+          <w:rFonts w:ascii="Aptos" w:hAnsi="Aptos"/>
+        </w:rPr>
+        <w:t>cloud amounts</w:t>
+      </w:r>
+      <w:r>
+        <w:rPr>
+          <w:rFonts w:ascii="Aptos" w:hAnsi="Aptos"/>
+        </w:rPr>
+        <w:t>, especially in subsiding regions</w:t>
+      </w:r>
+      <w:r>
+        <w:rPr>
+          <w:rFonts w:ascii="Aptos" w:hAnsi="Aptos"/>
         </w:rPr>
         <w:t>,</w:t>
       </w:r>
       <w:r>
         <w:rPr>
           <w:rFonts w:ascii="Aptos" w:hAnsi="Aptos"/>
-          <w:rPrChange w:id="9" w:author="Andrea Jenney" w:date="2026-08-12T14:34:00Z" w16du:dateUtc="2026-08-12T21:34:00Z">
-            <w:rPr/>
-          </w:rPrChange>
         </w:rPr>
         <w:t xml:space="preserve"> </w:t>
       </w:r>
@@ -1018,18 +974,12 @@
       <w:r>
         <w:rPr>
           <w:rFonts w:ascii="Aptos" w:hAnsi="Aptos"/>
-          <w:rPrChange w:id="10" w:author="Andrea Jenney" w:date="2026-08-12T14:34:00Z" w16du:dateUtc="2026-08-12T21:34:00Z">
-            <w:rPr/>
-          </w:rPrChange>
         </w:rPr>
         <w:t xml:space="preserve"> decrease with warming </w:t>
       </w:r>
       <w:r>
         <w:rPr>
           <w:rFonts w:ascii="Aptos" w:hAnsi="Aptos"/>
-          <w:rPrChange w:id="11" w:author="Andrea Jenney" w:date="2026-08-12T14:34:00Z" w16du:dateUtc="2026-08-12T21:34:00Z">
-            <w:rPr/>
-          </w:rPrChange>
         </w:rPr>
         <w:t>in climate models</w:t>
       </w:r>
@@ -1042,140 +992,63 @@
       <w:r>
         <w:rPr>
           <w:rFonts w:ascii="Aptos" w:hAnsi="Aptos"/>
-          <w:rPrChange w:id="12" w:author="Andrea Jenney" w:date="2026-08-12T14:34:00Z" w16du:dateUtc="2026-08-12T21:34:00Z">
-            <w:rPr/>
-          </w:rPrChange>
         </w:rPr>
         <w:t>(ISCCP, Zelinka</w:t>
       </w:r>
       <w:r>
         <w:rPr>
           <w:rFonts w:ascii="Aptos" w:hAnsi="Aptos"/>
-          <w:rPrChange w:id="13" w:author="Andrea Jenney" w:date="2026-08-12T14:34:00Z" w16du:dateUtc="2026-08-12T21:34:00Z">
-            <w:rPr/>
-          </w:rPrChange>
         </w:rPr>
         <w:t xml:space="preserve"> et al., </w:t>
       </w:r>
       <w:r>
         <w:rPr>
           <w:rFonts w:ascii="Aptos" w:hAnsi="Aptos"/>
-          <w:rPrChange w:id="14" w:author="Andrea Jenney" w:date="2026-08-12T14:34:00Z" w16du:dateUtc="2026-08-12T21:34:00Z">
-            <w:rPr/>
-          </w:rPrChange>
         </w:rPr>
         <w:t>202</w:t>
       </w:r>
       <w:r>
         <w:rPr>
           <w:rFonts w:ascii="Aptos" w:hAnsi="Aptos"/>
-          <w:rPrChange w:id="15" w:author="Andrea Jenney" w:date="2026-08-12T14:34:00Z" w16du:dateUtc="2026-08-12T21:34:00Z">
-            <w:rPr/>
-          </w:rPrChange>
         </w:rPr>
         <w:t>3</w:t>
       </w:r>
       <w:r>
         <w:rPr>
           <w:rFonts w:ascii="Aptos" w:hAnsi="Aptos"/>
-          <w:rPrChange w:id="16" w:author="Andrea Jenney" w:date="2026-08-12T14:34:00Z" w16du:dateUtc="2026-08-12T21:34:00Z">
-            <w:rPr/>
-          </w:rPrChange>
         </w:rPr>
         <w:t>; Webb and Lock, 2013;</w:t>
       </w:r>
       <w:r>
         <w:rPr>
           <w:rFonts w:ascii="Aptos" w:hAnsi="Aptos"/>
-          <w:rPrChange w:id="17" w:author="Andrea Jenney" w:date="2026-08-12T14:34:00Z" w16du:dateUtc="2026-08-12T21:34:00Z">
-            <w:rPr/>
-          </w:rPrChange>
         </w:rPr>
         <w:t xml:space="preserve"> Webb </w:t>
       </w:r>
       <w:r>
         <w:rPr>
           <w:rFonts w:ascii="Aptos" w:hAnsi="Aptos"/>
-          <w:rPrChange w:id="18" w:author="Andrea Jenney" w:date="2026-08-12T14:34:00Z" w16du:dateUtc="2026-08-12T21:34:00Z">
-            <w:rPr/>
-          </w:rPrChange>
         </w:rPr>
         <w:t xml:space="preserve">et al. </w:t>
       </w:r>
       <w:r>
         <w:rPr>
           <w:rFonts w:ascii="Aptos" w:hAnsi="Aptos"/>
-          <w:rPrChange w:id="19" w:author="Andrea Jenney" w:date="2026-08-12T14:34:00Z" w16du:dateUtc="2026-08-12T21:34:00Z">
-            <w:rPr/>
-          </w:rPrChange>
         </w:rPr>
         <w:t>2017</w:t>
       </w:r>
       <w:r>
         <w:rPr>
           <w:rFonts w:ascii="Aptos" w:hAnsi="Aptos"/>
-          <w:rPrChange w:id="20" w:author="Andrea Jenney" w:date="2026-08-12T14:34:00Z" w16du:dateUtc="2026-08-12T21:34:00Z">
-            <w:rPr/>
-          </w:rPrChange>
         </w:rPr>
         <w:t xml:space="preserve">, Jin et al. 2026). </w:t>
       </w:r>
-      <w:del w:id="21" w:author="Andrea Jenney" w:date="2026-08-06T16:56:00Z" w16du:dateUtc="2026-08-06T16:56:27Z">
-        <w:r>
-          <w:rPr>
-            <w:rFonts w:ascii="Aptos" w:hAnsi="Aptos"/>
-          </w:rPr>
-          <w:delText>V</w:delText>
-        </w:r>
-        <w:r>
-          <w:rPr>
-            <w:rFonts w:ascii="Aptos" w:hAnsi="Aptos"/>
-          </w:rPr>
-          <w:delText>ari</w:delText>
-        </w:r>
-        <w:r>
-          <w:rPr>
-            <w:rFonts w:ascii="Aptos" w:hAnsi="Aptos"/>
-          </w:rPr>
-          <w:delText>ety</w:delText>
-        </w:r>
-        <w:r>
-          <w:rPr>
-            <w:rFonts w:ascii="Aptos" w:hAnsi="Aptos"/>
-          </w:rPr>
-          <w:delText xml:space="preserve"> of </w:delText>
-        </w:r>
-        <w:r>
-          <w:rPr>
-            <w:rFonts w:ascii="Aptos" w:hAnsi="Aptos"/>
-          </w:rPr>
-          <w:delText>t</w:delText>
-        </w:r>
-      </w:del>
-      <w:ins w:id="22" w:author="Andrea Jenney" w:date="2026-08-06T16:56:00Z" w16du:dateUtc="2026-08-06T16:56:27Z">
-        <w:r>
-          <w:rPr>
-            <w:rFonts w:ascii="Aptos" w:hAnsi="Aptos"/>
-          </w:rPr>
-          <w:t>T</w:t>
-        </w:r>
-      </w:ins>
-      <w:ins w:id="23" w:author="Andrea Jenney" w:date="2026-08-12T14:34:00Z" w16du:dateUtc="2026-08-12T21:34:00Z">
-        <w:r>
-          <w:rPr>
-            <w:rFonts w:ascii="Aptos" w:hAnsi="Aptos"/>
-          </w:rPr>
-          <w:t>his</w:t>
-        </w:r>
-      </w:ins>
-      <w:del w:id="24" w:author="Andrea Jenney" w:date="2026-08-12T14:34:00Z" w16du:dateUtc="2026-08-12T21:34:00Z">
-        <w:r>
-          <w:rPr>
-            <w:rFonts w:ascii="Aptos" w:hAnsi="Aptos"/>
-          </w:rPr>
-          <w:delText>this</w:delText>
-        </w:r>
-      </w:del>
+      <w:r>
+        <w:rPr>
+          <w:rFonts w:ascii="Aptos" w:hAnsi="Aptos"/>
+        </w:rPr>
+        <w:t>This</w:t>
+      </w:r>
       <w:r>
         <w:rPr>
           <w:rFonts w:ascii="Aptos" w:hAnsi="Aptos"/>
@@ -1200,21 +1073,25 @@
         </w:rPr>
         <w:t xml:space="preserve"> feedback</w:t>
       </w:r>
-      <w:ins w:id="25" w:author="Andrea Jenney" w:date="2026-08-06T16:56:00Z" w16du:dateUtc="2026-08-06T16:56:33Z">
-        <w:r>
-          <w:rPr>
-            <w:rFonts w:ascii="Aptos" w:hAnsi="Aptos"/>
-          </w:rPr>
-          <w:t xml:space="preserve"> </w:t>
-        </w:r>
-        <w:r>
-          <w:rPr>
-            <w:rFonts w:ascii="Aptos" w:hAnsi="Aptos"/>
-          </w:rPr>
-          <w:t>varies</w:t>
-        </w:r>
-      </w:ins>
-      <w:ins w:id="26" w:author="Andrea Jenney" w:date="2026-08-12T14:34:00Z" w16du:dateUtc="2026-08-12T21:34:00Z">
+      <w:r>
+        <w:rPr>
+          <w:rFonts w:ascii="Aptos" w:hAnsi="Aptos"/>
+        </w:rPr>
+        <w:t xml:space="preserve"> </w:t>
+      </w:r>
+      <w:r>
+        <w:rPr>
+          <w:rFonts w:ascii="Aptos" w:hAnsi="Aptos"/>
+        </w:rPr>
+        <w:t>varies a</w:t>
+      </w:r>
+      <w:r>
+        <w:rPr>
+          <w:rFonts w:ascii="Aptos" w:hAnsi="Aptos"/>
+        </w:rPr>
+        <w:t>mong</w:t>
+      </w:r>
+      <w:ins w:id="3" w:author="Andrea Jenney" w:date="2026-08-06T16:56:00Z" w16du:dateUtc="2026-08-06T16:56:45Z">
         <w:r>
           <w:rPr>
             <w:rFonts w:ascii="Aptos" w:hAnsi="Aptos"/>
@@ -1222,181 +1099,61 @@
           <w:t xml:space="preserve"> </w:t>
         </w:r>
       </w:ins>
-      <w:del w:id="27" w:author="Andrea Jenney" w:date="2026-08-06T16:56:00Z" w16du:dateUtc="2026-08-06T16:56:43Z">
-        <w:r>
-          <w:rPr>
-            <w:rFonts w:ascii="Aptos" w:hAnsi="Aptos"/>
-          </w:rPr>
-          <w:delText xml:space="preserve">among </w:delText>
-        </w:r>
-      </w:del>
-      <w:ins w:id="28" w:author="Andrea Jenney" w:date="2026-08-06T16:56:00Z" w16du:dateUtc="2026-08-06T16:56:45Z">
-        <w:r>
-          <w:rPr>
-            <w:rFonts w:ascii="Aptos" w:hAnsi="Aptos"/>
-          </w:rPr>
-          <w:t xml:space="preserve">across </w:t>
-        </w:r>
-      </w:ins>
       <w:r>
         <w:rPr>
           <w:rFonts w:ascii="Aptos" w:hAnsi="Aptos"/>
         </w:rPr>
         <w:t>models</w:t>
       </w:r>
-      <w:ins w:id="29" w:author="Andrea Jenney" w:date="2026-08-06T16:56:00Z" w16du:dateUtc="2026-08-06T16:56:49Z">
-        <w:r>
-          <w:rPr>
-            <w:rFonts w:ascii="Aptos" w:hAnsi="Aptos"/>
-          </w:rPr>
-          <w:t>,</w:t>
-        </w:r>
-      </w:ins>
-      <w:ins w:id="30" w:author="Andrea Jenney" w:date="2026-08-12T14:34:00Z" w16du:dateUtc="2026-08-12T21:34:00Z">
-        <w:r>
-          <w:rPr>
-            <w:rFonts w:ascii="Aptos" w:hAnsi="Aptos"/>
-          </w:rPr>
-          <w:t xml:space="preserve"> widen</w:t>
-        </w:r>
-      </w:ins>
-      <w:ins w:id="31" w:author="Andrea Jenney" w:date="2026-08-06T16:56:00Z" w16du:dateUtc="2026-08-06T16:56:51Z">
-        <w:r>
-          <w:rPr>
-            <w:rFonts w:ascii="Aptos" w:hAnsi="Aptos"/>
-          </w:rPr>
-          <w:t>ing</w:t>
-        </w:r>
-      </w:ins>
-      <w:del w:id="32" w:author="Andrea Jenney" w:date="2026-08-06T16:56:00Z" w16du:dateUtc="2026-08-06T16:56:51Z">
-        <w:r>
-          <w:rPr>
-            <w:rFonts w:ascii="Aptos" w:hAnsi="Aptos"/>
-          </w:rPr>
-          <w:delText>s</w:delText>
-        </w:r>
-      </w:del>
-      <w:del w:id="33" w:author="Andrea Jenney" w:date="2026-08-12T14:34:00Z" w16du:dateUtc="2026-08-12T21:34:00Z">
-        <w:r>
-          <w:rPr>
-            <w:rFonts w:ascii="Aptos" w:hAnsi="Aptos"/>
-          </w:rPr>
-          <w:delText xml:space="preserve"> </w:delText>
-        </w:r>
-        <w:r>
-          <w:rPr>
-            <w:rFonts w:ascii="Aptos" w:hAnsi="Aptos"/>
-          </w:rPr>
-          <w:delText>widens</w:delText>
-        </w:r>
-      </w:del>
+      <w:r>
+        <w:rPr>
+          <w:rFonts w:ascii="Aptos" w:hAnsi="Aptos"/>
+        </w:rPr>
+        <w:t>, widening</w:t>
+      </w:r>
       <w:r>
         <w:rPr>
           <w:rFonts w:ascii="Aptos" w:hAnsi="Aptos"/>
         </w:rPr>
         <w:t xml:space="preserve"> the spread of climate model </w:t>
       </w:r>
-      <w:ins w:id="34" w:author="Andrea Jenney" w:date="2026-08-12T14:34:00Z" w16du:dateUtc="2026-08-12T21:34:00Z">
-        <w:r>
-          <w:rPr>
-            <w:rFonts w:ascii="Aptos" w:hAnsi="Aptos"/>
-          </w:rPr>
-          <w:t>project</w:t>
-        </w:r>
-      </w:ins>
-      <w:ins w:id="35" w:author="Andrea Jenney" w:date="2026-08-06T16:58:00Z" w16du:dateUtc="2026-08-06T16:58:44Z">
-        <w:r>
-          <w:rPr>
-            <w:rFonts w:ascii="Aptos" w:hAnsi="Aptos"/>
-          </w:rPr>
-          <w:t>ed</w:t>
-        </w:r>
-      </w:ins>
-      <w:del w:id="36" w:author="Andrea Jenney" w:date="2026-08-06T16:58:00Z" w16du:dateUtc="2026-08-06T16:58:49Z">
-        <w:r>
-          <w:rPr>
-            <w:rFonts w:ascii="Aptos" w:hAnsi="Aptos"/>
-          </w:rPr>
-          <w:delText>ions</w:delText>
-        </w:r>
-      </w:del>
-      <w:del w:id="37" w:author="Andrea Jenney" w:date="2026-08-12T14:34:00Z" w16du:dateUtc="2026-08-12T21:34:00Z">
-        <w:r>
-          <w:rPr>
-            <w:rFonts w:ascii="Aptos" w:hAnsi="Aptos"/>
-          </w:rPr>
-          <w:delText>projections</w:delText>
-        </w:r>
-      </w:del>
-      <w:del w:id="38" w:author="Andrea Jenney" w:date="2026-08-06T16:58:00Z" w16du:dateUtc="2026-08-06T16:58:49Z">
-        <w:r>
-          <w:rPr>
-            <w:rFonts w:ascii="Aptos" w:hAnsi="Aptos"/>
-          </w:rPr>
-          <w:delText xml:space="preserve"> of the</w:delText>
-        </w:r>
-      </w:del>
+      <w:r>
+        <w:rPr>
+          <w:rFonts w:ascii="Aptos" w:hAnsi="Aptos"/>
+        </w:rPr>
+        <w:t>projected</w:t>
+      </w:r>
+      <w:r>
+        <w:rPr>
+          <w:rFonts w:ascii="Aptos" w:hAnsi="Aptos"/>
+        </w:rPr>
+        <w:t xml:space="preserve"> temperature </w:t>
+      </w:r>
+      <w:r>
+        <w:rPr>
+          <w:rFonts w:ascii="Aptos" w:hAnsi="Aptos"/>
+        </w:rPr>
+        <w:t xml:space="preserve">sensitivity </w:t>
+      </w:r>
+      <w:r>
+        <w:rPr>
+          <w:rFonts w:ascii="Aptos" w:hAnsi="Aptos"/>
+        </w:rPr>
+        <w:t>to CO</w:t>
+      </w:r>
+      <w:r>
+        <w:rPr>
+          <w:rFonts w:ascii="Aptos" w:hAnsi="Aptos"/>
+          <w:vertAlign w:val="subscript"/>
+        </w:rPr>
+        <w:t>2</w:t>
+      </w:r>
       <w:r>
         <w:rPr>
           <w:rFonts w:ascii="Aptos" w:hAnsi="Aptos"/>
         </w:rPr>
         <w:t xml:space="preserve"> </w:t>
       </w:r>
-      <w:del w:id="39" w:author="Andrea Jenney" w:date="2026-08-06T16:58:00Z" w16du:dateUtc="2026-08-06T16:58:53Z">
-        <w:r>
-          <w:rPr>
-            <w:rFonts w:ascii="Aptos" w:hAnsi="Aptos"/>
-          </w:rPr>
-          <w:delText xml:space="preserve">sensitivity </w:delText>
-        </w:r>
-        <w:r>
-          <w:rPr>
-            <w:rFonts w:ascii="Aptos" w:hAnsi="Aptos"/>
-          </w:rPr>
-          <w:delText xml:space="preserve">of </w:delText>
-        </w:r>
-      </w:del>
-      <w:ins w:id="40" w:author="Andrea Jenney" w:date="2026-08-06T16:58:00Z" w16du:dateUtc="2026-08-06T16:58:54Z">
-        <w:r>
-          <w:rPr>
-            <w:rFonts w:ascii="Aptos" w:hAnsi="Aptos"/>
-          </w:rPr>
-          <w:t xml:space="preserve"> </w:t>
-        </w:r>
-      </w:ins>
-      <w:r>
-        <w:rPr>
-          <w:rFonts w:ascii="Aptos" w:hAnsi="Aptos"/>
-        </w:rPr>
-        <w:t xml:space="preserve">temperature </w:t>
-      </w:r>
-      <w:ins w:id="41" w:author="Andrea Jenney" w:date="2026-08-06T16:58:00Z" w16du:dateUtc="2026-08-06T16:58:57Z">
-        <w:r>
-          <w:rPr>
-            <w:rFonts w:ascii="Aptos" w:hAnsi="Aptos"/>
-          </w:rPr>
-          <w:t xml:space="preserve">sensitivity </w:t>
-        </w:r>
-      </w:ins>
-      <w:r>
-        <w:rPr>
-          <w:rFonts w:ascii="Aptos" w:hAnsi="Aptos"/>
-        </w:rPr>
-        <w:t>to CO</w:t>
-      </w:r>
-      <w:r>
-        <w:rPr>
-          <w:rFonts w:ascii="Aptos" w:hAnsi="Aptos"/>
-          <w:vertAlign w:val="subscript"/>
-        </w:rPr>
-        <w:t>2</w:t>
-      </w:r>
-      <w:r>
-        <w:rPr>
-          <w:rFonts w:ascii="Aptos" w:hAnsi="Aptos"/>
-        </w:rPr>
-        <w:t xml:space="preserve"> </w:t>
-      </w:r>
       <w:r>
         <w:rPr>
           <w:rFonts w:ascii="Aptos" w:hAnsi="Aptos"/>
@@ -1413,13 +1170,7 @@
         <w:rPr>
           <w:rFonts w:ascii="Aptos" w:hAnsi="Aptos"/>
         </w:rPr>
-        <w:t>5</w:t>
-      </w:r>
-      <w:r>
-        <w:rPr>
-          <w:rFonts w:ascii="Aptos" w:hAnsi="Aptos"/>
-        </w:rPr>
-        <w:t xml:space="preserve">; </w:t>
+        <w:t xml:space="preserve">5; </w:t>
       </w:r>
       <w:r>
         <w:rPr>
@@ -1445,14 +1196,14 @@
         </w:rPr>
         <w:t>6</w:t>
       </w:r>
-      <w:commentRangeStart w:id="42"/>
+      <w:commentRangeStart w:id="4"/>
       <w:r>
         <w:rPr>
           <w:rFonts w:ascii="Aptos" w:hAnsi="Aptos"/>
         </w:rPr>
         <w:t>).</w:t>
       </w:r>
-      <w:commentRangeEnd w:id="42"/>
+      <w:commentRangeEnd w:id="4"/>
       <w:r>
         <w:rPr>
           <w:rStyle w:val="CommentReference"/>
@@ -1460,7 +1211,7 @@
           <w:sz w:val="24"/>
           <w:szCs w:val="24"/>
         </w:rPr>
-        <w:commentReference w:id="42"/>
+        <w:commentReference w:id="4"/>
       </w:r>
     </w:p>
     <w:p>
@@ -1474,7 +1225,7 @@
       <w:r>
         <w:t>ow cloud</w:t>
       </w:r>
-      <w:ins w:id="43" w:author="Andrea Jenney" w:date="2026-08-06T17:00:00Z" w16du:dateUtc="2026-08-06T17:00:48Z">
+      <w:ins w:id="5" w:author="Andrea Jenney" w:date="2026-08-06T17:00:00Z" w16du:dateUtc="2026-08-06T17:00:48Z">
         <w:r>
           <w:t xml:space="preserve"> amount</w:t>
         </w:r>
@@ -1594,10 +1345,28 @@
         <w:pStyle w:val="FirstParagraph"/>
       </w:pPr>
       <w:r>
-        <w:t xml:space="preserve">In the winter northeastern tropical Pacific, </w:t>
-      </w:r>
-      <w:r>
-        <w:t xml:space="preserve">EUREC4A airborne lidar and radar </w:t>
+        <w:t xml:space="preserve">In </w:t>
+      </w:r>
+      <w:r>
+        <w:t xml:space="preserve">the </w:t>
+      </w:r>
+      <w:r>
+        <w:t>north</w:t>
+      </w:r>
+      <w:r>
+        <w:t>ern</w:t>
+      </w:r>
+      <w:r>
+        <w:t xml:space="preserve"> tropical </w:t>
+      </w:r>
+      <w:r>
+        <w:t>Atlantic in Jan-Feb 2020</w:t>
+      </w:r>
+      <w:r>
+        <w:t xml:space="preserve">, </w:t>
+      </w:r>
+      <w:r>
+        <w:t xml:space="preserve">airborne lidar and radar </w:t>
       </w:r>
       <w:r>
         <w:t xml:space="preserve">observed </w:t>
@@ -1626,8 +1395,8 @@
       <w:r>
         <w:t xml:space="preserve">. </w:t>
       </w:r>
-      <w:commentRangeStart w:id="44"/>
-      <w:commentRangeStart w:id="45"/>
+      <w:commentRangeStart w:id="6"/>
+      <w:commentRangeStart w:id="7"/>
       <w:r>
         <w:t>Satellite albedo from GOES shows</w:t>
       </w:r>
@@ -1670,23 +1439,23 @@
       <w:r>
         <w:t>).</w:t>
       </w:r>
-      <w:commentRangeEnd w:id="44"/>
+      <w:commentRangeEnd w:id="6"/>
       <w:r>
         <w:rPr>
           <w:rStyle w:val="CommentReference"/>
           <w:sz w:val="24"/>
           <w:szCs w:val="24"/>
         </w:rPr>
-        <w:commentReference w:id="44"/>
-      </w:r>
-      <w:commentRangeEnd w:id="45"/>
+        <w:commentReference w:id="6"/>
+      </w:r>
+      <w:commentRangeEnd w:id="7"/>
       <w:r>
         <w:rPr>
           <w:rStyle w:val="CommentReference"/>
           <w:sz w:val="24"/>
           <w:szCs w:val="24"/>
         </w:rPr>
-        <w:commentReference w:id="45"/>
+        <w:commentReference w:id="7"/>
       </w:r>
       <w:r>
         <w:t xml:space="preserve"> </w:t>
@@ -1694,28 +1463,34 @@
       <w:r>
         <w:t>CMIP6 control simulations tend to have fewer and optically thicker clouds than observed over the northern tropical Atlantic in January-Februar</w:t>
       </w:r>
-      <w:commentRangeStart w:id="46"/>
-      <w:commentRangeStart w:id="47"/>
-      <w:r>
-        <w:t>y (Fig. ALLCOSP)</w:t>
-      </w:r>
-      <w:commentRangeEnd w:id="46"/>
+      <w:commentRangeStart w:id="8"/>
+      <w:commentRangeStart w:id="9"/>
+      <w:r>
+        <w:t>y (</w:t>
+      </w:r>
+      <w:r>
+        <w:t xml:space="preserve">Methods </w:t>
+      </w:r>
+      <w:r>
+        <w:t>Fig. ALLCOSP)</w:t>
+      </w:r>
+      <w:commentRangeEnd w:id="8"/>
       <w:r>
         <w:rPr>
           <w:rStyle w:val="CommentReference"/>
           <w:sz w:val="24"/>
           <w:szCs w:val="24"/>
         </w:rPr>
-        <w:commentReference w:id="46"/>
-      </w:r>
-      <w:commentRangeEnd w:id="47"/>
+        <w:commentReference w:id="8"/>
+      </w:r>
+      <w:commentRangeEnd w:id="9"/>
       <w:r>
         <w:rPr>
           <w:rStyle w:val="CommentReference"/>
           <w:sz w:val="24"/>
           <w:szCs w:val="24"/>
         </w:rPr>
-        <w:commentReference w:id="47"/>
+        <w:commentReference w:id="9"/>
       </w:r>
       <w:r>
         <w:t xml:space="preserve">. </w:t>
@@ -1915,7 +1690,7 @@
           <w:rFonts w:ascii="Aptos Narrow" w:hAnsi="Aptos Narrow"/>
         </w:rPr>
       </w:pPr>
-      <w:commentRangeStart w:id="48"/>
+      <w:commentRangeStart w:id="10"/>
       <w:r>
         <w:rPr>
           <w:rFonts w:ascii="Aptos Narrow" w:hAnsi="Aptos Narrow"/>
@@ -1940,7 +1715,7 @@
         </w:rPr>
         <w:t xml:space="preserve"> </w:t>
       </w:r>
-      <w:commentRangeEnd w:id="48"/>
+      <w:commentRangeEnd w:id="10"/>
       <w:r>
         <w:rPr>
           <w:rStyle w:val="CommentReference"/>
@@ -1948,7 +1723,7 @@
           <w:sz w:val="24"/>
           <w:szCs w:val="24"/>
         </w:rPr>
-        <w:commentReference w:id="48"/>
+        <w:commentReference w:id="10"/>
       </w:r>
       <w:r>
         <w:rPr>
@@ -2034,15 +1809,15 @@
         </w:rPr>
         <w:t xml:space="preserve">Reflectance is directly observed, and </w:t>
       </w:r>
-      <w:commentRangeStart w:id="49"/>
-      <w:commentRangeStart w:id="50"/>
+      <w:commentRangeStart w:id="11"/>
+      <w:commentRangeStart w:id="12"/>
       <w:r>
         <w:rPr>
           <w:rFonts w:ascii="Aptos Narrow" w:hAnsi="Aptos Narrow"/>
         </w:rPr>
         <w:t>albedo is computed from cloud optical thickness</w:t>
       </w:r>
-      <w:commentRangeEnd w:id="49"/>
+      <w:commentRangeEnd w:id="11"/>
       <w:r>
         <w:rPr>
           <w:rStyle w:val="CommentReference"/>
@@ -2050,9 +1825,9 @@
           <w:sz w:val="24"/>
           <w:szCs w:val="24"/>
         </w:rPr>
-        <w:commentReference w:id="49"/>
-      </w:r>
-      <w:commentRangeEnd w:id="50"/>
+        <w:commentReference w:id="11"/>
+      </w:r>
+      <w:commentRangeEnd w:id="12"/>
       <w:r>
         <w:rPr>
           <w:rStyle w:val="CommentReference"/>
@@ -2060,7 +1835,7 @@
           <w:sz w:val="24"/>
           <w:szCs w:val="24"/>
         </w:rPr>
-        <w:commentReference w:id="50"/>
+        <w:commentReference w:id="12"/>
       </w:r>
       <w:r>
         <w:rPr>
@@ -2164,7 +1939,7 @@
         </w:rPr>
         <w:t>Shortwave cloud radiative effect is proportional to c</w:t>
       </w:r>
-      <w:commentRangeStart w:id="51"/>
+      <w:commentRangeStart w:id="13"/>
       <w:r>
         <w:rPr>
           <w:rFonts w:ascii="Aptos Narrow" w:hAnsi="Aptos Narrow"/>
@@ -2183,7 +1958,7 @@
         </w:rPr>
         <w:t xml:space="preserve"> </w:t>
       </w:r>
-      <w:commentRangeEnd w:id="51"/>
+      <w:commentRangeEnd w:id="13"/>
       <w:r>
         <w:rPr>
           <w:rStyle w:val="CommentReference"/>
@@ -2191,7 +1966,7 @@
           <w:sz w:val="24"/>
           <w:szCs w:val="24"/>
         </w:rPr>
-        <w:commentReference w:id="51"/>
+        <w:commentReference w:id="13"/>
       </w:r>
       <w:r>
         <w:rPr>
@@ -2399,21 +2174,67 @@
         <w:rPr>
           <w:rFonts w:ascii="Aptos Narrow" w:eastAsiaTheme="minorEastAsia" w:hAnsi="Aptos Narrow" w:cs="Times New Roman"/>
         </w:rPr>
-        <w:t xml:space="preserve"> moisture sink rates </w:t>
-      </w:r>
-      <m:oMath>
-        <m:r>
-          <w:rPr>
-            <w:rFonts w:ascii="Cambria Math" w:eastAsiaTheme="minorEastAsia" w:hAnsi="Cambria Math" w:cs="Times New Roman"/>
-          </w:rPr>
-          <m:t>ϵ+α</m:t>
-        </m:r>
-      </m:oMath>
+        <w:t xml:space="preserve"> </w:t>
+      </w:r>
       <w:r>
         <w:rPr>
           <w:rFonts w:ascii="Aptos Narrow" w:eastAsiaTheme="minorEastAsia" w:hAnsi="Aptos Narrow" w:cs="Times New Roman"/>
         </w:rPr>
-        <w:t xml:space="preserve"> (entrainment and autoconversion coefficients, km</w:t>
+        <w:t xml:space="preserve">(entrainment </w:t>
+      </w:r>
+      <w:r>
+        <w:rPr>
+          <w:rFonts w:ascii="Aptos Narrow" w:eastAsiaTheme="minorEastAsia" w:hAnsi="Aptos Narrow" w:cs="Times New Roman"/>
+        </w:rPr>
+        <w:t>+</w:t>
+      </w:r>
+      <w:r>
+        <w:rPr>
+          <w:rFonts w:ascii="Aptos Narrow" w:eastAsiaTheme="minorEastAsia" w:hAnsi="Aptos Narrow" w:cs="Times New Roman"/>
+        </w:rPr>
+        <w:t xml:space="preserve"> autoconversion</w:t>
+      </w:r>
+      <w:r>
+        <w:rPr>
+          <w:rFonts w:ascii="Aptos Narrow" w:eastAsiaTheme="minorEastAsia" w:hAnsi="Aptos Narrow" w:cs="Times New Roman"/>
+        </w:rPr>
+        <w:t>)</w:t>
+      </w:r>
+      <w:r>
+        <w:rPr>
+          <w:rFonts w:ascii="Aptos Narrow" w:eastAsiaTheme="minorEastAsia" w:hAnsi="Aptos Narrow" w:cs="Times New Roman"/>
+        </w:rPr>
+        <w:t xml:space="preserve"> </w:t>
+      </w:r>
+      <w:r>
+        <w:rPr>
+          <w:rFonts w:ascii="Aptos Narrow" w:eastAsiaTheme="minorEastAsia" w:hAnsi="Aptos Narrow" w:cs="Times New Roman"/>
+        </w:rPr>
+        <w:t xml:space="preserve">moisture </w:t>
+      </w:r>
+      <w:r>
+        <w:rPr>
+          <w:rFonts w:ascii="Aptos Narrow" w:eastAsiaTheme="minorEastAsia" w:hAnsi="Aptos Narrow" w:cs="Times New Roman"/>
+        </w:rPr>
+        <w:t>sink</w:t>
+      </w:r>
+      <w:r>
+        <w:rPr>
+          <w:rFonts w:ascii="Aptos Narrow" w:eastAsiaTheme="minorEastAsia" w:hAnsi="Aptos Narrow" w:cs="Times New Roman"/>
+        </w:rPr>
+        <w:t xml:space="preserve"> </w:t>
+      </w:r>
+      <w:r>
+        <w:rPr>
+          <w:rFonts w:ascii="Aptos Narrow" w:eastAsiaTheme="minorEastAsia" w:hAnsi="Aptos Narrow" w:cs="Times New Roman"/>
+        </w:rPr>
+        <w:t>rate (</w:t>
+      </w:r>
+      <w:r>
+        <w:rPr>
+          <w:rFonts w:ascii="Aptos Narrow" w:eastAsiaTheme="minorEastAsia" w:hAnsi="Aptos Narrow" w:cs="Times New Roman"/>
+        </w:rPr>
+        <w:t>km</w:t>
       </w:r>
       <w:r>
         <w:rPr>
@@ -2607,36 +2428,18 @@
         </w:rPr>
         <w:t>ield observations (Stevens et al. 2021; George et al. 2022) show</w:t>
       </w:r>
-      <w:ins w:id="52" w:author="Andrea Jenney" w:date="2026-08-12T14:34:00Z" w16du:dateUtc="2026-08-12T21:34:00Z">
-        <w:r>
-          <w:rPr>
-            <w:rFonts w:ascii="Aptos" w:hAnsi="Aptos"/>
-          </w:rPr>
-          <w:t xml:space="preserve"> </w:t>
-        </w:r>
-      </w:ins>
-      <w:ins w:id="53" w:author="Andrea Jenney" w:date="2026-08-06T17:12:00Z" w16du:dateUtc="2026-08-06T17:12:56Z">
-        <w:r>
-          <w:rPr>
-            <w:rFonts w:ascii="Aptos" w:hAnsi="Aptos"/>
-          </w:rPr>
-          <w:t>trade</w:t>
-        </w:r>
-      </w:ins>
-      <w:ins w:id="54" w:author="Andrea Jenney" w:date="2026-08-06T17:13:00Z" w16du:dateUtc="2026-08-06T17:13:07Z">
-        <w:r>
-          <w:rPr>
-            <w:rFonts w:ascii="Aptos" w:hAnsi="Aptos"/>
-          </w:rPr>
-          <w:t>wind shallow cumulus</w:t>
-        </w:r>
-        <w:r>
-          <w:rPr>
-            <w:rFonts w:ascii="Aptos" w:hAnsi="Aptos"/>
-          </w:rPr>
-          <w:t xml:space="preserve"> </w:t>
-        </w:r>
-      </w:ins>
+      <w:r>
+        <w:rPr>
+          <w:rFonts w:ascii="Aptos" w:hAnsi="Aptos"/>
+        </w:rPr>
+        <w:t xml:space="preserve"> tradewind shallow cumulus</w:t>
+      </w:r>
+      <w:r>
+        <w:rPr>
+          <w:rFonts w:ascii="Aptos" w:hAnsi="Aptos"/>
+        </w:rPr>
+        <w:t xml:space="preserve"> </w:t>
+      </w:r>
       <w:r>
         <w:rPr>
           <w:rFonts w:ascii="Aptos" w:hAnsi="Aptos"/>
@@ -2892,11 +2695,9 @@
       <w:r>
         <w:t xml:space="preserve">circulation slows </w:t>
       </w:r>
-      <w:ins w:id="55" w:author="Andrea Jenney" w:date="2026-08-06T17:14:00Z" w16du:dateUtc="2026-08-06T17:14:37Z">
-        <w:r>
-          <w:t xml:space="preserve">approximately </w:t>
-        </w:r>
-      </w:ins>
+      <w:r>
+        <w:t xml:space="preserve">approximately </w:t>
+      </w:r>
       <w:r>
         <w:t>–</w:t>
       </w:r>
@@ -3766,32 +3567,12 @@
           </w:rPr>
           <m:t>M=C</m:t>
         </m:r>
-        <m:sSub>
-          <m:sSubPr>
-            <m:ctrlPr>
-              <w:rPr>
-                <w:rFonts w:ascii="Cambria Math" w:eastAsiaTheme="minorEastAsia" w:hAnsi="Cambria Math"/>
-                <w:i/>
-              </w:rPr>
-            </m:ctrlPr>
-          </m:sSubPr>
-          <m:e>
-            <m:r>
-              <w:rPr>
-                <w:rFonts w:ascii="Cambria Math" w:eastAsiaTheme="minorEastAsia" w:hAnsi="Cambria Math"/>
-              </w:rPr>
-              <m:t>w</m:t>
-            </m:r>
-          </m:e>
-          <m:sub>
-            <m:r>
-              <w:rPr>
-                <w:rFonts w:ascii="Cambria Math" w:eastAsiaTheme="minorEastAsia" w:hAnsi="Cambria Math"/>
-              </w:rPr>
-              <m:t>c</m:t>
-            </m:r>
-          </m:sub>
-        </m:sSub>
+        <m:r>
+          <w:rPr>
+            <w:rFonts w:ascii="Cambria Math" w:eastAsiaTheme="minorEastAsia" w:hAnsi="Cambria Math"/>
+          </w:rPr>
+          <m:t>w</m:t>
+        </m:r>
       </m:oMath>
       <w:r>
         <w:rPr>
@@ -3800,32 +3581,12 @@
         <w:t xml:space="preserve">, where </w:t>
       </w:r>
       <m:oMath>
-        <m:sSub>
-          <m:sSubPr>
-            <m:ctrlPr>
-              <w:rPr>
-                <w:rFonts w:ascii="Cambria Math" w:eastAsiaTheme="minorEastAsia" w:hAnsi="Cambria Math"/>
-                <w:i/>
-              </w:rPr>
-            </m:ctrlPr>
-          </m:sSubPr>
-          <m:e>
-            <m:r>
-              <w:rPr>
-                <w:rFonts w:ascii="Cambria Math" w:eastAsiaTheme="minorEastAsia" w:hAnsi="Cambria Math"/>
-              </w:rPr>
-              <m:t>w</m:t>
-            </m:r>
-          </m:e>
-          <m:sub>
-            <m:r>
-              <w:rPr>
-                <w:rFonts w:ascii="Cambria Math" w:eastAsiaTheme="minorEastAsia" w:hAnsi="Cambria Math"/>
-              </w:rPr>
-              <m:t>c</m:t>
-            </m:r>
-          </m:sub>
-        </m:sSub>
+        <m:r>
+          <w:rPr>
+            <w:rFonts w:ascii="Cambria Math" w:eastAsiaTheme="minorEastAsia" w:hAnsi="Cambria Math"/>
+          </w:rPr>
+          <m:t>w</m:t>
+        </m:r>
       </m:oMath>
       <w:r>
         <w:rPr>
@@ -3880,6 +3641,8 @@
       <w:r>
         <w:rPr>
           <w:rFonts w:eastAsiaTheme="minorEastAsia"/>
+          <w:i/>
+          <w:iCs/>
         </w:rPr>
         <w:t>r</w:t>
       </w:r>
@@ -3908,13 +3671,13 @@
           </w:rPr>
           <m:t>C</m:t>
         </m:r>
+        <m:r>
+          <w:rPr>
+            <w:rFonts w:ascii="Cambria Math" w:eastAsiaTheme="minorEastAsia" w:hAnsi="Cambria Math"/>
+          </w:rPr>
+          <m:t xml:space="preserve"> </m:t>
+        </m:r>
       </m:oMath>
-      <w:r>
-        <w:rPr>
-          <w:rFonts w:eastAsiaTheme="minorEastAsia"/>
-        </w:rPr>
-        <w:t xml:space="preserve"> </w:t>
-      </w:r>
       <w:r>
         <w:rPr>
           <w:rFonts w:eastAsiaTheme="minorEastAsia"/>
@@ -4059,7 +3822,25 @@
         <w:rPr>
           <w:rFonts w:eastAsiaTheme="minorEastAsia"/>
         </w:rPr>
-        <w:t>the area-averaged</w:t>
+        <w:t xml:space="preserve">the </w:t>
+      </w:r>
+      <w:r>
+        <w:rPr>
+          <w:rFonts w:eastAsiaTheme="minorEastAsia"/>
+        </w:rPr>
+        <w:t xml:space="preserve">pixel- or </w:t>
+      </w:r>
+      <w:r>
+        <w:rPr>
+          <w:rFonts w:eastAsiaTheme="minorEastAsia"/>
+        </w:rPr>
+        <w:t>scene</w:t>
+      </w:r>
+      <w:r>
+        <w:rPr>
+          <w:rFonts w:eastAsiaTheme="minorEastAsia"/>
+        </w:rPr>
+        <w:t>-averaged</w:t>
       </w:r>
       <w:r>
         <w:rPr>
@@ -4067,15 +3848,15 @@
         </w:rPr>
         <w:t xml:space="preserve"> </w:t>
       </w:r>
-      <w:commentRangeStart w:id="56"/>
-      <w:commentRangeStart w:id="57"/>
+      <w:commentRangeStart w:id="14"/>
+      <w:commentRangeStart w:id="15"/>
       <w:r>
         <w:rPr>
           <w:rFonts w:eastAsiaTheme="minorEastAsia"/>
         </w:rPr>
         <w:t>albedo</w:t>
       </w:r>
-      <w:commentRangeEnd w:id="56"/>
+      <w:commentRangeEnd w:id="14"/>
       <w:r>
         <w:rPr>
           <w:rStyle w:val="CommentReference"/>
@@ -4083,9 +3864,9 @@
           <w:sz w:val="24"/>
           <w:szCs w:val="24"/>
         </w:rPr>
-        <w:commentReference w:id="56"/>
-      </w:r>
-      <w:commentRangeEnd w:id="57"/>
+        <w:commentReference w:id="14"/>
+      </w:r>
+      <w:commentRangeEnd w:id="15"/>
       <w:r>
         <w:rPr>
           <w:rStyle w:val="CommentReference"/>
@@ -4093,7 +3874,7 @@
           <w:sz w:val="24"/>
           <w:szCs w:val="24"/>
         </w:rPr>
-        <w:commentReference w:id="57"/>
+        <w:commentReference w:id="15"/>
       </w:r>
       <w:r>
         <w:rPr>
@@ -4108,175 +3889,135 @@
         <w:t xml:space="preserve">due to clouds </w:t>
       </w:r>
       <m:oMath>
-        <m:sSub>
-          <m:sSubPr>
-            <m:ctrlPr>
-              <w:rPr>
-                <w:rFonts w:ascii="Cambria Math" w:eastAsiaTheme="minorEastAsia" w:hAnsi="Cambria Math"/>
-                <w:i/>
-              </w:rPr>
-            </m:ctrlPr>
-          </m:sSubPr>
-          <m:e>
-            <m:r>
-              <w:rPr>
-                <w:rFonts w:ascii="Cambria Math" w:eastAsiaTheme="minorEastAsia" w:hAnsi="Cambria Math"/>
-              </w:rPr>
-              <m:t>A</m:t>
-            </m:r>
-          </m:e>
-          <m:sub>
-            <m:r>
-              <w:rPr>
-                <w:rFonts w:ascii="Cambria Math" w:eastAsiaTheme="minorEastAsia" w:hAnsi="Cambria Math"/>
-              </w:rPr>
-              <m:t>c</m:t>
-            </m:r>
-          </m:sub>
-        </m:sSub>
-      </m:oMath>
-      <w:r>
-        <w:rPr>
-          <w:rFonts w:eastAsiaTheme="minorEastAsia"/>
-        </w:rPr>
-        <w:t xml:space="preserve"> </w:t>
-      </w:r>
-      <w:r>
-        <w:rPr>
-          <w:rFonts w:eastAsiaTheme="minorEastAsia"/>
-        </w:rPr>
-        <w:t xml:space="preserve">(hereafter </w:t>
-      </w:r>
-      <w:r>
-        <w:rPr>
-          <w:rFonts w:eastAsiaTheme="minorEastAsia"/>
-          <w:i/>
-          <w:iCs/>
-        </w:rPr>
-        <w:t>cloud albedo</w:t>
-      </w:r>
-      <w:r>
-        <w:rPr>
-          <w:rFonts w:eastAsiaTheme="minorEastAsia"/>
-        </w:rPr>
-        <w:t>)</w:t>
-      </w:r>
-      <w:r>
-        <w:rPr>
-          <w:rFonts w:eastAsiaTheme="minorEastAsia"/>
-          <w:i/>
-          <w:iCs/>
-        </w:rPr>
-        <w:t xml:space="preserve"> </w:t>
-      </w:r>
-      <w:r>
-        <w:rPr>
-          <w:rFonts w:eastAsiaTheme="minorEastAsia"/>
-        </w:rPr>
-        <w:t xml:space="preserve">are </w:t>
-      </w:r>
-      <w:r>
-        <w:rPr>
-          <w:rFonts w:eastAsiaTheme="minorEastAsia"/>
-        </w:rPr>
-        <w:t xml:space="preserve">attributed to </w:t>
-      </w:r>
-      <w:commentRangeStart w:id="58"/>
-      <w:commentRangeStart w:id="59"/>
-      <w:r>
-        <w:rPr>
-          <w:rFonts w:eastAsiaTheme="minorEastAsia"/>
-        </w:rPr>
-        <w:t>cloud fraction</w:t>
-      </w:r>
-      <w:r>
-        <w:rPr>
-          <w:rFonts w:eastAsiaTheme="minorEastAsia"/>
-        </w:rPr>
-        <w:t>,</w:t>
-      </w:r>
-      <w:r>
-        <w:rPr>
-          <w:rFonts w:eastAsiaTheme="minorEastAsia"/>
-        </w:rPr>
-        <w:t xml:space="preserve"> </w:t>
-      </w:r>
-      <w:r>
-        <w:rPr>
-          <w:rFonts w:eastAsiaTheme="minorEastAsia"/>
-        </w:rPr>
-        <w:t>and hence</w:t>
-      </w:r>
-      <w:r>
-        <w:rPr>
-          <w:rFonts w:eastAsiaTheme="minorEastAsia"/>
-        </w:rPr>
-        <w:t xml:space="preserve"> mass flux</w:t>
-      </w:r>
-      <w:commentRangeEnd w:id="58"/>
-      <w:r>
-        <w:rPr>
-          <w:rStyle w:val="CommentReference"/>
-          <w:rFonts w:eastAsiaTheme="minorEastAsia"/>
-          <w:sz w:val="24"/>
-          <w:szCs w:val="24"/>
-        </w:rPr>
-        <w:commentReference w:id="58"/>
-      </w:r>
-      <w:commentRangeEnd w:id="59"/>
-      <w:r>
-        <w:rPr>
-          <w:rStyle w:val="CommentReference"/>
-          <w:rFonts w:eastAsiaTheme="minorEastAsia"/>
-          <w:sz w:val="24"/>
-          <w:szCs w:val="24"/>
-        </w:rPr>
-        <w:commentReference w:id="59"/>
-      </w:r>
-      <w:r>
-        <w:rPr>
-          <w:rFonts w:eastAsiaTheme="minorEastAsia"/>
-        </w:rPr>
-        <w:t xml:space="preserve">, </w:t>
-      </w:r>
-      <m:oMath>
-        <m:sSub>
-          <m:sSubPr>
-            <m:ctrlPr>
-              <w:rPr>
-                <w:rFonts w:ascii="Cambria Math" w:eastAsiaTheme="minorEastAsia" w:hAnsi="Cambria Math"/>
-                <w:i/>
-              </w:rPr>
-            </m:ctrlPr>
-          </m:sSubPr>
-          <m:e>
-            <m:r>
-              <w:rPr>
-                <w:rFonts w:ascii="Cambria Math" w:eastAsiaTheme="minorEastAsia" w:hAnsi="Cambria Math"/>
-              </w:rPr>
-              <m:t>A</m:t>
-            </m:r>
-          </m:e>
-          <m:sub>
-            <m:r>
-              <w:rPr>
-                <w:rFonts w:ascii="Cambria Math" w:eastAsiaTheme="minorEastAsia" w:hAnsi="Cambria Math"/>
-              </w:rPr>
-              <m:t>c</m:t>
-            </m:r>
-          </m:sub>
-        </m:sSub>
         <m:r>
           <w:rPr>
             <w:rFonts w:ascii="Cambria Math" w:eastAsiaTheme="minorEastAsia" w:hAnsi="Cambria Math"/>
           </w:rPr>
-          <m:t>∝C∝M</m:t>
+          <m:t>A</m:t>
         </m:r>
       </m:oMath>
       <w:r>
         <w:rPr>
           <w:rFonts w:eastAsiaTheme="minorEastAsia"/>
         </w:rPr>
+        <w:t xml:space="preserve"> </w:t>
+      </w:r>
+      <w:r>
+        <w:rPr>
+          <w:rFonts w:eastAsiaTheme="minorEastAsia"/>
+        </w:rPr>
+        <w:t xml:space="preserve">(hereafter </w:t>
+      </w:r>
+      <w:r>
+        <w:rPr>
+          <w:rFonts w:eastAsiaTheme="minorEastAsia"/>
+          <w:i/>
+          <w:iCs/>
+        </w:rPr>
+        <w:t>cloud albedo</w:t>
+      </w:r>
+      <w:r>
+        <w:rPr>
+          <w:rFonts w:eastAsiaTheme="minorEastAsia"/>
+        </w:rPr>
+        <w:t>)</w:t>
+      </w:r>
+      <w:r>
+        <w:rPr>
+          <w:rFonts w:eastAsiaTheme="minorEastAsia"/>
+          <w:i/>
+          <w:iCs/>
+        </w:rPr>
+        <w:t xml:space="preserve"> </w:t>
+      </w:r>
+      <w:r>
+        <w:rPr>
+          <w:rFonts w:eastAsiaTheme="minorEastAsia"/>
+        </w:rPr>
+        <w:t xml:space="preserve">are </w:t>
+      </w:r>
+      <w:r>
+        <w:rPr>
+          <w:rFonts w:eastAsiaTheme="minorEastAsia"/>
+        </w:rPr>
+        <w:t>assumed proportional</w:t>
+      </w:r>
+      <w:r>
+        <w:rPr>
+          <w:rFonts w:eastAsiaTheme="minorEastAsia"/>
+        </w:rPr>
+        <w:t xml:space="preserve"> to </w:t>
+      </w:r>
+      <w:commentRangeStart w:id="16"/>
+      <w:commentRangeStart w:id="17"/>
+      <w:r>
+        <w:rPr>
+          <w:rFonts w:eastAsiaTheme="minorEastAsia"/>
+        </w:rPr>
+        <w:t>cloud fraction</w:t>
+      </w:r>
+      <w:r>
+        <w:rPr>
+          <w:rFonts w:eastAsiaTheme="minorEastAsia"/>
+        </w:rPr>
+        <w:t>,</w:t>
+      </w:r>
+      <w:r>
+        <w:rPr>
+          <w:rFonts w:eastAsiaTheme="minorEastAsia"/>
+        </w:rPr>
+        <w:t xml:space="preserve"> </w:t>
+      </w:r>
+      <w:r>
+        <w:rPr>
+          <w:rFonts w:eastAsiaTheme="minorEastAsia"/>
+        </w:rPr>
+        <w:t>and hence</w:t>
+      </w:r>
+      <w:r>
+        <w:rPr>
+          <w:rFonts w:eastAsiaTheme="minorEastAsia"/>
+        </w:rPr>
+        <w:t xml:space="preserve"> mass flux</w:t>
+      </w:r>
+      <w:commentRangeEnd w:id="16"/>
+      <w:r>
+        <w:rPr>
+          <w:rStyle w:val="CommentReference"/>
+          <w:rFonts w:eastAsiaTheme="minorEastAsia"/>
+          <w:sz w:val="24"/>
+          <w:szCs w:val="24"/>
+        </w:rPr>
+        <w:commentReference w:id="16"/>
+      </w:r>
+      <w:commentRangeEnd w:id="17"/>
+      <w:r>
+        <w:rPr>
+          <w:rStyle w:val="CommentReference"/>
+          <w:rFonts w:eastAsiaTheme="minorEastAsia"/>
+          <w:sz w:val="24"/>
+          <w:szCs w:val="24"/>
+        </w:rPr>
+        <w:commentReference w:id="17"/>
+      </w:r>
+      <w:r>
+        <w:rPr>
+          <w:rFonts w:eastAsiaTheme="minorEastAsia"/>
+        </w:rPr>
+        <w:t xml:space="preserve">, </w:t>
+      </w:r>
+      <m:oMath>
+        <m:r>
+          <w:rPr>
+            <w:rFonts w:ascii="Cambria Math" w:eastAsiaTheme="minorEastAsia" w:hAnsi="Cambria Math"/>
+          </w:rPr>
+          <m:t>C∝M</m:t>
+        </m:r>
+      </m:oMath>
+      <w:r>
+        <w:rPr>
+          <w:rFonts w:eastAsiaTheme="minorEastAsia"/>
+        </w:rPr>
         <w:t xml:space="preserve">. </w:t>
       </w:r>
       <w:r>
@@ -4319,7 +4060,19 @@
         <w:rPr>
           <w:rFonts w:eastAsiaTheme="minorEastAsia"/>
         </w:rPr>
-        <w:t>mean advection drying and produces the observed</w:t>
+        <w:t xml:space="preserve">mean advection drying and produces </w:t>
+      </w:r>
+      <w:r>
+        <w:rPr>
+          <w:rFonts w:eastAsiaTheme="minorEastAsia"/>
+        </w:rPr>
+        <w:t>an</w:t>
+      </w:r>
+      <w:r>
+        <w:rPr>
+          <w:rFonts w:eastAsiaTheme="minorEastAsia"/>
+        </w:rPr>
+        <w:t xml:space="preserve"> observed</w:t>
       </w:r>
       <w:r>
         <w:rPr>
@@ -4406,7 +4159,7 @@
         <w:rPr>
           <w:rFonts w:eastAsiaTheme="minorEastAsia"/>
         </w:rPr>
-        <w:t xml:space="preserve">GOES scene-mean cloud albedo </w:t>
+        <w:t xml:space="preserve">GOES  cloud albedo </w:t>
       </w:r>
       <w:r>
         <w:rPr>
@@ -4415,38 +4168,80 @@
         <w:softHyphen/>
       </w:r>
       <m:oMath>
-        <m:sSub>
-          <m:sSubPr>
-            <m:ctrlPr>
-              <w:rPr>
-                <w:rFonts w:ascii="Cambria Math" w:eastAsiaTheme="minorEastAsia" w:hAnsi="Cambria Math"/>
-                <w:i/>
-              </w:rPr>
-            </m:ctrlPr>
-          </m:sSubPr>
-          <m:e>
-            <m:r>
-              <w:rPr>
-                <w:rFonts w:ascii="Cambria Math" w:eastAsiaTheme="minorEastAsia" w:hAnsi="Cambria Math"/>
-              </w:rPr>
-              <m:t>A</m:t>
-            </m:r>
-          </m:e>
-          <m:sub>
-            <m:r>
-              <w:rPr>
-                <w:rFonts w:ascii="Cambria Math" w:eastAsiaTheme="minorEastAsia" w:hAnsi="Cambria Math"/>
-              </w:rPr>
-              <m:t>c</m:t>
-            </m:r>
-          </m:sub>
-        </m:sSub>
+        <m:r>
+          <w:rPr>
+            <w:rFonts w:ascii="Cambria Math" w:eastAsiaTheme="minorEastAsia" w:hAnsi="Cambria Math"/>
+          </w:rPr>
+          <m:t>A</m:t>
+        </m:r>
       </m:oMath>
       <w:r>
         <w:rPr>
           <w:rFonts w:eastAsiaTheme="minorEastAsia"/>
         </w:rPr>
         <w:t>.</w:t>
+      </w:r>
+      <w:r>
+        <w:rPr>
+          <w:rFonts w:eastAsiaTheme="minorEastAsia"/>
+        </w:rPr>
+        <w:t xml:space="preserve"> </w:t>
+      </w:r>
+      <w:r>
+        <w:rPr>
+          <w:rFonts w:eastAsiaTheme="minorEastAsia"/>
+        </w:rPr>
+        <w:t>We take the</w:t>
+      </w:r>
+      <w:r>
+        <w:rPr>
+          <w:rFonts w:eastAsiaTheme="minorEastAsia"/>
+        </w:rPr>
+        <w:t xml:space="preserve"> cloud area fraction </w:t>
+      </w:r>
+      <w:r>
+        <w:rPr>
+          <w:rFonts w:eastAsiaTheme="minorEastAsia"/>
+        </w:rPr>
+        <w:t xml:space="preserve">in a scene </w:t>
+      </w:r>
+      <m:oMath>
+        <m:r>
+          <w:rPr>
+            <w:rFonts w:ascii="Cambria Math" w:eastAsiaTheme="minorEastAsia" w:hAnsi="Cambria Math"/>
+          </w:rPr>
+          <m:t>C=A</m:t>
+        </m:r>
+      </m:oMath>
+      <w:r>
+        <w:rPr>
+          <w:rFonts w:eastAsiaTheme="minorEastAsia"/>
+        </w:rPr>
+        <w:t xml:space="preserve"> to be </w:t>
+      </w:r>
+      <w:r>
+        <w:rPr>
+          <w:rFonts w:eastAsiaTheme="minorEastAsia"/>
+        </w:rPr>
+        <w:t xml:space="preserve">the </w:t>
+      </w:r>
+      <w:r>
+        <w:rPr>
+          <w:rFonts w:eastAsiaTheme="minorEastAsia"/>
+        </w:rPr>
+        <w:t>scene-</w:t>
+      </w:r>
+      <w:r>
+        <w:rPr>
+          <w:rFonts w:eastAsiaTheme="minorEastAsia"/>
+        </w:rPr>
+        <w:t>mean albedo</w:t>
+      </w:r>
+      <w:r>
+        <w:rPr>
+          <w:rFonts w:eastAsiaTheme="minorEastAsia"/>
+        </w:rPr>
+        <w:t xml:space="preserve"> due to clouds.</w:t>
       </w:r>
     </w:p>
     <w:p>
@@ -4828,6 +4623,7 @@
         <w:t xml:space="preserve">cloud </w:t>
       </w:r>
       <w:r>
+        <w:lastRenderedPageBreak/>
         <w:t xml:space="preserve">radiative </w:t>
       </w:r>
       <w:r>
@@ -4860,7 +4656,6 @@
         <w:rPr>
           <w:rFonts w:eastAsiaTheme="minorEastAsia"/>
         </w:rPr>
-        <w:lastRenderedPageBreak/>
         <w:t>Cloud and flux model</w:t>
       </w:r>
     </w:p>
@@ -4929,19 +4724,7 @@
         <w:rPr>
           <w:rFonts w:eastAsiaTheme="minorEastAsia"/>
         </w:rPr>
-        <w:t xml:space="preserve"> to match emergent properties of the clouds in the present climate and are not </w:t>
-      </w:r>
-      <w:r>
-        <w:rPr>
-          <w:rFonts w:eastAsiaTheme="minorEastAsia"/>
-        </w:rPr>
-        <w:t xml:space="preserve">expected </w:t>
-      </w:r>
-      <w:r>
-        <w:rPr>
-          <w:rFonts w:eastAsiaTheme="minorEastAsia"/>
-        </w:rPr>
-        <w:t>to change with thermodynamic and circulation responses to CO</w:t>
+        <w:t xml:space="preserve"> to match emergent properties of the clouds in the present climate and are not expected to change with thermodynamic and circulation responses to CO</w:t>
       </w:r>
       <w:r>
         <w:rPr>
@@ -5480,8 +5263,8 @@
           <w:rFonts w:ascii="Aptos Narrow" w:hAnsi="Aptos Narrow"/>
         </w:rPr>
       </w:pPr>
-      <w:commentRangeStart w:id="60"/>
-      <w:commentRangeStart w:id="61"/>
+      <w:commentRangeStart w:id="18"/>
+      <w:commentRangeStart w:id="19"/>
       <w:r>
         <w:rPr>
           <w:rFonts w:ascii="Aptos Narrow" w:hAnsi="Aptos Narrow"/>
@@ -5501,7 +5284,7 @@
         </w:rPr>
         <w:t>) and 3-D specific humidity advection (drying) prescribed for the shallow cumulus model experiments.</w:t>
       </w:r>
-      <w:commentRangeEnd w:id="60"/>
+      <w:commentRangeEnd w:id="18"/>
       <w:r>
         <w:rPr>
           <w:rStyle w:val="CommentReference"/>
@@ -5509,9 +5292,9 @@
           <w:sz w:val="24"/>
           <w:szCs w:val="24"/>
         </w:rPr>
-        <w:commentReference w:id="60"/>
-      </w:r>
-      <w:commentRangeEnd w:id="61"/>
+        <w:commentReference w:id="18"/>
+      </w:r>
+      <w:commentRangeEnd w:id="19"/>
       <w:r>
         <w:rPr>
           <w:rStyle w:val="CommentReference"/>
@@ -5519,35 +5302,39 @@
           <w:sz w:val="24"/>
           <w:szCs w:val="24"/>
         </w:rPr>
-        <w:commentReference w:id="61"/>
+        <w:commentReference w:id="19"/>
       </w:r>
     </w:p>
     <w:p>
       <w:pPr>
         <w:spacing w:line="240" w:lineRule="auto"/>
       </w:pPr>
-      <w:commentRangeStart w:id="62"/>
-      <w:commentRangeStart w:id="63"/>
-      <w:r>
-        <w:t>Climate feedbacks also depend on changes in shallower stratocumulus clouds near cloud base. We model the fraction of stratocumulus clouds from the relative humidity (RH) and turbulent moisture fluxes in the subcloud layer. They are sensitive to small (1%) changes of both moisture flux and RH.</w:t>
-      </w:r>
-      <w:commentRangeEnd w:id="62"/>
+      <w:commentRangeStart w:id="20"/>
+      <w:commentRangeStart w:id="21"/>
+      <w:r>
+        <w:t xml:space="preserve">Climate feedbacks also depend on changes in shallower stratocumulus clouds near cloud base. We model the fraction of stratocumulus clouds from the relative humidity (RH) and </w:t>
+      </w:r>
+      <w:r>
+        <w:lastRenderedPageBreak/>
+        <w:t>turbulent moisture fluxes in the subcloud layer. They are sensitive to small (1%) changes of both moisture flux and RH.</w:t>
+      </w:r>
+      <w:commentRangeEnd w:id="20"/>
       <w:r>
         <w:rPr>
           <w:rStyle w:val="CommentReference"/>
           <w:sz w:val="24"/>
           <w:szCs w:val="24"/>
         </w:rPr>
-        <w:commentReference w:id="62"/>
-      </w:r>
-      <w:commentRangeEnd w:id="63"/>
+        <w:commentReference w:id="20"/>
+      </w:r>
+      <w:commentRangeEnd w:id="21"/>
       <w:r>
         <w:rPr>
           <w:rStyle w:val="CommentReference"/>
           <w:sz w:val="24"/>
           <w:szCs w:val="24"/>
         </w:rPr>
-        <w:commentReference w:id="63"/>
+        <w:commentReference w:id="21"/>
       </w:r>
     </w:p>
     <w:bookmarkEnd w:id="0"/>
@@ -5557,7 +5344,6 @@
         <w:pStyle w:val="Heading1"/>
       </w:pPr>
       <w:r>
-        <w:lastRenderedPageBreak/>
         <w:t>Results</w:t>
       </w:r>
     </w:p>
@@ -5628,13 +5414,7 @@
         <w:t>mean mass flux binned as a function of reflectance</w:t>
       </w:r>
       <w:r>
-        <w:t xml:space="preserve"> and cloud</w:t>
-      </w:r>
-      <w:r>
-        <w:t xml:space="preserve"> </w:t>
-      </w:r>
-      <w:r>
-        <w:t>albedo</w:t>
+        <w:t xml:space="preserve"> and cloud albedo</w:t>
       </w:r>
       <w:r>
         <w:t xml:space="preserve"> (calculated as cloud </w:t>
@@ -5747,32 +5527,12 @@
         <w:t xml:space="preserve">. This proportionality of cloud albedo to mass flux </w:t>
       </w:r>
       <m:oMath>
-        <m:sSub>
-          <m:sSubPr>
-            <m:ctrlPr>
-              <w:rPr>
-                <w:rFonts w:ascii="Cambria Math" w:hAnsi="Cambria Math"/>
-                <w:i/>
-              </w:rPr>
-            </m:ctrlPr>
-          </m:sSubPr>
-          <m:e>
-            <m:r>
-              <w:rPr>
-                <w:rFonts w:ascii="Cambria Math" w:hAnsi="Cambria Math"/>
-              </w:rPr>
-              <m:t>C</m:t>
-            </m:r>
-          </m:e>
-          <m:sub>
-            <m:r>
-              <w:rPr>
-                <w:rFonts w:ascii="Cambria Math" w:hAnsi="Cambria Math"/>
-              </w:rPr>
-              <m:t>A</m:t>
-            </m:r>
-          </m:sub>
-        </m:sSub>
+        <m:r>
+          <w:rPr>
+            <w:rFonts w:ascii="Cambria Math" w:hAnsi="Cambria Math"/>
+          </w:rPr>
+          <m:t>A</m:t>
+        </m:r>
         <m:r>
           <w:rPr>
             <w:rFonts w:ascii="Cambria Math" w:hAnsi="Cambria Math"/>
@@ -5793,16 +5553,7 @@
         <w:t xml:space="preserve">proportional </w:t>
       </w:r>
       <w:r>
-        <w:t>relationship between</w:t>
-      </w:r>
-      <w:r>
-        <w:t xml:space="preserve"> cloud albedo </w:t>
-      </w:r>
-      <w:r>
-        <w:t>and</w:t>
-      </w:r>
-      <w:r>
-        <w:t xml:space="preserve"> mass flux.</w:t>
+        <w:t>relationship between cloud albedo and mass flux.</w:t>
       </w:r>
       <w:r>
         <w:rPr>
@@ -5810,8 +5561,8 @@
         </w:rPr>
         <w:t xml:space="preserve"> </w:t>
       </w:r>
-      <w:commentRangeStart w:id="64"/>
-      <w:commentRangeStart w:id="65"/>
+      <w:commentRangeStart w:id="22"/>
+      <w:commentRangeStart w:id="23"/>
       <w:r>
         <w:t>The slope</w:t>
       </w:r>
@@ -5825,32 +5576,12 @@
           </w:rPr>
           <m:t>d</m:t>
         </m:r>
-        <m:sSub>
-          <m:sSubPr>
-            <m:ctrlPr>
-              <w:rPr>
-                <w:rFonts w:ascii="Cambria Math" w:hAnsi="Cambria Math"/>
-                <w:i/>
-              </w:rPr>
-            </m:ctrlPr>
-          </m:sSubPr>
-          <m:e>
-            <m:r>
-              <w:rPr>
-                <w:rFonts w:ascii="Cambria Math" w:hAnsi="Cambria Math"/>
-              </w:rPr>
-              <m:t>C</m:t>
-            </m:r>
-          </m:e>
-          <m:sub>
-            <m:r>
-              <w:rPr>
-                <w:rFonts w:ascii="Cambria Math" w:hAnsi="Cambria Math"/>
-              </w:rPr>
-              <m:t>A</m:t>
-            </m:r>
-          </m:sub>
-        </m:sSub>
+        <m:r>
+          <w:rPr>
+            <w:rFonts w:ascii="Cambria Math" w:hAnsi="Cambria Math"/>
+          </w:rPr>
+          <m:t>A</m:t>
+        </m:r>
         <m:r>
           <w:rPr>
             <w:rFonts w:ascii="Cambria Math" w:hAnsi="Cambria Math"/>
@@ -5897,14 +5628,28 @@
       <w:r>
         <w:t xml:space="preserve"> </w:t>
       </w:r>
-      <w:r>
-        <w:t>that</w:t>
-      </w:r>
-      <w:r>
-        <w:t xml:space="preserve"> observed from</w:t>
-      </w:r>
-      <w:r>
-        <w:t xml:space="preserve"> cloud-base cloud fraction from lidar and radar, and mass flux from </w:t>
+      <m:oMath>
+        <m:r>
+          <w:rPr>
+            <w:rFonts w:ascii="Cambria Math" w:hAnsi="Cambria Math"/>
+          </w:rPr>
+          <m:t>dC/dM</m:t>
+        </m:r>
+      </m:oMath>
+      <w:r>
+        <w:t xml:space="preserve"> </w:t>
+      </w:r>
+      <w:r>
+        <w:t xml:space="preserve">observed by </w:t>
+      </w:r>
+      <w:r>
+        <w:t>lidar and radar</w:t>
+      </w:r>
+      <w:r>
+        <w:t xml:space="preserve"> cloud fraction</w:t>
+      </w:r>
+      <w:r>
+        <w:t xml:space="preserve"> and mass flux from </w:t>
       </w:r>
       <w:r>
         <w:t xml:space="preserve">dropsonde circles in EUREC4A (2.4 </w:t>
@@ -5957,23 +5702,23 @@
       <w:r>
         <w:t>.</w:t>
       </w:r>
-      <w:commentRangeEnd w:id="64"/>
+      <w:commentRangeEnd w:id="22"/>
       <w:r>
         <w:rPr>
           <w:rStyle w:val="CommentReference"/>
           <w:sz w:val="24"/>
           <w:szCs w:val="24"/>
         </w:rPr>
-        <w:commentReference w:id="64"/>
-      </w:r>
-      <w:commentRangeEnd w:id="65"/>
+        <w:commentReference w:id="22"/>
+      </w:r>
+      <w:commentRangeEnd w:id="23"/>
       <w:r>
         <w:rPr>
           <w:rStyle w:val="CommentReference"/>
           <w:sz w:val="24"/>
           <w:szCs w:val="24"/>
         </w:rPr>
-        <w:commentReference w:id="65"/>
+        <w:commentReference w:id="23"/>
       </w:r>
       <w:r>
         <w:t xml:space="preserve"> </w:t>
@@ -5985,78 +5730,76 @@
         <w:t xml:space="preserve">is is likely because the </w:t>
       </w:r>
       <w:r>
-        <w:t>lidar-radar</w:t>
+        <w:t xml:space="preserve">lidar-radar </w:t>
+      </w:r>
+      <w:r>
+        <w:t>cloud</w:t>
+      </w:r>
+      <w:r>
+        <w:t xml:space="preserve"> fraction </w:t>
+      </w:r>
+      <m:oMath>
+        <m:r>
+          <w:rPr>
+            <w:rFonts w:ascii="Cambria Math" w:hAnsi="Cambria Math"/>
+          </w:rPr>
+          <m:t xml:space="preserve">C </m:t>
+        </m:r>
+      </m:oMath>
+      <w:r>
+        <w:t>detect</w:t>
+      </w:r>
+      <w:r>
+        <w:t xml:space="preserve">s </w:t>
+      </w:r>
+      <w:r>
+        <w:t>optically thin</w:t>
+      </w:r>
+      <w:r>
+        <w:t>ner</w:t>
+      </w:r>
+      <w:r>
+        <w:t xml:space="preserve"> clouds </w:t>
+      </w:r>
+      <w:r>
+        <w:t>t</w:t>
+      </w:r>
+      <w:r>
+        <w:t>hat are underestimated by</w:t>
       </w:r>
       <w:r>
         <w:t xml:space="preserve"> </w:t>
       </w:r>
       <w:r>
-        <w:t>cloud</w:t>
-      </w:r>
-      <w:r>
-        <w:t xml:space="preserve"> fraction</w:t>
+        <w:t xml:space="preserve">the </w:t>
+      </w:r>
+      <w:r>
+        <w:t>GOES</w:t>
+      </w:r>
+      <w:r>
+        <w:t xml:space="preserve"> albedo-weighted cloud fraction </w:t>
+      </w:r>
+      <m:oMath>
+        <m:r>
+          <w:rPr>
+            <w:rFonts w:ascii="Cambria Math" w:hAnsi="Cambria Math"/>
+          </w:rPr>
+          <m:t>A</m:t>
+        </m:r>
+      </m:oMath>
+      <w:r>
+        <w:t>.</w:t>
       </w:r>
       <w:r>
         <w:t xml:space="preserve"> </w:t>
       </w:r>
       <w:r>
-        <w:t>cloud fraction detect</w:t>
-      </w:r>
-      <w:r>
-        <w:t>s more</w:t>
-      </w:r>
-      <w:r>
-        <w:t xml:space="preserve"> </w:t>
-      </w:r>
-      <w:r>
-        <w:t>optically thin</w:t>
-      </w:r>
-      <w:r>
-        <w:t>ner</w:t>
-      </w:r>
-      <w:r>
-        <w:t xml:space="preserve"> clouds </w:t>
-      </w:r>
-      <w:r>
-        <w:t>than</w:t>
-      </w:r>
-      <w:r>
-        <w:t xml:space="preserve"> </w:t>
-      </w:r>
-      <w:r>
-        <w:t>GOES</w:t>
-      </w:r>
-      <w:r>
-        <w:t>.</w:t>
-      </w:r>
-      <w:r>
-        <w:t xml:space="preserve"> </w:t>
-      </w:r>
-      <w:commentRangeStart w:id="66"/>
-      <w:commentRangeStart w:id="67"/>
-      <w:r>
-        <w:t xml:space="preserve">Additionally, while our model generates </w:t>
-      </w:r>
-      <w:r>
-        <w:t>cloud-</w:t>
-      </w:r>
-      <w:r>
-        <w:t xml:space="preserve">base cloud mass flux as a function </w:t>
-      </w:r>
-      <w:r>
-        <w:t xml:space="preserve">purely </w:t>
-      </w:r>
-      <w:r>
-        <w:t>of the GOES cloud field</w:t>
-      </w:r>
-      <w:r>
-        <w:t>,</w:t>
-      </w:r>
-      <w:r>
-        <w:t xml:space="preserve"> </w:t>
-      </w:r>
-      <w:r>
-        <w:t xml:space="preserve">only about </w:t>
+        <w:t>O</w:t>
+      </w:r>
+      <w:commentRangeStart w:id="24"/>
+      <w:commentRangeStart w:id="25"/>
+      <w:r>
+        <w:t xml:space="preserve">nly about </w:t>
       </w:r>
       <w:r>
         <w:t>half (</w:t>
@@ -6084,31 +5827,66 @@
         <w:t xml:space="preserve">observed </w:t>
       </w:r>
       <w:r>
-        <w:t>mass flux variation is correlated with the</w:t>
+        <w:t xml:space="preserve">mass flux </w:t>
+      </w:r>
+      <w:r>
+        <w:t>variance</w:t>
+      </w:r>
+      <w:r>
+        <w:t xml:space="preserve"> is correlated with the</w:t>
       </w:r>
       <w:r>
         <w:t xml:space="preserve"> cloud</w:t>
       </w:r>
       <w:r>
-        <w:t>s.</w:t>
-      </w:r>
-      <w:commentRangeEnd w:id="66"/>
+        <w:t>s</w:t>
+      </w:r>
+      <w:commentRangeEnd w:id="24"/>
       <w:r>
         <w:rPr>
           <w:rStyle w:val="CommentReference"/>
           <w:sz w:val="24"/>
           <w:szCs w:val="24"/>
         </w:rPr>
-        <w:commentReference w:id="66"/>
-      </w:r>
-      <w:commentRangeEnd w:id="67"/>
+        <w:commentReference w:id="24"/>
+      </w:r>
+      <w:commentRangeEnd w:id="25"/>
       <w:r>
         <w:rPr>
           <w:rStyle w:val="CommentReference"/>
           <w:sz w:val="24"/>
           <w:szCs w:val="24"/>
         </w:rPr>
-        <w:commentReference w:id="67"/>
+        <w:commentReference w:id="25"/>
+      </w:r>
+      <w:r>
+        <w:t xml:space="preserve">, additionally increasing the observational </w:t>
+      </w:r>
+      <m:oMath>
+        <m:r>
+          <w:rPr>
+            <w:rFonts w:ascii="Cambria Math" w:hAnsi="Cambria Math"/>
+          </w:rPr>
+          <m:t>dC/dM</m:t>
+        </m:r>
+      </m:oMath>
+      <w:r>
+        <w:rPr>
+          <w:rFonts w:eastAsiaTheme="minorEastAsia"/>
+        </w:rPr>
+        <w:t xml:space="preserve"> estimate compared to the </w:t>
+      </w:r>
+      <w:r>
+        <w:rPr>
+          <w:rFonts w:eastAsiaTheme="minorEastAsia"/>
+        </w:rPr>
+        <w:t>mass flux modeled from the GOES clouds</w:t>
+      </w:r>
+      <w:r>
+        <w:rPr>
+          <w:rFonts w:eastAsiaTheme="minorEastAsia"/>
+        </w:rPr>
+        <w:t>.</w:t>
       </w:r>
     </w:p>
     <w:p>
@@ -6442,7 +6220,7 @@
         </w:rPr>
         <w:t>. Stratocumulus clouds, coupled to subcloud turbulence, are</w:t>
       </w:r>
-      <w:commentRangeStart w:id="68"/>
+      <w:commentRangeStart w:id="26"/>
       <w:r>
         <w:rPr>
           <w:rFonts w:eastAsiaTheme="minorEastAsia"/>
@@ -6455,7 +6233,7 @@
         </w:rPr>
         <w:t>.</w:t>
       </w:r>
-      <w:commentRangeEnd w:id="68"/>
+      <w:commentRangeEnd w:id="26"/>
       <w:r>
         <w:rPr>
           <w:rStyle w:val="CommentReference"/>
@@ -6463,7 +6241,7 @@
           <w:sz w:val="24"/>
           <w:szCs w:val="24"/>
         </w:rPr>
-        <w:commentReference w:id="68"/>
+        <w:commentReference w:id="26"/>
       </w:r>
     </w:p>
     <w:p>
@@ -6479,6 +6257,7 @@
           <w:noProof/>
           <w14:ligatures w14:val="standardContextual"/>
         </w:rPr>
+        <w:lastRenderedPageBreak/>
         <w:drawing>
           <wp:inline distT="0" distB="0" distL="0" distR="0" wp14:anchorId="5C3F0727" wp14:editId="7A6B3F2B">
             <wp:extent cx="3322921" cy="2631302"/>
@@ -6532,15 +6311,15 @@
           <w:rFonts w:ascii="Times New Roman" w:eastAsiaTheme="minorEastAsia" w:hAnsi="Times New Roman" w:cs="Times New Roman"/>
         </w:rPr>
       </w:pPr>
-      <w:commentRangeStart w:id="69"/>
-      <w:commentRangeStart w:id="70"/>
+      <w:commentRangeStart w:id="27"/>
+      <w:commentRangeStart w:id="28"/>
       <w:r>
         <w:rPr>
           <w:rFonts w:ascii="Aptos Narrow" w:eastAsiaTheme="minorEastAsia" w:hAnsi="Aptos Narrow" w:cs="Times New Roman"/>
         </w:rPr>
         <w:t>Figure REFLMASSFL.</w:t>
       </w:r>
-      <w:commentRangeEnd w:id="69"/>
+      <w:commentRangeEnd w:id="27"/>
       <w:r>
         <w:rPr>
           <w:rStyle w:val="CommentReference"/>
@@ -6548,9 +6327,9 @@
           <w:sz w:val="24"/>
           <w:szCs w:val="24"/>
         </w:rPr>
-        <w:commentReference w:id="69"/>
-      </w:r>
-      <w:commentRangeEnd w:id="70"/>
+        <w:commentReference w:id="27"/>
+      </w:r>
+      <w:commentRangeEnd w:id="28"/>
       <w:r>
         <w:rPr>
           <w:rStyle w:val="CommentReference"/>
@@ -6558,7 +6337,7 @@
           <w:sz w:val="24"/>
           <w:szCs w:val="24"/>
         </w:rPr>
-        <w:commentReference w:id="70"/>
+        <w:commentReference w:id="28"/>
       </w:r>
       <w:r>
         <w:rPr>
@@ -6770,14 +6549,7 @@
         <w:rPr>
           <w:rFonts w:ascii="Aptos Narrow" w:eastAsiaTheme="minorEastAsia" w:hAnsi="Aptos Narrow" w:cs="Times New Roman"/>
         </w:rPr>
-        <w:t xml:space="preserve"> </w:t>
-      </w:r>
-      <w:r>
-        <w:rPr>
-          <w:rFonts w:ascii="Aptos Narrow" w:eastAsiaTheme="minorEastAsia" w:hAnsi="Aptos Narrow" w:cs="Times New Roman"/>
-        </w:rPr>
-        <w:lastRenderedPageBreak/>
-        <w:t>%</w:t>
+        <w:t xml:space="preserve"> %</w:t>
       </w:r>
       <w:r>
         <w:rPr>
@@ -7018,13 +6790,7 @@
         <w:rPr>
           <w:rFonts w:ascii="Aptos" w:hAnsi="Aptos"/>
         </w:rPr>
-        <w:t>E</w:t>
-      </w:r>
-      <w:r>
-        <w:rPr>
-          <w:rFonts w:ascii="Aptos" w:hAnsi="Aptos"/>
-        </w:rPr>
-        <w:t xml:space="preserve">xperiments predict the mass flux for cloud updrafts with </w:t>
+        <w:t xml:space="preserve">Experiments predict the mass flux for cloud updrafts with </w:t>
       </w:r>
       <w:r>
         <w:rPr>
@@ -7098,8 +6864,8 @@
         </w:rPr>
         <w:t xml:space="preserve"> sink rates </w:t>
       </w:r>
-      <w:commentRangeStart w:id="71"/>
-      <w:commentRangeStart w:id="72"/>
+      <w:commentRangeStart w:id="29"/>
+      <w:commentRangeStart w:id="30"/>
       <w:r>
         <w:rPr>
           <w:rFonts w:ascii="Aptos" w:hAnsi="Aptos"/>
@@ -7118,7 +6884,7 @@
         </w:rPr>
         <w:t xml:space="preserve"> control simulation</w:t>
       </w:r>
-      <w:commentRangeEnd w:id="71"/>
+      <w:commentRangeEnd w:id="29"/>
       <w:r>
         <w:rPr>
           <w:rStyle w:val="CommentReference"/>
@@ -7126,9 +6892,9 @@
           <w:sz w:val="24"/>
           <w:szCs w:val="24"/>
         </w:rPr>
-        <w:commentReference w:id="71"/>
-      </w:r>
-      <w:commentRangeEnd w:id="72"/>
+        <w:commentReference w:id="29"/>
+      </w:r>
+      <w:commentRangeEnd w:id="30"/>
       <w:r>
         <w:rPr>
           <w:rStyle w:val="CommentReference"/>
@@ -7136,7 +6902,7 @@
           <w:sz w:val="24"/>
           <w:szCs w:val="24"/>
         </w:rPr>
-        <w:commentReference w:id="72"/>
+        <w:commentReference w:id="30"/>
       </w:r>
       <w:r>
         <w:rPr>
@@ -7204,13 +6970,7 @@
         <w:rPr>
           <w:rFonts w:ascii="Aptos" w:hAnsi="Aptos"/>
         </w:rPr>
-        <w:t>T</w:t>
-      </w:r>
-      <w:r>
-        <w:rPr>
-          <w:rFonts w:ascii="Aptos" w:hAnsi="Aptos"/>
-        </w:rPr>
-        <w:t xml:space="preserve">he </w:t>
+        <w:t xml:space="preserve">The </w:t>
       </w:r>
       <w:r>
         <w:rPr>
@@ -7222,19 +6982,7 @@
         <w:rPr>
           <w:rFonts w:ascii="Aptos" w:hAnsi="Aptos"/>
         </w:rPr>
-        <w:t xml:space="preserve"> experiment </w:t>
-      </w:r>
-      <w:r>
-        <w:rPr>
-          <w:rFonts w:ascii="Aptos" w:hAnsi="Aptos"/>
-        </w:rPr>
-        <w:t>consists of r</w:t>
-      </w:r>
-      <w:r>
-        <w:rPr>
-          <w:rFonts w:ascii="Aptos" w:hAnsi="Aptos"/>
-        </w:rPr>
-        <w:t xml:space="preserve">educed </w:t>
+        <w:t xml:space="preserve"> experiment consists of reduced </w:t>
       </w:r>
       <w:r>
         <w:rPr>
@@ -7246,49 +6994,13 @@
         <w:rPr>
           <w:rFonts w:ascii="Aptos" w:hAnsi="Aptos"/>
         </w:rPr>
-        <w:t xml:space="preserve"> </w:t>
-      </w:r>
-      <w:r>
-        <w:rPr>
-          <w:rFonts w:ascii="Aptos" w:hAnsi="Aptos"/>
-        </w:rPr>
-        <w:t xml:space="preserve">(–5%) </w:t>
-      </w:r>
-      <w:r>
-        <w:rPr>
-          <w:rFonts w:ascii="Aptos" w:hAnsi="Aptos"/>
-        </w:rPr>
-        <w:t xml:space="preserve">and increased specific humidity </w:t>
-      </w:r>
-      <w:r>
-        <w:rPr>
-          <w:rFonts w:ascii="Aptos" w:hAnsi="Aptos"/>
-        </w:rPr>
-        <w:t>and saturation specific humidity (+7%),</w:t>
-      </w:r>
-      <w:r>
-        <w:rPr>
-          <w:rFonts w:ascii="Aptos" w:hAnsi="Aptos"/>
-        </w:rPr>
-        <w:t xml:space="preserve"> two basic features expected to change in the tropical climate.</w:t>
-      </w:r>
-      <w:r>
-        <w:rPr>
-          <w:rFonts w:ascii="Aptos" w:hAnsi="Aptos"/>
-        </w:rPr>
-        <w:t xml:space="preserve"> </w:t>
+        <w:t xml:space="preserve"> (–5%) and increased specific humidity and saturation specific humidity (+7%), two basic features expected to change in the tropical climate. </w:t>
       </w:r>
       <w:r>
         <w:rPr>
           <w:rFonts w:ascii="Aptos" w:eastAsiaTheme="minorEastAsia" w:hAnsi="Aptos"/>
         </w:rPr>
-        <w:t>Table 1</w:t>
-      </w:r>
-      <w:r>
-        <w:rPr>
-          <w:rFonts w:ascii="Aptos" w:eastAsiaTheme="minorEastAsia" w:hAnsi="Aptos"/>
-        </w:rPr>
-        <w:t xml:space="preserve"> shows </w:t>
+        <w:t xml:space="preserve">Table 1 shows </w:t>
       </w:r>
       <w:r>
         <w:rPr>
@@ -7322,13 +7034,7 @@
           <w:rPr>
             <w:rFonts w:ascii="Cambria Math" w:hAnsi="Cambria Math"/>
           </w:rPr>
-          <m:t>M</m:t>
-        </m:r>
-        <m:r>
-          <w:rPr>
-            <w:rFonts w:ascii="Cambria Math" w:hAnsi="Cambria Math"/>
-          </w:rPr>
-          <m:t>/</m:t>
+          <m:t>M/</m:t>
         </m:r>
         <m:sSub>
           <m:sSubPr>
@@ -7470,25 +7176,7 @@
         <w:rPr>
           <w:rFonts w:ascii="Aptos" w:hAnsi="Aptos"/>
         </w:rPr>
-        <w:t xml:space="preserve">The changes are </w:t>
-      </w:r>
-      <w:r>
-        <w:rPr>
-          <w:rFonts w:ascii="Aptos" w:hAnsi="Aptos"/>
-        </w:rPr>
-        <w:t xml:space="preserve">further </w:t>
-      </w:r>
-      <w:r>
-        <w:rPr>
-          <w:rFonts w:ascii="Aptos" w:hAnsi="Aptos"/>
-        </w:rPr>
-        <w:t>separated</w:t>
-      </w:r>
-      <w:r>
-        <w:rPr>
-          <w:rFonts w:ascii="Aptos" w:hAnsi="Aptos"/>
-        </w:rPr>
-        <w:t xml:space="preserve"> in experiments </w:t>
+        <w:t xml:space="preserve">The changes are further separated in experiments </w:t>
       </w:r>
       <w:r>
         <w:rPr>
@@ -7542,31 +7230,7 @@
         <w:rPr>
           <w:rFonts w:ascii="Aptos" w:eastAsiaTheme="minorEastAsia" w:hAnsi="Aptos"/>
         </w:rPr>
-        <w:t xml:space="preserve"> re</w:t>
-      </w:r>
-      <w:r>
-        <w:rPr>
-          <w:rFonts w:ascii="Aptos" w:eastAsiaTheme="minorEastAsia" w:hAnsi="Aptos"/>
-        </w:rPr>
-        <w:t>duc</w:t>
-      </w:r>
-      <w:r>
-        <w:rPr>
-          <w:rFonts w:ascii="Aptos" w:eastAsiaTheme="minorEastAsia" w:hAnsi="Aptos"/>
-        </w:rPr>
-        <w:t>es</w:t>
-      </w:r>
-      <w:r>
-        <w:rPr>
-          <w:rFonts w:ascii="Aptos" w:eastAsiaTheme="minorEastAsia" w:hAnsi="Aptos"/>
-        </w:rPr>
-        <w:t xml:space="preserve"> </w:t>
-      </w:r>
-      <w:r>
-        <w:rPr>
-          <w:rFonts w:ascii="Aptos" w:eastAsiaTheme="minorEastAsia" w:hAnsi="Aptos"/>
-        </w:rPr>
-        <w:t>large scale drying (HS06)</w:t>
+        <w:t xml:space="preserve"> reduces large scale drying (HS06)</w:t>
       </w:r>
       <w:r>
         <w:rPr>
@@ -7588,13 +7252,7 @@
           <w:rPr>
             <w:rFonts w:ascii="Cambria Math" w:hAnsi="Cambria Math"/>
           </w:rPr>
-          <m:t>M</m:t>
-        </m:r>
-        <m:r>
-          <w:rPr>
-            <w:rFonts w:ascii="Cambria Math" w:hAnsi="Cambria Math"/>
-          </w:rPr>
-          <m:t>/</m:t>
+          <m:t>M/</m:t>
         </m:r>
         <m:sSub>
           <m:sSubPr>
@@ -7709,13 +7367,7 @@
         <w:rPr>
           <w:rFonts w:ascii="Aptos" w:eastAsiaTheme="minorEastAsia" w:hAnsi="Aptos"/>
         </w:rPr>
-        <w:t xml:space="preserve"> has no additional effect on the mass flux.</w:t>
-      </w:r>
-      <w:r>
-        <w:rPr>
-          <w:rFonts w:ascii="Aptos" w:eastAsiaTheme="minorEastAsia" w:hAnsi="Aptos"/>
-        </w:rPr>
-        <w:t xml:space="preserve"> </w:t>
+        <w:t xml:space="preserve"> has no additional effect on the mass flux. </w:t>
       </w:r>
       <w:r>
         <w:rPr>
@@ -7783,6 +7435,7 @@
         <w:pStyle w:val="BodyText"/>
       </w:pPr>
       <w:r>
+        <w:lastRenderedPageBreak/>
         <w:t>I</w:t>
       </w:r>
       <w:r>
@@ -8075,31 +7728,41 @@
         <w:rPr>
           <w:rFonts w:ascii="Aptos" w:eastAsiaTheme="minorEastAsia" w:hAnsi="Aptos"/>
         </w:rPr>
-        <w:t>Increasing the specific humidity</w:t>
+        <w:t>Also i</w:t>
       </w:r>
       <w:r>
         <w:rPr>
           <w:rFonts w:ascii="Aptos" w:eastAsiaTheme="minorEastAsia" w:hAnsi="Aptos"/>
         </w:rPr>
+        <w:t>ncreasing the specific humidity</w:t>
+      </w:r>
+      <w:r>
+        <w:rPr>
+          <w:rFonts w:ascii="Aptos" w:eastAsiaTheme="minorEastAsia" w:hAnsi="Aptos"/>
+        </w:rPr>
         <w:t xml:space="preserve"> reduces clouds about </w:t>
       </w:r>
-      <w:commentRangeStart w:id="73"/>
-      <w:commentRangeStart w:id="74"/>
-      <w:ins w:id="75" w:author="Andrea Jenney" w:date="2026-08-07T18:02:00Z" w16du:dateUtc="2026-08-07T18:02:34Z">
-        <w:r>
-          <w:rPr>
-            <w:rFonts w:ascii="Aptos" w:eastAsiaTheme="minorEastAsia" w:hAnsi="Aptos"/>
-          </w:rPr>
-          <w:t>1.5 x</w:t>
-        </w:r>
-      </w:ins>
+      <w:commentRangeStart w:id="31"/>
+      <w:commentRangeStart w:id="32"/>
       <w:r>
         <w:rPr>
           <w:rFonts w:ascii="Aptos" w:eastAsiaTheme="minorEastAsia" w:hAnsi="Aptos"/>
         </w:rPr>
+        <w:t xml:space="preserve">1.5 </w:t>
+      </w:r>
+      <w:r>
+        <w:rPr>
+          <w:rFonts w:ascii="Aptos" w:eastAsiaTheme="minorEastAsia" w:hAnsi="Aptos"/>
+        </w:rPr>
+        <w:t>times as much</w:t>
+      </w:r>
+      <w:r>
+        <w:rPr>
+          <w:rFonts w:ascii="Aptos" w:eastAsiaTheme="minorEastAsia" w:hAnsi="Aptos"/>
+        </w:rPr>
         <w:t xml:space="preserve"> </w:t>
       </w:r>
-      <w:commentRangeEnd w:id="73"/>
+      <w:commentRangeEnd w:id="31"/>
       <w:r>
         <w:rPr>
           <w:rStyle w:val="CommentReference"/>
@@ -8107,9 +7770,9 @@
           <w:sz w:val="24"/>
           <w:szCs w:val="24"/>
         </w:rPr>
-        <w:commentReference w:id="73"/>
-      </w:r>
-      <w:commentRangeEnd w:id="74"/>
+        <w:commentReference w:id="31"/>
+      </w:r>
+      <w:commentRangeEnd w:id="32"/>
       <w:r>
         <w:rPr>
           <w:rStyle w:val="CommentReference"/>
@@ -8117,13 +7780,19 @@
           <w:sz w:val="24"/>
           <w:szCs w:val="24"/>
         </w:rPr>
-        <w:commentReference w:id="74"/>
+        <w:commentReference w:id="32"/>
       </w:r>
       <w:r>
         <w:rPr>
           <w:rFonts w:ascii="Aptos" w:eastAsiaTheme="minorEastAsia" w:hAnsi="Aptos"/>
         </w:rPr>
         <w:t xml:space="preserve">as </w:t>
+      </w:r>
+      <w:r>
+        <w:rPr>
+          <w:rFonts w:ascii="Aptos" w:eastAsiaTheme="minorEastAsia" w:hAnsi="Aptos"/>
+        </w:rPr>
+        <w:t xml:space="preserve">just </w:t>
       </w:r>
       <w:r>
         <w:rPr>
@@ -8290,19 +7959,7 @@
         <w:rPr>
           <w:rFonts w:ascii="Aptos" w:hAnsi="Aptos"/>
         </w:rPr>
-        <w:t xml:space="preserve">in proportion </w:t>
-      </w:r>
-      <w:r>
-        <w:rPr>
-          <w:rFonts w:ascii="Aptos" w:hAnsi="Aptos"/>
-        </w:rPr>
-        <w:t xml:space="preserve">with </w:t>
-      </w:r>
-      <w:r>
-        <w:rPr>
-          <w:rFonts w:ascii="Aptos" w:hAnsi="Aptos"/>
-        </w:rPr>
-        <w:t>precipitation</w:t>
+        <w:t>in proportion with precipitation</w:t>
       </w:r>
       <w:r>
         <w:rPr>
@@ -8357,14 +8014,7 @@
           <w:rFonts w:ascii="Aptos" w:eastAsiaTheme="minorEastAsia" w:hAnsi="Aptos"/>
           <w:iCs/>
         </w:rPr>
-        <w:t>–</w:t>
-      </w:r>
-      <w:r>
-        <w:rPr>
-          <w:rFonts w:ascii="Aptos" w:eastAsiaTheme="minorEastAsia" w:hAnsi="Aptos"/>
-          <w:iCs/>
-        </w:rPr>
-        <w:t>5% K</w:t>
+        <w:t>–5% K</w:t>
       </w:r>
       <w:r>
         <w:rPr>
@@ -8610,13 +8260,7 @@
         <w:rPr>
           <w:rFonts w:ascii="Aptos" w:hAnsi="Aptos"/>
         </w:rPr>
-        <w:t>surface relative saturation deficit</w:t>
-      </w:r>
-      <w:r>
-        <w:rPr>
-          <w:rFonts w:ascii="Aptos" w:hAnsi="Aptos"/>
-        </w:rPr>
-        <w:t xml:space="preserve"> </w:t>
+        <w:t xml:space="preserve">surface relative saturation deficit </w:t>
       </w:r>
       <m:oMath>
         <m:r>
@@ -8727,8 +8371,8 @@
         </w:rPr>
         <w:t xml:space="preserve"> </w:t>
       </w:r>
-      <w:commentRangeStart w:id="76"/>
-      <w:commentRangeStart w:id="77"/>
+      <w:commentRangeStart w:id="33"/>
+      <w:commentRangeStart w:id="34"/>
       <w:r>
         <w:rPr>
           <w:rFonts w:ascii="Aptos" w:hAnsi="Aptos"/>
@@ -8804,7 +8448,7 @@
         </w:rPr>
         <w:t>.</w:t>
       </w:r>
-      <w:commentRangeEnd w:id="76"/>
+      <w:commentRangeEnd w:id="33"/>
       <w:r>
         <w:rPr>
           <w:rStyle w:val="CommentReference"/>
@@ -8812,9 +8456,9 @@
           <w:sz w:val="24"/>
           <w:szCs w:val="24"/>
         </w:rPr>
-        <w:commentReference w:id="76"/>
-      </w:r>
-      <w:commentRangeEnd w:id="77"/>
+        <w:commentReference w:id="33"/>
+      </w:r>
+      <w:commentRangeEnd w:id="34"/>
       <w:r>
         <w:rPr>
           <w:rStyle w:val="CommentReference"/>
@@ -8822,7 +8466,7 @@
           <w:sz w:val="24"/>
           <w:szCs w:val="24"/>
         </w:rPr>
-        <w:commentReference w:id="77"/>
+        <w:commentReference w:id="34"/>
       </w:r>
       <w:r>
         <w:rPr>
@@ -8854,7 +8498,6 @@
             <w:rPr>
               <w:rFonts w:ascii="Cambria Math" w:hAnsi="Cambria Math"/>
             </w:rPr>
-            <w:lastRenderedPageBreak/>
             <m:t>RH=R</m:t>
           </m:r>
           <m:sSub>
@@ -9069,7 +8712,7 @@
           </m:sub>
         </m:sSub>
       </m:oMath>
-      <w:del w:id="78" w:author="Andrea Jenney" w:date="2026-08-07T18:05:00Z" w16du:dateUtc="2026-08-07T18:05:39Z">
+      <w:del w:id="35" w:author="Andrea Jenney" w:date="2026-08-07T18:05:00Z" w16du:dateUtc="2026-08-07T18:05:39Z">
         <w:r>
           <w:rPr>
             <w:rFonts w:eastAsiaTheme="minorEastAsia"/>
@@ -9737,13 +9380,17 @@
               <w:spacing w:before="0" w:after="0"/>
             </w:pPr>
             <w:r>
+              <w:t>DIM</w:t>
+            </w:r>
+            <w:r>
+              <w:t xml:space="preserve"> (</w:t>
+            </w:r>
+            <w:r>
               <w:t>q&amp;qs+7%</w:t>
             </w:r>
-            <w:ins w:id="79" w:author="Andrea Jenney" w:date="2026-08-07T18:05:00Z" w16du:dateUtc="2026-08-07T18:05:48Z">
-              <w:r>
-                <w:t xml:space="preserve"> (DIM)</w:t>
-              </w:r>
-            </w:ins>
+            <w:r>
+              <w:t>)</w:t>
+            </w:r>
           </w:p>
         </w:tc>
         <w:tc>
@@ -9941,7 +9588,13 @@
         <w:rPr>
           <w:rFonts w:ascii="Aptos" w:hAnsi="Aptos"/>
         </w:rPr>
-        <w:t>Our model projects that shallow cumulus clouds decrease with reduced large-scale overturning</w:t>
+        <w:t>Our mass flux model</w:t>
+      </w:r>
+      <w:r>
+        <w:rPr>
+          <w:rFonts w:ascii="Aptos" w:hAnsi="Aptos"/>
+        </w:rPr>
+        <w:t xml:space="preserve"> projects that shallow cumulus clouds decrease with reduced large-scale overturning</w:t>
       </w:r>
       <w:r>
         <w:rPr>
@@ -9955,95 +9608,107 @@
         </w:rPr>
         <w:t xml:space="preserve">. </w:t>
       </w:r>
-      <w:commentRangeStart w:id="80"/>
-      <w:commentRangeStart w:id="81"/>
-      <w:commentRangeStart w:id="82"/>
-      <w:commentRangeStart w:id="83"/>
-      <w:r>
-        <w:rPr>
-          <w:rFonts w:ascii="Aptos" w:hAnsi="Aptos"/>
+      <w:commentRangeStart w:id="36"/>
+      <w:commentRangeStart w:id="37"/>
+      <w:commentRangeStart w:id="38"/>
+      <w:commentRangeStart w:id="39"/>
+      <w:r>
+        <w:rPr>
+          <w:rFonts w:ascii="Aptos" w:hAnsi="Aptos"/>
+          <w:strike/>
         </w:rPr>
         <w:t>T</w:t>
       </w:r>
       <w:r>
         <w:rPr>
           <w:rFonts w:ascii="Aptos" w:hAnsi="Aptos"/>
+          <w:strike/>
         </w:rPr>
         <w:t xml:space="preserve">he moist updraft plumes of a mass flux model do not represent </w:t>
       </w:r>
       <w:r>
         <w:rPr>
           <w:rFonts w:ascii="Aptos" w:hAnsi="Aptos"/>
+          <w:strike/>
         </w:rPr>
         <w:t xml:space="preserve">the turbulent subcloud thermals forming the lowest </w:t>
       </w:r>
       <w:r>
         <w:rPr>
           <w:rFonts w:ascii="Aptos" w:hAnsi="Aptos"/>
+          <w:strike/>
         </w:rPr>
         <w:t>clouds</w:t>
       </w:r>
       <w:r>
         <w:rPr>
           <w:rFonts w:ascii="Aptos" w:hAnsi="Aptos"/>
+          <w:strike/>
         </w:rPr>
         <w:t xml:space="preserve"> near the LCL</w:t>
       </w:r>
       <w:r>
         <w:rPr>
           <w:rFonts w:ascii="Aptos" w:hAnsi="Aptos"/>
+          <w:strike/>
         </w:rPr>
         <w:t>.</w:t>
       </w:r>
-      <w:commentRangeEnd w:id="80"/>
+      <w:commentRangeEnd w:id="36"/>
       <w:r>
         <w:rPr>
           <w:rStyle w:val="CommentReference"/>
           <w:rFonts w:ascii="Aptos" w:hAnsi="Aptos"/>
+          <w:strike/>
           <w:sz w:val="24"/>
           <w:szCs w:val="24"/>
         </w:rPr>
-        <w:commentReference w:id="80"/>
-      </w:r>
-      <w:commentRangeEnd w:id="81"/>
+        <w:commentReference w:id="36"/>
+      </w:r>
+      <w:commentRangeEnd w:id="37"/>
       <w:r>
         <w:rPr>
           <w:rStyle w:val="CommentReference"/>
           <w:rFonts w:ascii="Aptos" w:hAnsi="Aptos"/>
+          <w:strike/>
           <w:sz w:val="24"/>
           <w:szCs w:val="24"/>
         </w:rPr>
-        <w:commentReference w:id="81"/>
-      </w:r>
-      <w:commentRangeEnd w:id="82"/>
+        <w:commentReference w:id="37"/>
+      </w:r>
+      <w:commentRangeEnd w:id="38"/>
       <w:r>
         <w:rPr>
           <w:rStyle w:val="CommentReference"/>
           <w:rFonts w:ascii="Aptos" w:hAnsi="Aptos"/>
+          <w:strike/>
           <w:sz w:val="24"/>
           <w:szCs w:val="24"/>
         </w:rPr>
-        <w:commentReference w:id="82"/>
-      </w:r>
-      <w:commentRangeEnd w:id="83"/>
+        <w:commentReference w:id="38"/>
+      </w:r>
+      <w:commentRangeEnd w:id="39"/>
       <w:r>
         <w:rPr>
           <w:rStyle w:val="CommentReference"/>
           <w:rFonts w:ascii="Aptos" w:hAnsi="Aptos"/>
+          <w:strike/>
           <w:sz w:val="24"/>
           <w:szCs w:val="24"/>
         </w:rPr>
-        <w:commentReference w:id="83"/>
-      </w:r>
-      <w:r>
-        <w:rPr>
-          <w:rFonts w:ascii="Aptos" w:hAnsi="Aptos"/>
+        <w:commentReference w:id="39"/>
+      </w:r>
+      <w:r>
+        <w:rPr>
+          <w:rFonts w:ascii="Aptos" w:hAnsi="Aptos"/>
+          <w:strike/>
         </w:rPr>
         <w:t xml:space="preserve"> We </w:t>
       </w:r>
       <w:r>
         <w:rPr>
           <w:rFonts w:ascii="Aptos" w:hAnsi="Aptos"/>
+          <w:strike/>
         </w:rPr>
         <w:t>simulate</w:t>
       </w:r>
@@ -10057,19 +9722,26 @@
         <w:rPr>
           <w:rFonts w:ascii="Aptos" w:hAnsi="Aptos"/>
         </w:rPr>
-        <w:t>s from the fraction of subcloud thermals exceeding saturation by modeling</w:t>
+        <w:t xml:space="preserve">s </w:t>
+      </w:r>
+      <w:r>
+        <w:rPr>
+          <w:rFonts w:ascii="Aptos" w:hAnsi="Aptos"/>
+        </w:rPr>
+        <w:t xml:space="preserve">are separately modeled from the </w:t>
+      </w:r>
+      <w:r>
+        <w:rPr>
+          <w:rFonts w:ascii="Aptos" w:hAnsi="Aptos"/>
+        </w:rPr>
+        <w:lastRenderedPageBreak/>
+        <w:t>distribution</w:t>
       </w:r>
       <w:r>
         <w:rPr>
           <w:rFonts w:ascii="Aptos" w:hAnsi="Aptos"/>
         </w:rPr>
         <w:t xml:space="preserve"> subcloud relative humidity fluctuations produced and dissipated by turbulence (Methods: LCL clouds).</w:t>
-      </w:r>
-      <w:r>
-        <w:rPr>
-          <w:rFonts w:ascii="Aptos" w:hAnsi="Aptos"/>
-        </w:rPr>
-        <w:t xml:space="preserve"> </w:t>
       </w:r>
     </w:p>
     <w:p>
@@ -10388,7 +10060,7 @@
           <w:rFonts w:ascii="Aptos" w:hAnsi="Aptos"/>
         </w:rPr>
       </w:pPr>
-      <w:commentRangeStart w:id="84"/>
+      <w:commentRangeStart w:id="40"/>
       <w:r>
         <w:rPr>
           <w:rFonts w:ascii="Aptos" w:hAnsi="Aptos"/>
@@ -10407,7 +10079,7 @@
         </w:rPr>
         <w:t xml:space="preserve"> clouds are LCL clouds</w:t>
       </w:r>
-      <w:commentRangeEnd w:id="84"/>
+      <w:commentRangeEnd w:id="40"/>
       <w:r>
         <w:rPr>
           <w:rStyle w:val="CommentReference"/>
@@ -10415,7 +10087,7 @@
           <w:sz w:val="24"/>
           <w:szCs w:val="24"/>
         </w:rPr>
-        <w:commentReference w:id="84"/>
+        <w:commentReference w:id="40"/>
       </w:r>
       <w:r>
         <w:rPr>
@@ -10449,7 +10121,7 @@
         </w:rPr>
         <w:t xml:space="preserve">, the total effect would be for </w:t>
       </w:r>
-      <w:ins w:id="85" w:author="Andrea Jenney" w:date="2026-08-07T18:24:00Z" w16du:dateUtc="2026-08-07T18:24:54Z">
+      <w:ins w:id="41" w:author="Andrea Jenney" w:date="2026-08-07T18:24:00Z" w16du:dateUtc="2026-08-07T18:24:54Z">
         <w:r>
           <w:rPr>
             <w:rFonts w:ascii="Aptos" w:hAnsi="Aptos"/>
@@ -10583,7 +10255,6 @@
         <w:pStyle w:val="Heading1"/>
       </w:pPr>
       <w:r>
-        <w:lastRenderedPageBreak/>
         <w:t>Summary</w:t>
       </w:r>
     </w:p>
@@ -10609,34 +10280,24 @@
         </w:rPr>
         <w:t xml:space="preserve"> model</w:t>
       </w:r>
-      <w:ins w:id="86" w:author="Andrea Jenney" w:date="2026-08-12T14:34:00Z" w16du:dateUtc="2026-08-12T21:34:00Z">
-        <w:r>
-          <w:rPr>
-            <w:rFonts w:eastAsiaTheme="minorEastAsia"/>
-          </w:rPr>
-          <w:t xml:space="preserve"> </w:t>
-        </w:r>
-      </w:ins>
-      <w:ins w:id="87" w:author="Andrea Jenney" w:date="2026-08-07T18:25:00Z" w16du:dateUtc="2026-08-07T18:25:30Z">
-        <w:r>
-          <w:rPr>
-            <w:rFonts w:eastAsiaTheme="minorEastAsia"/>
-          </w:rPr>
-          <w:t>of trade cumulus regimes</w:t>
-        </w:r>
-        <w:r>
-          <w:rPr>
-            <w:rFonts w:eastAsiaTheme="minorEastAsia"/>
-            <w:iCs/>
-          </w:rPr>
-          <w:t xml:space="preserve"> </w:t>
-        </w:r>
-      </w:ins>
+      <w:r>
+        <w:rPr>
+          <w:rFonts w:eastAsiaTheme="minorEastAsia"/>
+        </w:rPr>
+        <w:t xml:space="preserve"> of trade cumulus regimes</w:t>
+      </w:r>
       <w:r>
         <w:rPr>
           <w:rFonts w:eastAsiaTheme="minorEastAsia"/>
           <w:iCs/>
         </w:rPr>
+        <w:t xml:space="preserve"> </w:t>
+      </w:r>
+      <w:r>
+        <w:rPr>
+          <w:rFonts w:eastAsiaTheme="minorEastAsia"/>
+          <w:iCs/>
+        </w:rPr>
         <w:t>simulates</w:t>
       </w:r>
       <w:r>
@@ -10781,7 +10442,7 @@
         </w:rPr>
         <w:t xml:space="preserve">consistent with the </w:t>
       </w:r>
-      <w:commentRangeStart w:id="88"/>
+      <w:commentRangeStart w:id="42"/>
       <w:r>
         <w:rPr>
           <w:rFonts w:eastAsiaTheme="minorEastAsia"/>
@@ -10796,7 +10457,7 @@
         </w:rPr>
         <w:t>observed in EUREC4A</w:t>
       </w:r>
-      <w:commentRangeEnd w:id="88"/>
+      <w:commentRangeEnd w:id="42"/>
       <w:r>
         <w:rPr>
           <w:rStyle w:val="CommentReference"/>
@@ -10805,7 +10466,7 @@
           <w:sz w:val="24"/>
           <w:szCs w:val="24"/>
         </w:rPr>
-        <w:commentReference w:id="88"/>
+        <w:commentReference w:id="42"/>
       </w:r>
       <w:r>
         <w:rPr>
@@ -11296,23 +10957,12 @@
         </w:rPr>
         <w:t xml:space="preserve"> </w:t>
       </w:r>
-      <w:del w:id="89" w:author="Andrea Jenney" w:date="2026-08-07T18:27:00Z" w16du:dateUtc="2026-08-07T18:27:16Z">
-        <w:r>
-          <w:rPr>
-            <w:rFonts w:eastAsiaTheme="minorEastAsia"/>
-            <w:iCs/>
-          </w:rPr>
-          <w:delText xml:space="preserve">the </w:delText>
-        </w:r>
-      </w:del>
-      <w:ins w:id="90" w:author="Andrea Jenney" w:date="2026-08-07T18:27:00Z" w16du:dateUtc="2026-08-07T18:27:18Z">
-        <w:r>
-          <w:rPr>
-            <w:rFonts w:eastAsiaTheme="minorEastAsia"/>
-          </w:rPr>
-          <w:t xml:space="preserve">an </w:t>
-        </w:r>
-      </w:ins>
+      <w:r>
+        <w:rPr>
+          <w:rFonts w:eastAsiaTheme="minorEastAsia"/>
+        </w:rPr>
+        <w:t xml:space="preserve">an </w:t>
+      </w:r>
       <w:r>
         <w:rPr>
           <w:rFonts w:eastAsiaTheme="minorEastAsia"/>
@@ -11463,417 +11113,252 @@
           <w:iCs/>
         </w:rPr>
       </w:pPr>
-      <w:commentRangeStart w:id="91"/>
       <w:r>
         <w:rPr>
           <w:rFonts w:eastAsiaTheme="minorEastAsia"/>
           <w:iCs/>
         </w:rPr>
-        <w:t xml:space="preserve">Differences from the predictions of the DIM mechanism in climate change simulations suggest variation in the response of the subsidence drying over the shallow cumulus region, or variations of the proportionalities of clouds or mass flux to the subsidence. A different relationship </w:t>
+        <w:t xml:space="preserve">The DIM mechanism </w:t>
       </w:r>
       <w:r>
         <w:rPr>
           <w:rFonts w:eastAsiaTheme="minorEastAsia"/>
           <w:iCs/>
         </w:rPr>
-        <w:t>divergence of the mass flux to the subsidence</w:t>
+        <w:t>projects</w:t>
       </w:r>
       <w:r>
         <w:rPr>
           <w:rFonts w:eastAsiaTheme="minorEastAsia"/>
           <w:iCs/>
         </w:rPr>
-        <w:t xml:space="preserve"> </w:t>
+        <w:t xml:space="preserve"> clouds decrease –7.6 %, mostly from decreasing subsidence, and secondarily from increasing specific humidity.  </w:t>
+      </w:r>
+      <w:r>
+        <w:rPr>
+          <w:rFonts w:eastAsiaTheme="minorEastAsia"/>
+          <w:iCs/>
+        </w:rPr>
+        <w:t>V</w:t>
+      </w:r>
+      <w:commentRangeStart w:id="43"/>
+      <w:commentRangeStart w:id="44"/>
+      <w:r>
+        <w:rPr>
+          <w:rFonts w:eastAsiaTheme="minorEastAsia"/>
+          <w:iCs/>
+        </w:rPr>
+        <w:t>ariation in subsidence drying</w:t>
+      </w:r>
+      <w:r>
+        <w:rPr>
+          <w:rFonts w:eastAsiaTheme="minorEastAsia"/>
+          <w:iCs/>
+        </w:rPr>
+        <w:t xml:space="preserve">, and </w:t>
+      </w:r>
+      <w:r>
+        <w:rPr>
+          <w:rFonts w:eastAsiaTheme="minorEastAsia"/>
+          <w:iCs/>
+        </w:rPr>
+        <w:t>variation of the proportionalities</w:t>
+      </w:r>
+      <w:r>
+        <w:rPr>
+          <w:rFonts w:eastAsiaTheme="minorEastAsia"/>
+          <w:iCs/>
+        </w:rPr>
+        <w:t xml:space="preserve">, </w:t>
       </w:r>
       <m:oMath>
+        <m:r>
+          <m:rPr>
+            <m:sty m:val="p"/>
+          </m:rPr>
+          <w:rPr>
+            <w:rFonts w:ascii="Cambria Math" w:eastAsiaTheme="minorEastAsia" w:hAnsi="Cambria Math"/>
+          </w:rPr>
+          <m:t>Δ</m:t>
+        </m:r>
+        <m:r>
+          <w:rPr>
+            <w:rFonts w:ascii="Cambria Math" w:eastAsiaTheme="minorEastAsia" w:hAnsi="Cambria Math"/>
+          </w:rPr>
+          <m:t>C/C=</m:t>
+        </m:r>
+        <m:r>
+          <m:rPr>
+            <m:sty m:val="p"/>
+          </m:rPr>
+          <w:rPr>
+            <w:rFonts w:ascii="Cambria Math" w:hAnsi="Cambria Math"/>
+          </w:rPr>
+          <m:t>Δ</m:t>
+        </m:r>
         <m:r>
           <w:rPr>
             <w:rFonts w:ascii="Cambria Math" w:hAnsi="Cambria Math"/>
           </w:rPr>
-          <m:t>d</m:t>
+          <m:t>M/M=</m:t>
         </m:r>
-        <m:func>
-          <m:funcPr>
-            <m:ctrlPr>
-              <w:rPr>
-                <w:rFonts w:ascii="Cambria Math" w:hAnsi="Cambria Math"/>
-                <w:i/>
-              </w:rPr>
-            </m:ctrlPr>
-          </m:funcPr>
-          <m:fName>
-            <m:r>
-              <m:rPr>
-                <m:sty m:val="p"/>
-              </m:rPr>
-              <w:rPr>
-                <w:rFonts w:ascii="Cambria Math" w:hAnsi="Cambria Math"/>
-              </w:rPr>
-              <m:t>ln</m:t>
-            </m:r>
-            <m:ctrlPr>
-              <w:rPr>
-                <w:rFonts w:ascii="Cambria Math" w:hAnsi="Cambria Math"/>
-              </w:rPr>
-            </m:ctrlPr>
-          </m:fName>
-          <m:e>
-            <m:r>
-              <w:rPr>
-                <w:rFonts w:ascii="Cambria Math" w:hAnsi="Cambria Math"/>
-              </w:rPr>
-              <m:t>M</m:t>
-            </m:r>
-          </m:e>
-        </m:func>
+        <m:r>
+          <m:rPr>
+            <m:sty m:val="p"/>
+          </m:rPr>
+          <w:rPr>
+            <w:rFonts w:ascii="Cambria Math" w:hAnsi="Cambria Math"/>
+          </w:rPr>
+          <m:t>Δ</m:t>
+        </m:r>
         <m:r>
           <w:rPr>
             <w:rFonts w:ascii="Cambria Math" w:hAnsi="Cambria Math"/>
           </w:rPr>
-          <m:t>=d</m:t>
+          <m:t>W/W</m:t>
         </m:r>
-        <m:func>
-          <m:funcPr>
-            <m:ctrlPr>
-              <w:rPr>
-                <w:rFonts w:ascii="Cambria Math" w:hAnsi="Cambria Math"/>
-                <w:i/>
-              </w:rPr>
-            </m:ctrlPr>
-          </m:funcPr>
-          <m:fName>
-            <m:r>
-              <m:rPr>
-                <m:sty m:val="p"/>
-              </m:rPr>
-              <w:rPr>
-                <w:rFonts w:ascii="Cambria Math" w:hAnsi="Cambria Math"/>
-              </w:rPr>
-              <m:t>ln</m:t>
-            </m:r>
-            <m:ctrlPr>
-              <w:rPr>
-                <w:rFonts w:ascii="Cambria Math" w:hAnsi="Cambria Math"/>
-              </w:rPr>
-            </m:ctrlPr>
-          </m:fName>
-          <m:e>
-            <m:r>
-              <w:rPr>
-                <w:rFonts w:ascii="Cambria Math" w:hAnsi="Cambria Math"/>
-              </w:rPr>
-              <m:t>W</m:t>
-            </m:r>
-          </m:e>
-        </m:func>
-      </m:oMath>
-      <w:r>
-        <w:rPr>
-          <w:rFonts w:eastAsiaTheme="minorEastAsia"/>
-        </w:rPr>
-        <w:t xml:space="preserve"> </w:t>
-      </w:r>
-      <w:r>
-        <w:rPr>
-          <w:rFonts w:eastAsiaTheme="minorEastAsia"/>
-          <w:iCs/>
-        </w:rPr>
-        <w:t xml:space="preserve">is possible if either the entrainment or the vertical structure of convective moisture flux changes. </w:t>
-      </w:r>
-      <w:r>
-        <w:rPr>
-          <w:rFonts w:eastAsiaTheme="minorEastAsia"/>
-        </w:rPr>
-        <w:t xml:space="preserve">The DIM hypothesis predicts the change in area of low clouds responsible for the moisture flux, but does not account for secondary desiccation of optically thick stratocumulus clouds, found near cloud base in most climate models. </w:t>
-      </w:r>
-      <w:r>
-        <w:rPr>
-          <w:rFonts w:eastAsiaTheme="minorEastAsia"/>
-          <w:iCs/>
-        </w:rPr>
-        <w:t xml:space="preserve">Divergence of the vertically developed shallow cumulus cloud fraction from </w:t>
-      </w:r>
-      <m:oMath>
         <m:r>
           <w:rPr>
             <w:rFonts w:ascii="Cambria Math" w:hAnsi="Cambria Math"/>
           </w:rPr>
-          <m:t>d</m:t>
+          <m:t>,</m:t>
         </m:r>
-        <m:func>
-          <m:funcPr>
-            <m:ctrlPr>
-              <w:rPr>
-                <w:rFonts w:ascii="Cambria Math" w:hAnsi="Cambria Math"/>
-                <w:i/>
-              </w:rPr>
-            </m:ctrlPr>
-          </m:funcPr>
-          <m:fName>
-            <m:r>
-              <m:rPr>
-                <m:sty m:val="p"/>
-              </m:rPr>
-              <w:rPr>
-                <w:rFonts w:ascii="Cambria Math" w:hAnsi="Cambria Math"/>
-              </w:rPr>
-              <m:t>ln</m:t>
-            </m:r>
-            <m:ctrlPr>
-              <w:rPr>
-                <w:rFonts w:ascii="Cambria Math" w:hAnsi="Cambria Math"/>
-              </w:rPr>
-            </m:ctrlPr>
-          </m:fName>
-          <m:e>
-            <m:r>
-              <w:rPr>
-                <w:rFonts w:ascii="Cambria Math" w:hAnsi="Cambria Math"/>
-              </w:rPr>
-              <m:t>C</m:t>
-            </m:r>
-          </m:e>
-        </m:func>
+      </m:oMath>
+      <w:r>
+        <w:rPr>
+          <w:rFonts w:eastAsiaTheme="minorEastAsia"/>
+          <w:iCs/>
+        </w:rPr>
+        <w:t xml:space="preserve"> of clouds</w:t>
+      </w:r>
+      <w:r>
+        <w:rPr>
+          <w:rFonts w:eastAsiaTheme="minorEastAsia"/>
+          <w:iCs/>
+        </w:rPr>
+        <w:t>,</w:t>
+      </w:r>
+      <w:r>
+        <w:rPr>
+          <w:rFonts w:eastAsiaTheme="minorEastAsia"/>
+          <w:iCs/>
+        </w:rPr>
+        <w:t xml:space="preserve"> mass </w:t>
+      </w:r>
+      <w:r>
+        <w:rPr>
+          <w:rFonts w:eastAsiaTheme="minorEastAsia"/>
+          <w:iCs/>
+        </w:rPr>
+        <w:t>flux, and</w:t>
+      </w:r>
+      <w:r>
+        <w:rPr>
+          <w:rFonts w:eastAsiaTheme="minorEastAsia"/>
+          <w:iCs/>
+        </w:rPr>
+        <w:t xml:space="preserve"> subsidence</w:t>
+      </w:r>
+      <w:r>
+        <w:rPr>
+          <w:rFonts w:eastAsiaTheme="minorEastAsia"/>
+          <w:iCs/>
+        </w:rPr>
+        <w:t xml:space="preserve"> </w:t>
+      </w:r>
+      <w:r>
+        <w:rPr>
+          <w:rFonts w:eastAsiaTheme="minorEastAsia"/>
+          <w:iCs/>
+        </w:rPr>
+        <w:t>over the shallow cumulus region</w:t>
+      </w:r>
+      <w:r>
+        <w:rPr>
+          <w:rFonts w:eastAsiaTheme="minorEastAsia"/>
+          <w:iCs/>
+        </w:rPr>
+        <w:t xml:space="preserve">, </w:t>
+      </w:r>
+      <w:r>
+        <w:rPr>
+          <w:rFonts w:eastAsiaTheme="minorEastAsia"/>
+          <w:iCs/>
+        </w:rPr>
+        <w:t xml:space="preserve">would </w:t>
+      </w:r>
+      <w:r>
+        <w:rPr>
+          <w:rFonts w:eastAsiaTheme="minorEastAsia"/>
+          <w:iCs/>
+        </w:rPr>
+        <w:t>alter</w:t>
+      </w:r>
+      <w:r>
+        <w:rPr>
+          <w:rFonts w:eastAsiaTheme="minorEastAsia"/>
+          <w:iCs/>
+        </w:rPr>
+        <w:t xml:space="preserve"> this projection</w:t>
+      </w:r>
+      <w:r>
+        <w:rPr>
+          <w:rFonts w:eastAsiaTheme="minorEastAsia"/>
+          <w:iCs/>
+        </w:rPr>
+        <w:t xml:space="preserve">. </w:t>
+      </w:r>
+      <w:r>
+        <w:rPr>
+          <w:rFonts w:eastAsiaTheme="minorEastAsia"/>
+          <w:iCs/>
+        </w:rPr>
+        <w:t xml:space="preserve">The shallow cumulus cloud fraction is assumed proportional to the mass flux </w:t>
+      </w:r>
+      <m:oMath>
         <m:r>
+          <m:rPr>
+            <m:sty m:val="p"/>
+          </m:rPr>
           <w:rPr>
-            <w:rFonts w:ascii="Cambria Math" w:hAnsi="Cambria Math"/>
+            <w:rFonts w:ascii="Cambria Math" w:eastAsiaTheme="minorEastAsia" w:hAnsi="Cambria Math"/>
           </w:rPr>
-          <m:t>=d</m:t>
+          <m:t>Δ</m:t>
         </m:r>
-        <m:func>
-          <m:funcPr>
-            <m:ctrlPr>
-              <w:rPr>
-                <w:rFonts w:ascii="Cambria Math" w:hAnsi="Cambria Math"/>
-                <w:i/>
-              </w:rPr>
-            </m:ctrlPr>
-          </m:funcPr>
-          <m:fName>
-            <m:r>
-              <m:rPr>
-                <m:sty m:val="p"/>
-              </m:rPr>
-              <w:rPr>
-                <w:rFonts w:ascii="Cambria Math" w:hAnsi="Cambria Math"/>
-              </w:rPr>
-              <m:t>ln</m:t>
-            </m:r>
-            <m:ctrlPr>
-              <w:rPr>
-                <w:rFonts w:ascii="Cambria Math" w:hAnsi="Cambria Math"/>
-              </w:rPr>
-            </m:ctrlPr>
-          </m:fName>
-          <m:e>
-            <m:r>
-              <w:rPr>
-                <w:rFonts w:ascii="Cambria Math" w:hAnsi="Cambria Math"/>
-              </w:rPr>
-              <m:t>M</m:t>
-            </m:r>
-          </m:e>
-        </m:func>
-      </m:oMath>
-      <w:r>
-        <w:rPr>
-          <w:rFonts w:eastAsiaTheme="minorEastAsia"/>
-        </w:rPr>
-        <w:t xml:space="preserve"> is possible if the ratio of the cloud area fraction </w:t>
-      </w:r>
-      <m:oMath>
         <m:r>
           <w:rPr>
             <w:rFonts w:ascii="Cambria Math" w:eastAsiaTheme="minorEastAsia" w:hAnsi="Cambria Math"/>
           </w:rPr>
-          <m:t xml:space="preserve">C </m:t>
+          <m:t>C/C=</m:t>
+        </m:r>
+        <m:r>
+          <m:rPr>
+            <m:sty m:val="p"/>
+          </m:rPr>
+          <w:rPr>
+            <w:rFonts w:ascii="Cambria Math" w:eastAsiaTheme="minorEastAsia" w:hAnsi="Cambria Math"/>
+          </w:rPr>
+          <m:t>Δ</m:t>
+        </m:r>
+        <m:r>
+          <w:rPr>
+            <w:rFonts w:ascii="Cambria Math" w:eastAsiaTheme="minorEastAsia" w:hAnsi="Cambria Math"/>
+          </w:rPr>
+          <m:t>M/M</m:t>
         </m:r>
       </m:oMath>
       <w:r>
         <w:rPr>
           <w:rFonts w:eastAsiaTheme="minorEastAsia"/>
-        </w:rPr>
-        <w:t xml:space="preserve">to the active updraft area </w:t>
-      </w:r>
-      <m:oMath>
-        <m:sSub>
-          <m:sSubPr>
-            <m:ctrlPr>
-              <w:rPr>
-                <w:rFonts w:ascii="Cambria Math" w:eastAsiaTheme="minorEastAsia" w:hAnsi="Cambria Math"/>
-                <w:i/>
-              </w:rPr>
-            </m:ctrlPr>
-          </m:sSubPr>
-          <m:e>
-            <m:r>
-              <w:rPr>
-                <w:rFonts w:ascii="Cambria Math" w:eastAsiaTheme="minorEastAsia" w:hAnsi="Cambria Math"/>
-              </w:rPr>
-              <m:t>C</m:t>
-            </m:r>
-          </m:e>
-          <m:sub>
-            <m:r>
-              <w:rPr>
-                <w:rFonts w:ascii="Cambria Math" w:eastAsiaTheme="minorEastAsia" w:hAnsi="Cambria Math"/>
-              </w:rPr>
-              <m:t>a</m:t>
-            </m:r>
-          </m:sub>
-        </m:sSub>
-      </m:oMath>
-      <w:r>
-        <w:rPr>
-          <w:rFonts w:eastAsiaTheme="minorEastAsia"/>
-        </w:rPr>
-        <w:t xml:space="preserve"> with moisture flux </w:t>
-      </w:r>
-      <m:oMath>
-        <m:sSub>
-          <m:sSubPr>
-            <m:ctrlPr>
-              <w:rPr>
-                <w:rFonts w:ascii="Cambria Math" w:eastAsiaTheme="minorEastAsia" w:hAnsi="Cambria Math"/>
-                <w:i/>
-              </w:rPr>
-            </m:ctrlPr>
-          </m:sSubPr>
-          <m:e>
-            <m:r>
-              <w:rPr>
-                <w:rFonts w:ascii="Cambria Math" w:eastAsiaTheme="minorEastAsia" w:hAnsi="Cambria Math"/>
-              </w:rPr>
-              <m:t>w</m:t>
-            </m:r>
-          </m:e>
-          <m:sub>
-            <m:r>
-              <w:rPr>
-                <w:rFonts w:ascii="Cambria Math" w:eastAsiaTheme="minorEastAsia" w:hAnsi="Cambria Math"/>
-              </w:rPr>
-              <m:t>up</m:t>
-            </m:r>
-          </m:sub>
-        </m:sSub>
-        <m:d>
-          <m:dPr>
-            <m:ctrlPr>
-              <w:rPr>
-                <w:rFonts w:ascii="Cambria Math" w:eastAsiaTheme="minorEastAsia" w:hAnsi="Cambria Math"/>
-                <w:i/>
-              </w:rPr>
-            </m:ctrlPr>
-          </m:dPr>
-          <m:e>
-            <m:sSub>
-              <m:sSubPr>
-                <m:ctrlPr>
-                  <w:rPr>
-                    <w:rFonts w:ascii="Cambria Math" w:eastAsiaTheme="minorEastAsia" w:hAnsi="Cambria Math"/>
-                    <w:i/>
-                  </w:rPr>
-                </m:ctrlPr>
-              </m:sSubPr>
-              <m:e>
-                <m:r>
-                  <w:rPr>
-                    <w:rFonts w:ascii="Cambria Math" w:eastAsiaTheme="minorEastAsia" w:hAnsi="Cambria Math"/>
-                  </w:rPr>
-                  <m:t>q</m:t>
-                </m:r>
-              </m:e>
-              <m:sub>
-                <m:r>
-                  <w:rPr>
-                    <w:rFonts w:ascii="Cambria Math" w:eastAsiaTheme="minorEastAsia" w:hAnsi="Cambria Math"/>
-                  </w:rPr>
-                  <m:t>cld</m:t>
-                </m:r>
-              </m:sub>
-            </m:sSub>
-            <m:r>
-              <w:rPr>
-                <w:rFonts w:ascii="Cambria Math" w:eastAsiaTheme="minorEastAsia" w:hAnsi="Cambria Math"/>
-              </w:rPr>
-              <m:t>-</m:t>
-            </m:r>
-            <m:sSub>
-              <m:sSubPr>
-                <m:ctrlPr>
-                  <w:rPr>
-                    <w:rFonts w:ascii="Cambria Math" w:eastAsiaTheme="minorEastAsia" w:hAnsi="Cambria Math"/>
-                    <w:i/>
-                  </w:rPr>
-                </m:ctrlPr>
-              </m:sSubPr>
-              <m:e>
-                <m:r>
-                  <w:rPr>
-                    <w:rFonts w:ascii="Cambria Math" w:eastAsiaTheme="minorEastAsia" w:hAnsi="Cambria Math"/>
-                  </w:rPr>
-                  <m:t>q</m:t>
-                </m:r>
-              </m:e>
-              <m:sub>
-                <m:r>
-                  <w:rPr>
-                    <w:rFonts w:ascii="Cambria Math" w:eastAsiaTheme="minorEastAsia" w:hAnsi="Cambria Math"/>
-                  </w:rPr>
-                  <m:t>env</m:t>
-                </m:r>
-              </m:sub>
-            </m:sSub>
-          </m:e>
-        </m:d>
-      </m:oMath>
-      <w:r>
-        <w:rPr>
-          <w:rFonts w:eastAsiaTheme="minorEastAsia"/>
-        </w:rPr>
-        <w:t xml:space="preserve"> changes for clouds in a different climate. </w:t>
-      </w:r>
-      <w:r>
-        <w:rPr>
-          <w:rFonts w:eastAsiaTheme="minorEastAsia"/>
-        </w:rPr>
-        <w:t>Our projections are valid as long as</w:t>
-      </w:r>
-      <w:r>
-        <w:rPr>
-          <w:rFonts w:eastAsiaTheme="minorEastAsia"/>
-        </w:rPr>
-        <w:t xml:space="preserve"> </w:t>
-      </w:r>
-      <w:r>
-        <w:rPr>
-          <w:rFonts w:eastAsiaTheme="minorEastAsia"/>
-        </w:rPr>
-        <w:t xml:space="preserve">ratio of total </w:t>
-      </w:r>
-      <w:r>
-        <w:rPr>
-          <w:rFonts w:eastAsiaTheme="minorEastAsia"/>
-        </w:rPr>
-        <w:t xml:space="preserve">cloud area </w:t>
-      </w:r>
-      <w:r>
-        <w:rPr>
-          <w:rFonts w:eastAsiaTheme="minorEastAsia"/>
-        </w:rPr>
-        <w:t xml:space="preserve">to </w:t>
-      </w:r>
-      <w:r>
-        <w:rPr>
-          <w:rFonts w:eastAsiaTheme="minorEastAsia"/>
-        </w:rPr>
-        <w:t xml:space="preserve">the area of active </w:t>
-      </w:r>
-      <w:r>
-        <w:rPr>
-          <w:rFonts w:eastAsiaTheme="minorEastAsia"/>
-        </w:rPr>
-        <w:t xml:space="preserve">cloud updrafts </w:t>
+          <w:iCs/>
+        </w:rPr>
+        <w:t>.</w:t>
+      </w:r>
+      <w:r>
+        <w:rPr>
+          <w:rFonts w:eastAsiaTheme="minorEastAsia"/>
+        </w:rPr>
+        <w:t xml:space="preserve"> The area ratio </w:t>
       </w:r>
       <m:oMath>
         <m:f>
@@ -11917,7 +11402,7 @@
                   <w:rPr>
                     <w:rFonts w:ascii="Cambria Math" w:eastAsiaTheme="minorEastAsia" w:hAnsi="Cambria Math"/>
                   </w:rPr>
-                  <m:t>a</m:t>
+                  <m:t>up</m:t>
                 </m:r>
               </m:sub>
             </m:sSub>
@@ -11928,82 +11413,678 @@
         <w:rPr>
           <w:rFonts w:eastAsiaTheme="minorEastAsia"/>
         </w:rPr>
-        <w:t>, which depends on cloud-scale processes,</w:t>
-      </w:r>
-      <w:r>
-        <w:rPr>
-          <w:rFonts w:eastAsiaTheme="minorEastAsia"/>
-        </w:rPr>
-        <w:t xml:space="preserve"> is </w:t>
-      </w:r>
-      <w:r>
-        <w:rPr>
-          <w:rFonts w:eastAsiaTheme="minorEastAsia"/>
-        </w:rPr>
-        <w:t xml:space="preserve">constant. Previous studies have found </w:t>
+        <w:t xml:space="preserve"> of the cloud to the updraft responsible for the mass flux </w:t>
+      </w:r>
+      <w:r>
+        <w:rPr>
+          <w:rFonts w:eastAsiaTheme="minorEastAsia"/>
+        </w:rPr>
+        <w:t>(</w:t>
       </w:r>
       <m:oMath>
-        <m:f>
-          <m:fPr>
-            <m:type m:val="lin"/>
-            <m:ctrlPr>
-              <w:rPr>
-                <w:rFonts w:ascii="Cambria Math" w:eastAsiaTheme="minorEastAsia" w:hAnsi="Cambria Math"/>
-                <w:i/>
-              </w:rPr>
-            </m:ctrlPr>
-          </m:fPr>
-          <m:num>
-            <m:r>
-              <w:rPr>
-                <w:rFonts w:ascii="Cambria Math" w:eastAsiaTheme="minorEastAsia" w:hAnsi="Cambria Math"/>
-              </w:rPr>
-              <m:t>C</m:t>
-            </m:r>
-          </m:num>
-          <m:den>
-            <m:sSub>
-              <m:sSubPr>
-                <m:ctrlPr>
-                  <w:rPr>
-                    <w:rFonts w:ascii="Cambria Math" w:eastAsiaTheme="minorEastAsia" w:hAnsi="Cambria Math"/>
-                    <w:i/>
-                  </w:rPr>
-                </m:ctrlPr>
-              </m:sSubPr>
-              <m:e>
-                <m:r>
-                  <w:rPr>
-                    <w:rFonts w:ascii="Cambria Math" w:eastAsiaTheme="minorEastAsia" w:hAnsi="Cambria Math"/>
-                  </w:rPr>
-                  <m:t>C</m:t>
-                </m:r>
-              </m:e>
-              <m:sub>
-                <m:r>
-                  <w:rPr>
-                    <w:rFonts w:ascii="Cambria Math" w:eastAsiaTheme="minorEastAsia" w:hAnsi="Cambria Math"/>
-                  </w:rPr>
-                  <m:t>a</m:t>
-                </m:r>
-              </m:sub>
-            </m:sSub>
-          </m:den>
-        </m:f>
         <m:r>
           <w:rPr>
             <w:rFonts w:ascii="Cambria Math" w:eastAsiaTheme="minorEastAsia" w:hAnsi="Cambria Math"/>
           </w:rPr>
-          <m:t>≈2</m:t>
+          <m:t>M=w</m:t>
+        </m:r>
+        <m:sSub>
+          <m:sSubPr>
+            <m:ctrlPr>
+              <w:rPr>
+                <w:rFonts w:ascii="Cambria Math" w:eastAsiaTheme="minorEastAsia" w:hAnsi="Cambria Math"/>
+                <w:i/>
+              </w:rPr>
+            </m:ctrlPr>
+          </m:sSubPr>
+          <m:e>
+            <m:r>
+              <w:rPr>
+                <w:rFonts w:ascii="Cambria Math" w:eastAsiaTheme="minorEastAsia" w:hAnsi="Cambria Math"/>
+              </w:rPr>
+              <m:t>C</m:t>
+            </m:r>
+          </m:e>
+          <m:sub>
+            <m:r>
+              <w:rPr>
+                <w:rFonts w:ascii="Cambria Math" w:eastAsiaTheme="minorEastAsia" w:hAnsi="Cambria Math"/>
+              </w:rPr>
+              <m:t>up</m:t>
+            </m:r>
+          </m:sub>
+        </m:sSub>
+      </m:oMath>
+      <w:r>
+        <w:rPr>
+          <w:rFonts w:eastAsiaTheme="minorEastAsia"/>
+        </w:rPr>
+        <w:t>) i</w:t>
+      </w:r>
+      <w:r>
+        <w:rPr>
+          <w:rFonts w:eastAsiaTheme="minorEastAsia"/>
+        </w:rPr>
+        <w:t xml:space="preserve">s about 2 (Siebesma et al., 2003; Vogel et al., 2020). </w:t>
+      </w:r>
+      <w:r>
+        <w:rPr>
+          <w:rFonts w:eastAsiaTheme="minorEastAsia"/>
+        </w:rPr>
+        <w:t>The moisture budget</w:t>
+      </w:r>
+      <w:r>
+        <w:rPr>
+          <w:rFonts w:eastAsiaTheme="minorEastAsia"/>
+        </w:rPr>
+        <w:t xml:space="preserve"> requires</w:t>
+      </w:r>
+      <w:r>
+        <w:rPr>
+          <w:rFonts w:eastAsiaTheme="minorEastAsia"/>
+        </w:rPr>
+        <w:br/>
+      </w:r>
+      <m:oMath>
+        <m:d>
+          <m:dPr>
+            <m:ctrlPr>
+              <w:rPr>
+                <w:rFonts w:ascii="Cambria Math" w:eastAsiaTheme="minorEastAsia" w:hAnsi="Cambria Math"/>
+                <w:i/>
+              </w:rPr>
+            </m:ctrlPr>
+          </m:dPr>
+          <m:e>
+            <m:r>
+              <m:rPr>
+                <m:sty m:val="p"/>
+              </m:rPr>
+              <w:rPr>
+                <w:rFonts w:ascii="Cambria Math" w:hAnsi="Cambria Math"/>
+              </w:rPr>
+              <m:t>Δ</m:t>
+            </m:r>
+            <m:r>
+              <w:rPr>
+                <w:rFonts w:ascii="Cambria Math" w:hAnsi="Cambria Math"/>
+              </w:rPr>
+              <m:t>M</m:t>
+            </m:r>
+            <m:r>
+              <w:rPr>
+                <w:rFonts w:ascii="Cambria Math" w:hAnsi="Cambria Math"/>
+              </w:rPr>
+              <m:t>/</m:t>
+            </m:r>
+            <m:r>
+              <w:rPr>
+                <w:rFonts w:ascii="Cambria Math" w:hAnsi="Cambria Math"/>
+              </w:rPr>
+              <m:t>M</m:t>
+            </m:r>
+            <m:ctrlPr>
+              <w:rPr>
+                <w:rFonts w:ascii="Cambria Math" w:hAnsi="Cambria Math"/>
+                <w:i/>
+              </w:rPr>
+            </m:ctrlPr>
+          </m:e>
+        </m:d>
+        <m:r>
+          <m:rPr>
+            <m:sty m:val="p"/>
+          </m:rPr>
+          <w:rPr>
+            <w:rFonts w:ascii="Cambria Math" w:hAnsi="Cambria Math"/>
+          </w:rPr>
+          <m:t>(</m:t>
+        </m:r>
+        <m:r>
+          <m:rPr>
+            <m:sty m:val="p"/>
+          </m:rPr>
+          <w:rPr>
+            <w:rFonts w:ascii="Cambria Math" w:hAnsi="Cambria Math"/>
+          </w:rPr>
+          <m:t>Δ</m:t>
+        </m:r>
+        <m:r>
+          <w:rPr>
+            <w:rFonts w:ascii="Cambria Math" w:hAnsi="Cambria Math"/>
+          </w:rPr>
+          <m:t>(</m:t>
+        </m:r>
+        <m:sSub>
+          <m:sSubPr>
+            <m:ctrlPr>
+              <w:rPr>
+                <w:rFonts w:ascii="Cambria Math" w:hAnsi="Cambria Math"/>
+                <w:i/>
+              </w:rPr>
+            </m:ctrlPr>
+          </m:sSubPr>
+          <m:e>
+            <m:r>
+              <w:rPr>
+                <w:rFonts w:ascii="Cambria Math" w:hAnsi="Cambria Math"/>
+              </w:rPr>
+              <m:t>q</m:t>
+            </m:r>
+          </m:e>
+          <m:sub>
+            <m:r>
+              <w:rPr>
+                <w:rFonts w:ascii="Cambria Math" w:hAnsi="Cambria Math"/>
+              </w:rPr>
+              <m:t>c</m:t>
+            </m:r>
+          </m:sub>
+        </m:sSub>
+        <m:r>
+          <w:rPr>
+            <w:rFonts w:ascii="Cambria Math" w:hAnsi="Cambria Math"/>
+          </w:rPr>
+          <m:t>-q)/(</m:t>
+        </m:r>
+        <m:sSub>
+          <m:sSubPr>
+            <m:ctrlPr>
+              <w:rPr>
+                <w:rFonts w:ascii="Cambria Math" w:hAnsi="Cambria Math"/>
+                <w:i/>
+              </w:rPr>
+            </m:ctrlPr>
+          </m:sSubPr>
+          <m:e>
+            <m:r>
+              <w:rPr>
+                <w:rFonts w:ascii="Cambria Math" w:hAnsi="Cambria Math"/>
+              </w:rPr>
+              <m:t>q</m:t>
+            </m:r>
+          </m:e>
+          <m:sub>
+            <m:r>
+              <w:rPr>
+                <w:rFonts w:ascii="Cambria Math" w:hAnsi="Cambria Math"/>
+              </w:rPr>
+              <m:t>c</m:t>
+            </m:r>
+          </m:sub>
+        </m:sSub>
+        <m:r>
+          <w:rPr>
+            <w:rFonts w:ascii="Cambria Math" w:hAnsi="Cambria Math"/>
+          </w:rPr>
+          <m:t>-q)</m:t>
+        </m:r>
+        <m:r>
+          <w:rPr>
+            <w:rFonts w:ascii="Cambria Math" w:hAnsi="Cambria Math"/>
+          </w:rPr>
+          <m:t>)</m:t>
+        </m:r>
+        <m:r>
+          <w:rPr>
+            <w:rFonts w:ascii="Cambria Math" w:hAnsi="Cambria Math"/>
+          </w:rPr>
+          <m:t>=</m:t>
+        </m:r>
+        <m:r>
+          <w:rPr>
+            <w:rFonts w:ascii="Cambria Math" w:hAnsi="Cambria Math"/>
+          </w:rPr>
+          <m:t>(</m:t>
+        </m:r>
+        <m:r>
+          <m:rPr>
+            <m:sty m:val="p"/>
+          </m:rPr>
+          <w:rPr>
+            <w:rFonts w:ascii="Cambria Math" w:hAnsi="Cambria Math"/>
+          </w:rPr>
+          <m:t>Δ</m:t>
+        </m:r>
+        <m:r>
+          <w:rPr>
+            <w:rFonts w:ascii="Cambria Math" w:hAnsi="Cambria Math"/>
+          </w:rPr>
+          <m:t>W/W</m:t>
+        </m:r>
+        <m:r>
+          <w:rPr>
+            <w:rFonts w:ascii="Cambria Math" w:hAnsi="Cambria Math"/>
+          </w:rPr>
+          <m:t>)(</m:t>
+        </m:r>
+        <m:r>
+          <m:rPr>
+            <m:sty m:val="p"/>
+          </m:rPr>
+          <w:rPr>
+            <w:rFonts w:ascii="Cambria Math" w:hAnsi="Cambria Math"/>
+          </w:rPr>
+          <m:t>Δ</m:t>
+        </m:r>
+        <m:r>
+          <m:rPr>
+            <m:sty m:val="p"/>
+          </m:rPr>
+          <w:rPr>
+            <w:rFonts w:ascii="Cambria Math" w:hAnsi="Cambria Math"/>
+          </w:rPr>
+          <m:t>(</m:t>
+        </m:r>
+        <m:r>
+          <m:rPr>
+            <m:sty m:val="p"/>
+          </m:rPr>
+          <w:rPr>
+            <w:rFonts w:ascii="Cambria Math" w:hAnsi="Cambria Math"/>
+          </w:rPr>
+          <m:t>∇</m:t>
+        </m:r>
+        <m:r>
+          <w:rPr>
+            <w:rFonts w:ascii="Cambria Math" w:hAnsi="Cambria Math"/>
+          </w:rPr>
+          <m:t>q)/</m:t>
+        </m:r>
+        <m:r>
+          <m:rPr>
+            <m:sty m:val="p"/>
+          </m:rPr>
+          <w:rPr>
+            <w:rFonts w:ascii="Cambria Math" w:hAnsi="Cambria Math"/>
+          </w:rPr>
+          <m:t>∇</m:t>
+        </m:r>
+        <m:r>
+          <w:rPr>
+            <w:rFonts w:ascii="Cambria Math" w:hAnsi="Cambria Math"/>
+          </w:rPr>
+          <m:t>q)</m:t>
+        </m:r>
+        <m:r>
+          <w:rPr>
+            <w:rFonts w:ascii="Cambria Math" w:hAnsi="Cambria Math"/>
+          </w:rPr>
+          <m:t>.</m:t>
         </m:r>
       </m:oMath>
       <w:r>
         <w:rPr>
           <w:rFonts w:eastAsiaTheme="minorEastAsia"/>
-        </w:rPr>
-        <w:t xml:space="preserve"> (Siebesma et al. 2003, Vogel et al. 2020).</w:t>
-      </w:r>
-      <w:commentRangeEnd w:id="91"/>
+          <w:iCs/>
+        </w:rPr>
+        <w:t xml:space="preserve"> </w:t>
+      </w:r>
+      <w:r>
+        <w:rPr>
+          <w:rFonts w:eastAsiaTheme="minorEastAsia"/>
+          <w:iCs/>
+        </w:rPr>
+        <w:t>Disp</w:t>
+      </w:r>
+      <w:r>
+        <w:rPr>
+          <w:rFonts w:eastAsiaTheme="minorEastAsia"/>
+          <w:iCs/>
+        </w:rPr>
+        <w:t>roportional changes of</w:t>
+      </w:r>
+      <w:r>
+        <w:rPr>
+          <w:rFonts w:eastAsiaTheme="minorEastAsia"/>
+          <w:iCs/>
+        </w:rPr>
+        <w:t xml:space="preserve"> the</w:t>
+      </w:r>
+      <w:r>
+        <w:rPr>
+          <w:rFonts w:eastAsiaTheme="minorEastAsia"/>
+          <w:iCs/>
+        </w:rPr>
+        <w:t xml:space="preserve"> </w:t>
+      </w:r>
+      <w:r>
+        <w:rPr>
+          <w:rFonts w:eastAsiaTheme="minorEastAsia"/>
+          <w:iCs/>
+        </w:rPr>
+        <w:t>large</w:t>
+      </w:r>
+      <w:r>
+        <w:rPr>
+          <w:rFonts w:eastAsiaTheme="minorEastAsia"/>
+          <w:iCs/>
+        </w:rPr>
+        <w:t>-</w:t>
+      </w:r>
+      <w:r>
+        <w:rPr>
+          <w:rFonts w:eastAsiaTheme="minorEastAsia"/>
+          <w:iCs/>
+        </w:rPr>
+        <w:t xml:space="preserve">scale moisture gradient </w:t>
+      </w:r>
+      <m:oMath>
+        <m:r>
+          <m:rPr>
+            <m:sty m:val="p"/>
+          </m:rPr>
+          <w:rPr>
+            <w:rFonts w:ascii="Cambria Math" w:eastAsiaTheme="minorEastAsia" w:hAnsi="Cambria Math"/>
+          </w:rPr>
+          <m:t>Δ</m:t>
+        </m:r>
+        <m:r>
+          <w:rPr>
+            <w:rFonts w:ascii="Cambria Math" w:eastAsiaTheme="minorEastAsia" w:hAnsi="Cambria Math"/>
+          </w:rPr>
+          <m:t xml:space="preserve">q </m:t>
+        </m:r>
+      </m:oMath>
+      <w:r>
+        <w:rPr>
+          <w:rFonts w:eastAsiaTheme="minorEastAsia"/>
+          <w:iCs/>
+        </w:rPr>
+        <w:t>to the</w:t>
+      </w:r>
+      <w:r>
+        <w:rPr>
+          <w:rFonts w:eastAsiaTheme="minorEastAsia"/>
+          <w:iCs/>
+        </w:rPr>
+        <w:t xml:space="preserve"> cloud-environment </w:t>
+      </w:r>
+      <w:r>
+        <w:rPr>
+          <w:rFonts w:eastAsiaTheme="minorEastAsia"/>
+          <w:iCs/>
+        </w:rPr>
+        <w:t>moisture</w:t>
+      </w:r>
+      <w:r>
+        <w:rPr>
+          <w:rFonts w:eastAsiaTheme="minorEastAsia"/>
+          <w:iCs/>
+        </w:rPr>
+        <w:t xml:space="preserve"> difference</w:t>
+      </w:r>
+      <w:r>
+        <w:rPr>
+          <w:rFonts w:eastAsiaTheme="minorEastAsia"/>
+          <w:iCs/>
+        </w:rPr>
+        <w:t xml:space="preserve"> </w:t>
+      </w:r>
+      <m:oMath>
+        <m:sSub>
+          <m:sSubPr>
+            <m:ctrlPr>
+              <w:rPr>
+                <w:rFonts w:ascii="Cambria Math" w:hAnsi="Cambria Math"/>
+                <w:i/>
+              </w:rPr>
+            </m:ctrlPr>
+          </m:sSubPr>
+          <m:e>
+            <m:r>
+              <w:rPr>
+                <w:rFonts w:ascii="Cambria Math" w:hAnsi="Cambria Math"/>
+              </w:rPr>
+              <m:t>q</m:t>
+            </m:r>
+          </m:e>
+          <m:sub>
+            <m:r>
+              <w:rPr>
+                <w:rFonts w:ascii="Cambria Math" w:hAnsi="Cambria Math"/>
+              </w:rPr>
+              <m:t>c</m:t>
+            </m:r>
+          </m:sub>
+        </m:sSub>
+        <m:r>
+          <w:rPr>
+            <w:rFonts w:ascii="Cambria Math" w:hAnsi="Cambria Math"/>
+          </w:rPr>
+          <m:t>-q</m:t>
+        </m:r>
+      </m:oMath>
+      <w:r>
+        <w:rPr>
+          <w:rFonts w:eastAsiaTheme="minorEastAsia"/>
+          <w:iCs/>
+        </w:rPr>
+        <w:t xml:space="preserve"> would change the p</w:t>
+      </w:r>
+      <w:r>
+        <w:rPr>
+          <w:rFonts w:eastAsiaTheme="minorEastAsia"/>
+          <w:iCs/>
+        </w:rPr>
+        <w:t xml:space="preserve">roportionality of mass flux to subsidence </w:t>
+      </w:r>
+      <m:oMath>
+        <m:r>
+          <m:rPr>
+            <m:sty m:val="p"/>
+          </m:rPr>
+          <w:rPr>
+            <w:rFonts w:ascii="Cambria Math" w:hAnsi="Cambria Math"/>
+          </w:rPr>
+          <m:t>Δ</m:t>
+        </m:r>
+        <m:r>
+          <w:rPr>
+            <w:rFonts w:ascii="Cambria Math" w:hAnsi="Cambria Math"/>
+          </w:rPr>
+          <m:t>M/M=</m:t>
+        </m:r>
+        <m:r>
+          <m:rPr>
+            <m:sty m:val="p"/>
+          </m:rPr>
+          <w:rPr>
+            <w:rFonts w:ascii="Cambria Math" w:hAnsi="Cambria Math"/>
+          </w:rPr>
+          <m:t>Δ</m:t>
+        </m:r>
+        <m:r>
+          <w:rPr>
+            <w:rFonts w:ascii="Cambria Math" w:hAnsi="Cambria Math"/>
+          </w:rPr>
+          <m:t>W/W</m:t>
+        </m:r>
+      </m:oMath>
+      <w:r>
+        <w:rPr>
+          <w:rFonts w:eastAsiaTheme="minorEastAsia"/>
+        </w:rPr>
+        <w:t>.</w:t>
+      </w:r>
+    </w:p>
+    <w:commentRangeEnd w:id="43"/>
+    <w:p>
+      <w:pPr>
+        <w:spacing w:line="240" w:lineRule="auto"/>
+        <w:rPr>
+          <w:rFonts w:eastAsiaTheme="minorEastAsia"/>
+          <w:iCs/>
+        </w:rPr>
+      </w:pPr>
+      <w:r>
+        <w:rPr>
+          <w:rStyle w:val="CommentReference"/>
+          <w:rFonts w:eastAsiaTheme="minorEastAsia"/>
+          <w:sz w:val="24"/>
+          <w:szCs w:val="24"/>
+        </w:rPr>
+        <w:commentReference w:id="43"/>
+      </w:r>
+      <w:commentRangeEnd w:id="44"/>
+      <w:r>
+        <w:rPr>
+          <w:rStyle w:val="CommentReference"/>
+          <w:rFonts w:eastAsiaTheme="minorEastAsia"/>
+          <w:sz w:val="24"/>
+          <w:szCs w:val="24"/>
+        </w:rPr>
+        <w:commentReference w:id="44"/>
+      </w:r>
+      <w:r>
+        <w:rPr>
+          <w:rFonts w:eastAsiaTheme="minorEastAsia"/>
+        </w:rPr>
+        <w:t xml:space="preserve">The DIM </w:t>
+      </w:r>
+      <w:r>
+        <w:rPr>
+          <w:rFonts w:eastAsiaTheme="minorEastAsia"/>
+        </w:rPr>
+        <w:t>mechanism</w:t>
+      </w:r>
+      <w:r>
+        <w:rPr>
+          <w:rFonts w:eastAsiaTheme="minorEastAsia"/>
+        </w:rPr>
+        <w:t xml:space="preserve"> predicts the change in area of low clouds responsible for the moisture flux but does not account for secondary desiccation of optically thick stratocumulus clouds found near cloud base in climate models. </w:t>
+      </w:r>
+      <w:r>
+        <w:t>Radiative</w:t>
+      </w:r>
+      <w:r>
+        <w:t xml:space="preserve"> </w:t>
+      </w:r>
+      <w:r>
+        <w:t>effects</w:t>
+      </w:r>
+      <w:r>
+        <w:t xml:space="preserve"> are similar </w:t>
+      </w:r>
+      <w:r>
+        <w:t xml:space="preserve">for </w:t>
+      </w:r>
+      <w:r>
+        <w:t>stratocumulus and shallow cumulus</w:t>
+      </w:r>
+      <w:r>
+        <w:t xml:space="preserve"> clouds </w:t>
+      </w:r>
+      <w:r>
+        <w:t>(Tselioudis et al., 2021; Zelinka et al. 2025)</w:t>
+      </w:r>
+      <w:r>
+        <w:t>.</w:t>
+      </w:r>
+      <w:r>
+        <w:t xml:space="preserve"> </w:t>
+      </w:r>
+      <w:r>
+        <w:t>S</w:t>
+      </w:r>
+      <w:r>
+        <w:t xml:space="preserve">hifts </w:t>
+      </w:r>
+      <w:r>
+        <w:t>from</w:t>
+      </w:r>
+      <w:r>
+        <w:t xml:space="preserve"> optically thicker </w:t>
+      </w:r>
+      <w:r>
+        <w:t xml:space="preserve">stratocumulus to </w:t>
+      </w:r>
+      <w:r>
+        <w:t xml:space="preserve">optically thinner </w:t>
+      </w:r>
+      <w:r>
+        <w:t xml:space="preserve">shallow cumulus </w:t>
+      </w:r>
+      <w:r>
+        <w:t xml:space="preserve">clouds </w:t>
+      </w:r>
+      <w:r>
+        <w:t xml:space="preserve">could result in </w:t>
+      </w:r>
+      <w:r>
+        <w:t>some</w:t>
+      </w:r>
+      <w:r>
+        <w:t xml:space="preserve"> compensation between their radiative effects. </w:t>
+      </w:r>
+      <w:r>
+        <w:t>M</w:t>
+      </w:r>
+      <w:r>
+        <w:t>ixing-induced low cloud feedback</w:t>
+      </w:r>
+      <w:r>
+        <w:t xml:space="preserve">, </w:t>
+      </w:r>
+      <w:r>
+        <w:t>where</w:t>
+      </w:r>
+      <w:r>
+        <w:t>in</w:t>
+      </w:r>
+      <w:r>
+        <w:t xml:space="preserve"> mixing by precipitating convection dries lower levels and evaporates extensive and optically thick stratocumulus clouds</w:t>
+      </w:r>
+      <w:r>
+        <w:t xml:space="preserve">, </w:t>
+      </w:r>
+      <w:r>
+        <w:t>describes a version of</w:t>
+      </w:r>
+      <w:r>
+        <w:t xml:space="preserve"> this </w:t>
+      </w:r>
+      <w:r>
+        <w:t>compensation</w:t>
+      </w:r>
+      <w:r>
+        <w:t xml:space="preserve">. </w:t>
+      </w:r>
+      <w:r>
+        <w:t>Though subsidence is a common precondition for stratocumulus clouds, a</w:t>
+      </w:r>
+      <w:commentRangeStart w:id="45"/>
+      <w:r>
+        <w:t xml:space="preserve">ll else </w:t>
+      </w:r>
+      <w:r>
+        <w:t xml:space="preserve">being </w:t>
+      </w:r>
+      <w:r>
+        <w:t xml:space="preserve">equal, </w:t>
+      </w:r>
+      <w:r>
+        <w:t xml:space="preserve">greater </w:t>
+      </w:r>
+      <w:r>
+        <w:t xml:space="preserve">subsidence </w:t>
+      </w:r>
+      <w:r>
+        <w:t xml:space="preserve">dries </w:t>
+      </w:r>
+      <w:r>
+        <w:t>reduce</w:t>
+      </w:r>
+      <w:r>
+        <w:t>s</w:t>
+      </w:r>
+      <w:r>
+        <w:t xml:space="preserve"> </w:t>
+      </w:r>
+      <w:r>
+        <w:t>stratocumulus clouds (Myers and Norris, 2014).</w:t>
+      </w:r>
+      <w:commentRangeEnd w:id="45"/>
       <w:r>
         <w:rPr>
           <w:rStyle w:val="CommentReference"/>
@@ -12012,176 +12093,76 @@
           <w:sz w:val="24"/>
           <w:szCs w:val="24"/>
         </w:rPr>
-        <w:commentReference w:id="91"/>
+        <w:commentReference w:id="45"/>
       </w:r>
     </w:p>
     <w:p>
       <w:pPr>
         <w:pStyle w:val="BodyText"/>
       </w:pPr>
-      <w:commentRangeStart w:id="92"/>
-      <w:r>
-        <w:t xml:space="preserve">Cloud properties and within-regime </w:t>
-      </w:r>
-      <w:r>
-        <w:t xml:space="preserve">radiative </w:t>
-      </w:r>
-      <w:r>
-        <w:t xml:space="preserve">feedbacks are similar </w:t>
-      </w:r>
-      <w:r>
-        <w:t xml:space="preserve">for low clouds </w:t>
-      </w:r>
-      <w:r>
-        <w:t>(Tselioudis et al., 2021; Zelinka et al. 2025)</w:t>
-      </w:r>
-      <w:r>
-        <w:t>.</w:t>
-      </w:r>
-      <w:commentRangeEnd w:id="92"/>
-      <w:r>
-        <w:rPr>
-          <w:rStyle w:val="CommentReference"/>
-          <w:sz w:val="24"/>
-          <w:szCs w:val="24"/>
-        </w:rPr>
-        <w:commentReference w:id="92"/>
+      <w:r>
+        <w:t>T</w:t>
+      </w:r>
+      <w:r>
+        <w:t>he mass flux mode</w:t>
+      </w:r>
+      <w:r>
+        <w:t xml:space="preserve">l </w:t>
+      </w:r>
+      <w:r>
+        <w:t xml:space="preserve">simulates </w:t>
+      </w:r>
+      <w:r>
+        <w:t xml:space="preserve">updraft plumes, </w:t>
+      </w:r>
+      <w:r>
+        <w:t xml:space="preserve">but not </w:t>
+      </w:r>
+      <w:r>
+        <w:t xml:space="preserve">stratocumulus clouds </w:t>
+      </w:r>
+      <w:r>
+        <w:t>coupled to s</w:t>
+      </w:r>
+      <w:r>
+        <w:t xml:space="preserve">ubcloud </w:t>
+      </w:r>
+      <w:r>
+        <w:t>turbulen</w:t>
+      </w:r>
+      <w:r>
+        <w:t>ce</w:t>
+      </w:r>
+      <w:r>
+        <w:t xml:space="preserve">. </w:t>
+      </w:r>
+      <w:r>
+        <w:t>A</w:t>
       </w:r>
       <w:r>
         <w:t xml:space="preserve"> </w:t>
       </w:r>
       <w:r>
-        <w:t>S</w:t>
-      </w:r>
-      <w:r>
-        <w:t xml:space="preserve">hifts </w:t>
-      </w:r>
-      <w:r>
-        <w:t xml:space="preserve">of optically thicker </w:t>
-      </w:r>
-      <w:r>
-        <w:t xml:space="preserve">stratocumulus to </w:t>
-      </w:r>
-      <w:r>
-        <w:t xml:space="preserve">optically thinner </w:t>
-      </w:r>
-      <w:r>
-        <w:t xml:space="preserve">shallow cumulus </w:t>
-      </w:r>
-      <w:r>
-        <w:t xml:space="preserve">clouds </w:t>
-      </w:r>
-      <w:r>
-        <w:t>could result in partial compensation between their radiative effects. The mixing-induced low cloud feedback describes a version of</w:t>
-      </w:r>
-      <w:r>
-        <w:t xml:space="preserve"> this competition</w:t>
-      </w:r>
-      <w:r>
-        <w:t>, whereby mixing by precipitating convection dries lower levels and evaporates extensive and optically thick stratocumulus clouds</w:t>
-      </w:r>
-      <w:r>
-        <w:t>, in the global average</w:t>
-      </w:r>
-      <w:r>
-        <w:t xml:space="preserve">. </w:t>
-      </w:r>
-      <w:commentRangeStart w:id="93"/>
-      <w:r>
-        <w:t xml:space="preserve">All else equal, subsidence </w:t>
-      </w:r>
-      <w:r>
-        <w:t xml:space="preserve">is found to </w:t>
-      </w:r>
-      <w:r>
-        <w:t>reduce</w:t>
-      </w:r>
-      <w:r>
-        <w:t xml:space="preserve"> lower</w:t>
-      </w:r>
-      <w:r>
-        <w:t xml:space="preserve"> stratocumulus clouds (Myers and Norris, 2014).</w:t>
-      </w:r>
-      <w:commentRangeEnd w:id="93"/>
-      <w:r>
-        <w:rPr>
-          <w:rStyle w:val="CommentReference"/>
-          <w:sz w:val="24"/>
-          <w:szCs w:val="24"/>
-        </w:rPr>
-        <w:commentReference w:id="93"/>
-      </w:r>
-    </w:p>
-    <w:p>
-      <w:pPr>
-        <w:pStyle w:val="BodyText"/>
-      </w:pPr>
-      <w:r>
-        <w:lastRenderedPageBreak/>
-        <w:t>T</w:t>
-      </w:r>
-      <w:r>
-        <w:t>he mass flux mode</w:t>
-      </w:r>
-      <w:r>
-        <w:t xml:space="preserve">l </w:t>
-      </w:r>
-      <w:r>
-        <w:t xml:space="preserve">simulates </w:t>
-      </w:r>
-      <w:r>
-        <w:t xml:space="preserve">updraft plumes, </w:t>
-      </w:r>
-      <w:r>
-        <w:t xml:space="preserve">but not </w:t>
-      </w:r>
-      <w:r>
-        <w:t xml:space="preserve">stratocumulus clouds </w:t>
-      </w:r>
-      <w:r>
-        <w:t>coupled to s</w:t>
-      </w:r>
-      <w:r>
-        <w:t xml:space="preserve">ubcloud </w:t>
-      </w:r>
-      <w:r>
-        <w:t>turbulen</w:t>
-      </w:r>
-      <w:r>
-        <w:t>ce</w:t>
-      </w:r>
-      <w:r>
-        <w:t xml:space="preserve">. </w:t>
-      </w:r>
-      <w:r>
-        <w:t>A</w:t>
+        <w:t>model</w:t>
+      </w:r>
+      <w:r>
+        <w:t xml:space="preserve"> for turbulent humidity fluctuations</w:t>
       </w:r>
       <w:r>
         <w:t xml:space="preserve"> </w:t>
       </w:r>
       <w:r>
-        <w:t>model</w:t>
-      </w:r>
-      <w:r>
-        <w:t xml:space="preserve"> for turbulent humidity fluctuations</w:t>
+        <w:t>shows</w:t>
       </w:r>
       <w:r>
         <w:t xml:space="preserve"> </w:t>
       </w:r>
       <w:r>
-        <w:t>shows</w:t>
-      </w:r>
-      <w:r>
-        <w:t xml:space="preserve"> </w:t>
-      </w:r>
-      <w:r>
         <w:t xml:space="preserve">LCL clouds may increase or decrease, depending </w:t>
       </w:r>
-      <w:ins w:id="94" w:author="Andrea Jenney" w:date="2026-08-07T18:31:00Z" w16du:dateUtc="2026-08-07T18:31:57Z">
-        <w:r>
-          <w:t xml:space="preserve">on </w:t>
-        </w:r>
-      </w:ins>
+      <w:r>
+        <w:t xml:space="preserve">on </w:t>
+      </w:r>
       <w:r>
         <w:t>subtle changes in subcloud moisture flux and cloud base relative humidity.</w:t>
       </w:r>
@@ -12642,7 +12623,14 @@
         <w:rPr>
           <w:rFonts w:ascii="Aptos" w:hAnsi="Aptos"/>
         </w:rPr>
-        <w:t xml:space="preserve">Jacob et al. 2020). The first, just above cloud base at 0.5-1.0 km, has high frequency of occurrence but low albedo and reflectance. Many of these lowest clouds are generated </w:t>
+        <w:t xml:space="preserve">Jacob et al. 2020). The first, just above cloud base at 0.5-1.0 km, has high frequency of occurrence but low albedo and reflectance. Many of these lowest clouds are </w:t>
+      </w:r>
+      <w:r>
+        <w:rPr>
+          <w:rFonts w:ascii="Aptos" w:hAnsi="Aptos"/>
+        </w:rPr>
+        <w:lastRenderedPageBreak/>
+        <w:t xml:space="preserve">generated </w:t>
       </w:r>
       <w:r>
         <w:rPr>
@@ -13001,16 +12989,7 @@
           <w:kern w:val="0"/>
           <w14:ligatures w14:val="none"/>
         </w:rPr>
-        <w:t xml:space="preserve">Pixels at solar zenith </w:t>
-      </w:r>
-      <w:r>
-        <w:rPr>
-          <w:rFonts w:eastAsiaTheme="minorEastAsia" w:cs="Times New Roman"/>
-          <w:kern w:val="0"/>
-          <w14:ligatures w14:val="none"/>
-        </w:rPr>
-        <w:lastRenderedPageBreak/>
-        <w:t xml:space="preserve">angle &gt;75 ° and deeper than 4 km are excluded. Cloud albedo is calculated with a two-stream approximation for inelastic scattering, </w:t>
+        <w:t xml:space="preserve">Pixels at solar zenith angle &gt;75 ° and deeper than 4 km are excluded. Cloud albedo is calculated with a two-stream approximation for inelastic scattering, </w:t>
       </w:r>
       <m:oMath>
         <m:sSub>
@@ -13425,6 +13404,7 @@
         <w:rPr>
           <w:noProof/>
         </w:rPr>
+        <w:lastRenderedPageBreak/>
         <w:drawing>
           <wp:inline distT="0" distB="0" distL="0" distR="0" wp14:anchorId="240CC29C" wp14:editId="414FC780">
             <wp:extent cx="5657108" cy="4242831"/>
@@ -13715,7 +13695,6 @@
         <w:rPr>
           <w:noProof/>
         </w:rPr>
-        <w:lastRenderedPageBreak/>
         <w:drawing>
           <wp:inline distT="0" distB="0" distL="0" distR="0" wp14:anchorId="7951895A" wp14:editId="480F3097">
             <wp:extent cx="2527733" cy="1470853"/>
@@ -13901,6 +13880,7 @@
         <w:pStyle w:val="Heading2"/>
       </w:pPr>
       <w:r>
+        <w:lastRenderedPageBreak/>
         <w:t>The l</w:t>
       </w:r>
       <w:r>
@@ -16101,7 +16081,6 @@
             <w:kern w:val="2"/>
             <w14:ligatures w14:val="standardContextual"/>
           </w:rPr>
-          <w:lastRenderedPageBreak/>
           <m:t>w=</m:t>
         </m:r>
         <m:nary>
@@ -16576,6 +16555,7 @@
           <w:rFonts w:ascii="Times New Roman" w:hAnsi="Times New Roman" w:cs="Times New Roman"/>
           <w:noProof/>
         </w:rPr>
+        <w:lastRenderedPageBreak/>
         <w:drawing>
           <wp:inline distT="0" distB="0" distL="0" distR="0" wp14:anchorId="16AEB97E" wp14:editId="480EE214">
             <wp:extent cx="3619500" cy="2908300"/>
@@ -18713,7 +18693,16 @@
           <w:i/>
           <w:iCs/>
         </w:rPr>
-        <w:t>precipitation efficiency</w:t>
+        <w:t xml:space="preserve">precipitation </w:t>
+      </w:r>
+      <w:r>
+        <w:rPr>
+          <w:rFonts w:ascii="Aptos" w:eastAsiaTheme="minorEastAsia" w:hAnsi="Aptos" w:cs="Times New Roman"/>
+          <w:i/>
+          <w:iCs/>
+        </w:rPr>
+        <w:lastRenderedPageBreak/>
+        <w:t>efficiency</w:t>
       </w:r>
       <w:r>
         <w:rPr>
@@ -20510,7 +20499,6 @@
         <w:rPr>
           <w:rFonts w:ascii="Aptos" w:eastAsiaTheme="minorEastAsia" w:hAnsi="Aptos" w:cs="Times New Roman"/>
         </w:rPr>
-        <w:lastRenderedPageBreak/>
         <w:t xml:space="preserve">The cloud (a) total specific humidity and (b) cloud-environment humidity difference as a function of height and total sink rate parameter is shown for an ensemble of sink rates in Fig. WPROF. This is used to compute (c) cloud-mean vertical velocity for each cloud. The total mass flux is </w:t>
       </w:r>
       <m:oMath>
@@ -20634,6 +20622,7 @@
           <w:noProof/>
           <w:color w:val="323130"/>
         </w:rPr>
+        <w:lastRenderedPageBreak/>
         <w:drawing>
           <wp:inline distT="0" distB="0" distL="0" distR="0" wp14:anchorId="32923E84" wp14:editId="40B94D8C">
             <wp:extent cx="1840079" cy="3296537"/>
@@ -23589,7 +23578,7 @@
       <w:pPr>
         <w:pStyle w:val="Heading2"/>
       </w:pPr>
-      <w:bookmarkStart w:id="95" w:name="cloud-base-clouds"/>
+      <w:bookmarkStart w:id="46" w:name="cloud-base-clouds"/>
       <w:r>
         <w:t>LCL clouds</w:t>
       </w:r>
@@ -26476,7 +26465,7 @@
         </w:rPr>
         <w:br/>
       </w:r>
-      <w:bookmarkStart w:id="96" w:name="scaling-subcloud-humidity-with-warming"/>
+      <w:bookmarkStart w:id="47" w:name="scaling-subcloud-humidity-with-warming"/>
       <m:oMathPara>
         <m:oMath>
           <m:r>
@@ -31206,8 +31195,8 @@
         <w:t>.</w:t>
       </w:r>
     </w:p>
-    <w:bookmarkEnd w:id="95"/>
-    <w:bookmarkEnd w:id="96"/>
+    <w:bookmarkEnd w:id="46"/>
+    <w:bookmarkEnd w:id="47"/>
     <w:p>
       <w:pPr>
         <w:pStyle w:val="BodyText"/>
@@ -31310,8 +31299,8 @@
 </file>
 
 <file path=word/comments.xml><?xml version="1.0" encoding="utf-8"?>
-<w:comments xmlns:wpc="http://schemas.microsoft.com/office/word/2010/wordprocessingCanvas" xmlns:cx="http://schemas.microsoft.com/office/drawing/2014/chartex" xmlns:cx1="http://schemas.microsoft.com/office/drawing/2015/9/8/chartex" xmlns:cx2="http://schemas.microsoft.com/office/drawing/2015/10/21/chartex" xmlns:cx3="http://schemas.microsoft.com/office/drawing/2016/5/9/chartex" xmlns:cx4="http://schemas.microsoft.com/office/drawing/2016/5/10/chartex" xmlns:cx5="http://schemas.microsoft.com/office/drawing/2016/5/11/chartex" xmlns:cx6="http://schemas.microsoft.com/office/drawing/2016/5/12/chartex" xmlns:cx7="http://schemas.microsoft.com/office/drawing/2016/5/13/chartex" xmlns:cx8="http://schemas.microsoft.com/office/drawing/2016/5/14/chartex" xmlns:mc="http://schemas.openxmlformats.org/markup-compatibility/2006" xmlns:m="http://schemas.openxmlformats.org/officeDocument/2006/math" xmlns:aink="http://schemas.microsoft.com/office/drawing/2016/ink" xmlns:am3d="http://schemas.microsoft.com/office/drawing/2017/model3d" xmlns:oel="http://schemas.microsoft.com/office/2019/extlst" xmlns:r="http://schemas.openxmlformats.org/officeDocument/2006/relationships" xmlns:wp14="http://schemas.microsoft.com/office/word/2010/wordprocessingDrawing" xmlns:wp="http://schemas.openxmlformats.org/drawingml/2006/wordprocessingDrawing" xmlns:wpg="http://schemas.microsoft.com/office/word/2010/wordprocessingGroup" xmlns:wpi="http://schemas.microsoft.com/office/word/2010/wordprocessingInk" xmlns:wps="http://schemas.microsoft.com/office/word/2010/wordprocessingShape" xmlns:o="urn:schemas-microsoft-com:office:office" xmlns:v="urn:schemas-microsoft-com:vml" xmlns:w10="urn:schemas-microsoft-com:office:word" xmlns:w="http://schemas.openxmlformats.org/wordprocessingml/2006/main" xmlns:w14="http://schemas.microsoft.com/office/word/2010/wordml" xmlns:w15="http://schemas.microsoft.com/office/word/2012/wordml" xmlns:w16cei="http://schemas.microsoft.com/office/word/2026/wordml/cei" xmlns:w16cex="http://schemas.microsoft.com/office/word/2018/wordml/cex" xmlns:w16cid="http://schemas.microsoft.com/office/word/2016/wordml/cid" xmlns:w16="http://schemas.microsoft.com/office/word/2018/wordml" xmlns:w16sdtdh="http://schemas.microsoft.com/office/word/2020/wordml/sdtdatahash" xmlns:w16sdtfl="http://schemas.microsoft.com/office/word/2024/wordml/sdtformatlock" xmlns:w16se="http://schemas.microsoft.com/office/word/2015/wordml/symex" xmlns:w16du="http://schemas.microsoft.com/office/word/2023/wordml/word16du" xmlns:wne="http://schemas.microsoft.com/office/word/2006/wordml" mc:Ignorable="w14 w15 w16se w16cid w16 w16cex w16sdtdh w16sdtfl w16du wp14">
-  <w:comment w:id="42" w:author="Andrea Jenney" w:date="2026-08-06T10:00:00Z" w:initials="AJ">
+<w:comments xmlns:wpc="http://schemas.microsoft.com/office/word/2010/wordprocessingCanvas" xmlns:cx="http://schemas.microsoft.com/office/drawing/2014/chartex" xmlns:cx1="http://schemas.microsoft.com/office/drawing/2015/9/8/chartex" xmlns:cx2="http://schemas.microsoft.com/office/drawing/2015/10/21/chartex" xmlns:cx3="http://schemas.microsoft.com/office/drawing/2016/5/9/chartex" xmlns:cx4="http://schemas.microsoft.com/office/drawing/2016/5/10/chartex" xmlns:cx5="http://schemas.microsoft.com/office/drawing/2016/5/11/chartex" xmlns:cx6="http://schemas.microsoft.com/office/drawing/2016/5/12/chartex" xmlns:cx7="http://schemas.microsoft.com/office/drawing/2016/5/13/chartex" xmlns:cx8="http://schemas.microsoft.com/office/drawing/2016/5/14/chartex" xmlns:mc="http://schemas.openxmlformats.org/markup-compatibility/2006" xmlns:m="http://schemas.openxmlformats.org/officeDocument/2006/math" xmlns:aink="http://schemas.microsoft.com/office/drawing/2016/ink" xmlns:am3d="http://schemas.microsoft.com/office/drawing/2017/model3d" xmlns:oel="http://schemas.microsoft.com/office/2019/extlst" xmlns:r="http://schemas.openxmlformats.org/officeDocument/2006/relationships" xmlns:wp14="http://schemas.microsoft.com/office/word/2010/wordprocessingDrawing" xmlns:wp="http://schemas.openxmlformats.org/drawingml/2006/wordprocessingDrawing" xmlns:wpg="http://schemas.microsoft.com/office/word/2010/wordprocessingGroup" xmlns:wpi="http://schemas.microsoft.com/office/word/2010/wordprocessingInk" xmlns:wps="http://schemas.microsoft.com/office/word/2010/wordprocessingShape" xmlns:o="urn:schemas-microsoft-com:office:office" xmlns:v="urn:schemas-microsoft-com:vml" xmlns:w10="urn:schemas-microsoft-com:office:word" xmlns:w="http://schemas.openxmlformats.org/wordprocessingml/2006/main" xmlns:w14="http://schemas.microsoft.com/office/word/2010/wordml" xmlns:w15="http://schemas.microsoft.com/office/word/2012/wordml" xmlns:w16cex="http://schemas.microsoft.com/office/word/2018/wordml/cex" xmlns:w16cid="http://schemas.microsoft.com/office/word/2016/wordml/cid" xmlns:w16="http://schemas.microsoft.com/office/word/2018/wordml" xmlns:w16sdtdh="http://schemas.microsoft.com/office/word/2020/wordml/sdtdatahash" xmlns:w16sdtfl="http://schemas.microsoft.com/office/word/2024/wordml/sdtformatlock" xmlns:w16se="http://schemas.microsoft.com/office/word/2015/wordml/symex" xmlns:w16du="http://schemas.microsoft.com/office/word/2023/wordml/word16du" xmlns:wne="http://schemas.microsoft.com/office/word/2006/wordml" mc:Ignorable="w14 w15 w16se w16cid w16 w16cex w16sdtdh w16sdtfl w16du wp14">
+  <w:comment w:id="4" w:author="Andrea Jenney" w:date="2026-08-06T10:00:00Z" w:initials="AJ">
     <w:p>
       <w:r>
         <w:annotationRef/>
@@ -31321,7 +31310,7 @@
       </w:r>
     </w:p>
   </w:comment>
-  <w:comment w:id="44" w:author="Andrea Jenney" w:date="2026-08-06T10:07:00Z" w:initials="AJ">
+  <w:comment w:id="6" w:author="Andrea Jenney" w:date="2026-08-06T10:07:00Z" w:initials="AJ">
     <w:p>
       <w:r>
         <w:annotationRef/>
@@ -31347,7 +31336,7 @@
       </w:r>
     </w:p>
   </w:comment>
-  <w:comment w:id="45" w:author="de Szoeke, Simon" w:date="2026-08-12T14:42:00Z" w:initials="dSS">
+  <w:comment w:id="7" w:author="de Szoeke, Simon" w:date="2026-08-12T14:42:00Z" w:initials="dSS">
     <w:p>
       <w:r>
         <w:rPr>
@@ -31364,7 +31353,7 @@
       </w:r>
     </w:p>
   </w:comment>
-  <w:comment w:id="46" w:author="Andrea Jenney" w:date="2026-08-06T10:08:00Z" w:initials="AJ">
+  <w:comment w:id="8" w:author="Andrea Jenney" w:date="2026-08-06T10:08:00Z" w:initials="AJ">
     <w:p>
       <w:r>
         <w:annotationRef/>
@@ -31374,7 +31363,7 @@
       </w:r>
     </w:p>
   </w:comment>
-  <w:comment w:id="47" w:author="de Szoeke, Simon" w:date="2026-08-12T14:46:00Z" w:initials="dSS">
+  <w:comment w:id="9" w:author="de Szoeke, Simon" w:date="2026-08-12T14:46:00Z" w:initials="dSS">
     <w:p>
       <w:r>
         <w:rPr>
@@ -31391,7 +31380,7 @@
       </w:r>
     </w:p>
   </w:comment>
-  <w:comment w:id="48" w:author="Andrea Jenney" w:date="2026-08-06T10:08:00Z" w:initials="AJ">
+  <w:comment w:id="10" w:author="Andrea Jenney" w:date="2026-08-06T10:08:00Z" w:initials="AJ">
     <w:p>
       <w:r>
         <w:annotationRef/>
@@ -31401,7 +31390,7 @@
       </w:r>
     </w:p>
   </w:comment>
-  <w:comment w:id="49" w:author="Andrea Jenney" w:date="2026-08-06T10:03:00Z" w:initials="AJ">
+  <w:comment w:id="11" w:author="Andrea Jenney" w:date="2026-08-06T10:03:00Z" w:initials="AJ">
     <w:p>
       <w:r>
         <w:annotationRef/>
@@ -31411,7 +31400,7 @@
       </w:r>
     </w:p>
   </w:comment>
-  <w:comment w:id="50" w:author="de Szoeke, Simon" w:date="2026-08-12T14:53:00Z" w:initials="dSS">
+  <w:comment w:id="12" w:author="de Szoeke, Simon" w:date="2026-08-12T14:53:00Z" w:initials="dSS">
     <w:p>
       <w:r>
         <w:rPr>
@@ -31428,7 +31417,7 @@
       </w:r>
     </w:p>
   </w:comment>
-  <w:comment w:id="51" w:author="Andrea Jenney" w:date="2026-08-06T10:04:00Z" w:initials="AJ">
+  <w:comment w:id="13" w:author="Andrea Jenney" w:date="2026-08-06T10:04:00Z" w:initials="AJ">
     <w:p>
       <w:r>
         <w:annotationRef/>
@@ -31438,7 +31427,7 @@
       </w:r>
     </w:p>
   </w:comment>
-  <w:comment w:id="56" w:author="Andrea Jenney" w:date="2026-08-07T10:21:00Z" w:initials="AJ">
+  <w:comment w:id="14" w:author="Andrea Jenney" w:date="2026-08-07T10:21:00Z" w:initials="AJ">
     <w:p>
       <w:r>
         <w:annotationRef/>
@@ -31448,7 +31437,7 @@
       </w:r>
     </w:p>
   </w:comment>
-  <w:comment w:id="57" w:author="de Szoeke, Simon" w:date="2026-08-12T14:56:00Z" w:initials="dSS">
+  <w:comment w:id="15" w:author="de Szoeke, Simon" w:date="2026-08-12T14:56:00Z" w:initials="dSS">
     <w:p>
       <w:r>
         <w:rPr>
@@ -31465,7 +31454,7 @@
       </w:r>
     </w:p>
   </w:comment>
-  <w:comment w:id="58" w:author="Andrea Jenney" w:date="2026-08-07T10:23:00Z" w:initials="AJ">
+  <w:comment w:id="16" w:author="Andrea Jenney" w:date="2026-08-07T10:23:00Z" w:initials="AJ">
     <w:p>
       <w:r>
         <w:annotationRef/>
@@ -31475,7 +31464,7 @@
       </w:r>
     </w:p>
   </w:comment>
-  <w:comment w:id="59" w:author="de Szoeke, Simon" w:date="2026-08-12T15:21:00Z" w:initials="dSS">
+  <w:comment w:id="17" w:author="de Szoeke, Simon" w:date="2026-08-12T15:21:00Z" w:initials="dSS">
     <w:p>
       <w:r>
         <w:rPr>
@@ -31492,7 +31481,7 @@
       </w:r>
     </w:p>
   </w:comment>
-  <w:comment w:id="60" w:author="Andrea Jenney" w:date="2026-08-07T10:36:00Z" w:initials="AJ">
+  <w:comment w:id="18" w:author="Andrea Jenney" w:date="2026-08-07T10:36:00Z" w:initials="AJ">
     <w:p>
       <w:r>
         <w:annotationRef/>
@@ -31502,7 +31491,7 @@
       </w:r>
     </w:p>
   </w:comment>
-  <w:comment w:id="61" w:author="de Szoeke, Simon" w:date="2026-08-12T15:11:00Z" w:initials="dSS">
+  <w:comment w:id="19" w:author="de Szoeke, Simon" w:date="2026-08-12T15:11:00Z" w:initials="dSS">
     <w:p>
       <w:r>
         <w:rPr>
@@ -31519,7 +31508,7 @@
       </w:r>
     </w:p>
   </w:comment>
-  <w:comment w:id="62" w:author="Andrea Jenney" w:date="2026-08-07T10:37:00Z" w:initials="AJ">
+  <w:comment w:id="20" w:author="Andrea Jenney" w:date="2026-08-07T10:37:00Z" w:initials="AJ">
     <w:p>
       <w:r>
         <w:annotationRef/>
@@ -31529,7 +31518,7 @@
       </w:r>
     </w:p>
   </w:comment>
-  <w:comment w:id="63" w:author="de Szoeke, Simon" w:date="2026-08-12T15:10:00Z" w:initials="dSS">
+  <w:comment w:id="21" w:author="de Szoeke, Simon" w:date="2026-08-12T15:10:00Z" w:initials="dSS">
     <w:p>
       <w:r>
         <w:rPr>
@@ -31546,7 +31535,7 @@
       </w:r>
     </w:p>
   </w:comment>
-  <w:comment w:id="64" w:author="Andrea Jenney" w:date="2026-08-07T10:44:00Z" w:initials="AJ">
+  <w:comment w:id="22" w:author="Andrea Jenney" w:date="2026-08-07T10:44:00Z" w:initials="AJ">
     <w:p>
       <w:r>
         <w:annotationRef/>
@@ -31556,7 +31545,7 @@
       </w:r>
     </w:p>
   </w:comment>
-  <w:comment w:id="65" w:author="de Szoeke, Simon" w:date="2026-08-12T15:27:00Z" w:initials="dSS">
+  <w:comment w:id="23" w:author="de Szoeke, Simon" w:date="2026-08-12T15:27:00Z" w:initials="dSS">
     <w:p>
       <w:r>
         <w:rPr>
@@ -31573,7 +31562,7 @@
       </w:r>
     </w:p>
   </w:comment>
-  <w:comment w:id="66" w:author="Andrea Jenney" w:date="2026-08-07T10:47:00Z" w:initials="AJ">
+  <w:comment w:id="24" w:author="Andrea Jenney" w:date="2026-08-07T10:47:00Z" w:initials="AJ">
     <w:p>
       <w:r>
         <w:annotationRef/>
@@ -31583,7 +31572,7 @@
       </w:r>
     </w:p>
   </w:comment>
-  <w:comment w:id="67" w:author="de Szoeke, Simon" w:date="2026-08-12T15:36:00Z" w:initials="dSS">
+  <w:comment w:id="25" w:author="de Szoeke, Simon" w:date="2026-08-12T15:36:00Z" w:initials="dSS">
     <w:p>
       <w:r>
         <w:rPr>
@@ -31600,7 +31589,7 @@
       </w:r>
     </w:p>
   </w:comment>
-  <w:comment w:id="68" w:author="Andrea Jenney" w:date="2026-08-07T10:49:00Z" w:initials="AJ">
+  <w:comment w:id="26" w:author="Andrea Jenney" w:date="2026-08-07T10:49:00Z" w:initials="AJ">
     <w:p>
       <w:r>
         <w:annotationRef/>
@@ -31610,7 +31599,7 @@
       </w:r>
     </w:p>
   </w:comment>
-  <w:comment w:id="69" w:author="Andrea Jenney" w:date="2026-08-07T10:40:00Z" w:initials="AJ">
+  <w:comment w:id="27" w:author="Andrea Jenney" w:date="2026-08-07T10:40:00Z" w:initials="AJ">
     <w:p>
       <w:r>
         <w:annotationRef/>
@@ -31620,7 +31609,7 @@
       </w:r>
     </w:p>
   </w:comment>
-  <w:comment w:id="70" w:author="de Szoeke, Simon" w:date="2026-08-12T15:50:00Z" w:initials="dSS">
+  <w:comment w:id="28" w:author="de Szoeke, Simon" w:date="2026-08-12T15:50:00Z" w:initials="dSS">
     <w:p>
       <w:r>
         <w:rPr>
@@ -31637,7 +31626,7 @@
       </w:r>
     </w:p>
   </w:comment>
-  <w:comment w:id="71" w:author="Andrea Jenney" w:date="2026-08-07T10:50:00Z" w:initials="AJ">
+  <w:comment w:id="29" w:author="Andrea Jenney" w:date="2026-08-07T10:50:00Z" w:initials="AJ">
     <w:p>
       <w:r>
         <w:annotationRef/>
@@ -31647,7 +31636,7 @@
       </w:r>
     </w:p>
   </w:comment>
-  <w:comment w:id="72" w:author="de Szoeke, Simon" w:date="2026-08-12T16:08:00Z" w:initials="dSS">
+  <w:comment w:id="30" w:author="de Szoeke, Simon" w:date="2026-08-12T16:08:00Z" w:initials="dSS">
     <w:p>
       <w:r>
         <w:rPr>
@@ -31664,7 +31653,7 @@
       </w:r>
     </w:p>
   </w:comment>
-  <w:comment w:id="73" w:author="Andrea Jenney" w:date="2026-08-07T11:02:00Z" w:initials="AJ">
+  <w:comment w:id="31" w:author="Andrea Jenney" w:date="2026-08-07T11:02:00Z" w:initials="AJ">
     <w:p>
       <w:r>
         <w:annotationRef/>
@@ -31674,7 +31663,7 @@
       </w:r>
     </w:p>
   </w:comment>
-  <w:comment w:id="74" w:author="de Szoeke, Simon" w:date="2026-08-12T17:00:00Z" w:initials="dSS">
+  <w:comment w:id="32" w:author="de Szoeke, Simon" w:date="2026-08-12T17:00:00Z" w:initials="dSS">
     <w:p>
       <w:r>
         <w:rPr>
@@ -31691,7 +31680,7 @@
       </w:r>
     </w:p>
   </w:comment>
-  <w:comment w:id="76" w:author="Andrea Jenney" w:date="2026-08-07T11:15:00Z" w:initials="AJ">
+  <w:comment w:id="33" w:author="Andrea Jenney" w:date="2026-08-07T11:15:00Z" w:initials="AJ">
     <w:p>
       <w:r>
         <w:annotationRef/>
@@ -31701,7 +31690,7 @@
       </w:r>
     </w:p>
   </w:comment>
-  <w:comment w:id="77" w:author="de Szoeke, Simon" w:date="2026-08-12T17:11:00Z" w:initials="dSS">
+  <w:comment w:id="34" w:author="de Szoeke, Simon" w:date="2026-08-12T17:11:00Z" w:initials="dSS">
     <w:p>
       <w:r>
         <w:rPr>
@@ -31714,54 +31703,7 @@
           <w:sz w:val="20"/>
           <w:szCs w:val="20"/>
         </w:rPr>
-        <w:t>Interesting. what is the thing that matters here that drives the rest in this process? we already factor the mixing into a geometric factor, and a factor based on the humidity difference. Are you arguing the importance of lateral entrainment instability, that evaporation makes the mixing stronger? maybe it affects the precipitation efficiency, which is already proportional to ql. here RH increases (1-RH decreases) to reduce E.</w:t>
-      </w:r>
-    </w:p>
-  </w:comment>
-  <w:comment w:id="80" w:author="Andrea Jenney" w:date="2026-08-07T11:20:00Z" w:initials="AJ">
-    <w:p>
-      <w:r>
-        <w:annotationRef/>
-      </w:r>
-      <w:r>
-        <w:t>i think this needs a citation. this implies (and perhaps this should be explicit) that there is some population of clouds contributing to higher cloudy (non-ocean) albedos that is not participating in the cumulus moisture flux</w:t>
-      </w:r>
-    </w:p>
-  </w:comment>
-  <w:comment w:id="81" w:author="Andrea Jenney" w:date="2026-08-07T11:22:00Z" w:initials="AJ">
-    <w:p>
-      <w:r>
-        <w:annotationRef/>
-      </w:r>
-      <w:r>
-        <w:t>perhaps it would be good to explain these two populations when explaining your Fig. REFLALBEDO panel (a)</w:t>
-      </w:r>
-    </w:p>
-  </w:comment>
-  <w:comment w:id="82" w:author="Andrea Jenney" w:date="2026-08-07T11:23:00Z" w:initials="AJ">
-    <w:p>
-      <w:r>
-        <w:annotationRef/>
-      </w:r>
-      <w:r>
-        <w:t>referring to that figure, the large decrease in cloud fraction implies detrainment of those moist thermals at low levels (i.e., no moisture flux into troposphere)</w:t>
-      </w:r>
-    </w:p>
-  </w:comment>
-  <w:comment w:id="83" w:author="de Szoeke, Simon" w:date="2026-08-12T17:22:00Z" w:initials="dSS">
-    <w:p>
-      <w:r>
-        <w:rPr>
-          <w:rStyle w:val="CommentReference"/>
-        </w:rPr>
-        <w:annotationRef/>
-      </w:r>
-      <w:r>
-        <w:rPr>
-          <w:sz w:val="20"/>
-          <w:szCs w:val="20"/>
-        </w:rPr>
-        <w:t>A good place to cite eddy-diffusivity mass-flux schemes, which try to balance these two mechanisms; and clouds unified by binormals (CLUBB )for capturing the bimodal joint moisture-updraft PDFs. (I developed a dirt-simple 2d-order closure for LCL clouds by moisture fluctuations in subcloud turbulence, in the Methods section.)</w:t>
+        <w:t xml:space="preserve">Interesting. what is the thing that matters here that drives the rest in this process? we already factor the mixing into a geometric entrainment rate factor, and a factor based on the cloud-env humidity difference. Are you arguing the importance of lateral entrainment instability, that evaporation makes the geometric mixing stronger? maybe it affects the precipitation efficiency, which is already proportional to ql. </w:t>
       </w:r>
     </w:p>
     <w:p/>
@@ -31771,7 +31713,54 @@
           <w:sz w:val="20"/>
           <w:szCs w:val="20"/>
         </w:rPr>
-        <w:t xml:space="preserve">Good remark for REFLALBEDO implying moisture flux convergence mostly below 3 km. That was an inciting insight for this work. </w:t>
+        <w:t>here RH increases (1-RH decreases) to reduce E.</w:t>
+      </w:r>
+    </w:p>
+  </w:comment>
+  <w:comment w:id="36" w:author="Andrea Jenney" w:date="2026-08-07T11:20:00Z" w:initials="AJ">
+    <w:p>
+      <w:r>
+        <w:annotationRef/>
+      </w:r>
+      <w:r>
+        <w:t>i think this needs a citation. this implies (and perhaps this should be explicit) that there is some population of clouds contributing to higher cloudy (non-ocean) albedos that is not participating in the cumulus moisture flux</w:t>
+      </w:r>
+    </w:p>
+  </w:comment>
+  <w:comment w:id="37" w:author="Andrea Jenney" w:date="2026-08-07T11:22:00Z" w:initials="AJ">
+    <w:p>
+      <w:r>
+        <w:annotationRef/>
+      </w:r>
+      <w:r>
+        <w:t>perhaps it would be good to explain these two populations when explaining your Fig. REFLALBEDO panel (a)</w:t>
+      </w:r>
+    </w:p>
+  </w:comment>
+  <w:comment w:id="38" w:author="Andrea Jenney" w:date="2026-08-07T11:23:00Z" w:initials="AJ">
+    <w:p>
+      <w:r>
+        <w:annotationRef/>
+      </w:r>
+      <w:r>
+        <w:t>referring to that figure, the large decrease in cloud fraction implies detrainment of those moist thermals at low levels (i.e., no moisture flux into troposphere)</w:t>
+      </w:r>
+    </w:p>
+  </w:comment>
+  <w:comment w:id="39" w:author="de Szoeke, Simon" w:date="2026-08-12T17:22:00Z" w:initials="dSS">
+    <w:p>
+      <w:r>
+        <w:rPr>
+          <w:rStyle w:val="CommentReference"/>
+        </w:rPr>
+        <w:annotationRef/>
+      </w:r>
+      <w:r>
+        <w:rPr>
+          <w:sz w:val="20"/>
+          <w:szCs w:val="20"/>
+        </w:rPr>
+        <w:t>A good place to cite eddy-diffusivity mass-flux schemes, which try to balance these two mechanisms; and clouds unified by binormals (CLUBB )for capturing the bimodal joint moisture-updraft PDFs. (I developed a dirt-simple 2d-order closure for LCL clouds by moisture fluctuations in subcloud turbulence, in the Methods section.)</w:t>
       </w:r>
     </w:p>
     <w:p/>
@@ -31781,11 +31770,21 @@
           <w:sz w:val="20"/>
           <w:szCs w:val="20"/>
         </w:rPr>
+        <w:t xml:space="preserve">Good remark for REFLALBEDO implying moisture flux convergence mostly below 3 km. That was an inciting insight for this work. </w:t>
+      </w:r>
+    </w:p>
+    <w:p/>
+    <w:p>
+      <w:r>
+        <w:rPr>
+          <w:sz w:val="20"/>
+          <w:szCs w:val="20"/>
+        </w:rPr>
         <w:t>Btw. I use the terms 'updraft' for a mass flux plume, and 'thermal' for a smaller moist subclod turbulent fluctuation. PBL turbulence folx use 'thermal', even though it may not be directly related to temperature and/or buoyancy.</w:t>
       </w:r>
     </w:p>
   </w:comment>
-  <w:comment w:id="84" w:author="Andrea Jenney" w:date="2026-08-07T11:24:00Z" w:initials="AJ">
+  <w:comment w:id="40" w:author="Andrea Jenney" w:date="2026-08-07T11:24:00Z" w:initials="AJ">
     <w:p>
       <w:r>
         <w:annotationRef/>
@@ -31795,7 +31794,7 @@
       </w:r>
     </w:p>
   </w:comment>
-  <w:comment w:id="88" w:author="Andrea Jenney" w:date="2026-08-07T11:26:00Z" w:initials="AJ">
+  <w:comment w:id="42" w:author="Andrea Jenney" w:date="2026-08-07T11:26:00Z" w:initials="AJ">
     <w:p>
       <w:r>
         <w:annotationRef/>
@@ -31805,7 +31804,7 @@
       </w:r>
     </w:p>
   </w:comment>
-  <w:comment w:id="91" w:author="Andrea Jenney" w:date="2026-08-07T11:30:00Z" w:initials="AJ">
+  <w:comment w:id="43" w:author="Andrea Jenney" w:date="2026-08-07T11:30:00Z" w:initials="AJ">
     <w:p>
       <w:r>
         <w:annotationRef/>
@@ -31815,17 +31814,24 @@
       </w:r>
     </w:p>
   </w:comment>
-  <w:comment w:id="92" w:author="Andrea Jenney" w:date="2026-08-07T11:30:00Z" w:initials="AJ">
+  <w:comment w:id="44" w:author="de Szoeke, Simon" w:date="2026-08-13T10:55:00Z" w:initials="dSS">
     <w:p>
       <w:r>
+        <w:rPr>
+          <w:rStyle w:val="CommentReference"/>
+        </w:rPr>
         <w:annotationRef/>
       </w:r>
       <w:r>
-        <w:t>?</w:t>
+        <w:rPr>
+          <w:sz w:val="20"/>
+          <w:szCs w:val="20"/>
+        </w:rPr>
+        <w:t>reorganized</w:t>
       </w:r>
     </w:p>
   </w:comment>
-  <w:comment w:id="93" w:author="Andrea Jenney" w:date="2026-08-07T11:31:00Z" w:initials="AJ">
+  <w:comment w:id="45" w:author="Andrea Jenney" w:date="2026-08-07T11:31:00Z" w:initials="AJ">
     <w:p>
       <w:r>
         <w:annotationRef/>
@@ -31839,18 +31845,18 @@
 </file>
 
 <file path=word/commentsExtended.xml><?xml version="1.0" encoding="utf-8"?>
-<w15:commentsEx xmlns:wpc="http://schemas.microsoft.com/office/word/2010/wordprocessingCanvas" xmlns:cx="http://schemas.microsoft.com/office/drawing/2014/chartex" xmlns:cx1="http://schemas.microsoft.com/office/drawing/2015/9/8/chartex" xmlns:cx2="http://schemas.microsoft.com/office/drawing/2015/10/21/chartex" xmlns:cx3="http://schemas.microsoft.com/office/drawing/2016/5/9/chartex" xmlns:cx4="http://schemas.microsoft.com/office/drawing/2016/5/10/chartex" xmlns:cx5="http://schemas.microsoft.com/office/drawing/2016/5/11/chartex" xmlns:cx6="http://schemas.microsoft.com/office/drawing/2016/5/12/chartex" xmlns:cx7="http://schemas.microsoft.com/office/drawing/2016/5/13/chartex" xmlns:cx8="http://schemas.microsoft.com/office/drawing/2016/5/14/chartex" xmlns:mc="http://schemas.openxmlformats.org/markup-compatibility/2006" xmlns:m="http://schemas.openxmlformats.org/officeDocument/2006/math" xmlns:aink="http://schemas.microsoft.com/office/drawing/2016/ink" xmlns:am3d="http://schemas.microsoft.com/office/drawing/2017/model3d" xmlns:oel="http://schemas.microsoft.com/office/2019/extlst" xmlns:r="http://schemas.openxmlformats.org/officeDocument/2006/relationships" xmlns:wp14="http://schemas.microsoft.com/office/word/2010/wordprocessingDrawing" xmlns:wp="http://schemas.openxmlformats.org/drawingml/2006/wordprocessingDrawing" xmlns:wpg="http://schemas.microsoft.com/office/word/2010/wordprocessingGroup" xmlns:wpi="http://schemas.microsoft.com/office/word/2010/wordprocessingInk" xmlns:wps="http://schemas.microsoft.com/office/word/2010/wordprocessingShape" xmlns:o="urn:schemas-microsoft-com:office:office" xmlns:v="urn:schemas-microsoft-com:vml" xmlns:w10="urn:schemas-microsoft-com:office:word" xmlns:w="http://schemas.openxmlformats.org/wordprocessingml/2006/main" xmlns:w14="http://schemas.microsoft.com/office/word/2010/wordml" xmlns:w15="http://schemas.microsoft.com/office/word/2012/wordml" xmlns:w16cei="http://schemas.microsoft.com/office/word/2026/wordml/cei" xmlns:w16cex="http://schemas.microsoft.com/office/word/2018/wordml/cex" xmlns:w16cid="http://schemas.microsoft.com/office/word/2016/wordml/cid" xmlns:w16="http://schemas.microsoft.com/office/word/2018/wordml" xmlns:w16sdtdh="http://schemas.microsoft.com/office/word/2020/wordml/sdtdatahash" xmlns:w16sdtfl="http://schemas.microsoft.com/office/word/2024/wordml/sdtformatlock" xmlns:w16se="http://schemas.microsoft.com/office/word/2015/wordml/symex" xmlns:w16du="http://schemas.microsoft.com/office/word/2023/wordml/word16du" xmlns:wne="http://schemas.microsoft.com/office/word/2006/wordml" mc:Ignorable="w14 w15 w16se w16cid w16 w16cex w16sdtdh w16sdtfl w16du wp14">
+<w15:commentsEx xmlns:wpc="http://schemas.microsoft.com/office/word/2010/wordprocessingCanvas" xmlns:cx="http://schemas.microsoft.com/office/drawing/2014/chartex" xmlns:cx1="http://schemas.microsoft.com/office/drawing/2015/9/8/chartex" xmlns:cx2="http://schemas.microsoft.com/office/drawing/2015/10/21/chartex" xmlns:cx3="http://schemas.microsoft.com/office/drawing/2016/5/9/chartex" xmlns:cx4="http://schemas.microsoft.com/office/drawing/2016/5/10/chartex" xmlns:cx5="http://schemas.microsoft.com/office/drawing/2016/5/11/chartex" xmlns:cx6="http://schemas.microsoft.com/office/drawing/2016/5/12/chartex" xmlns:cx7="http://schemas.microsoft.com/office/drawing/2016/5/13/chartex" xmlns:cx8="http://schemas.microsoft.com/office/drawing/2016/5/14/chartex" xmlns:mc="http://schemas.openxmlformats.org/markup-compatibility/2006" xmlns:m="http://schemas.openxmlformats.org/officeDocument/2006/math" xmlns:aink="http://schemas.microsoft.com/office/drawing/2016/ink" xmlns:am3d="http://schemas.microsoft.com/office/drawing/2017/model3d" xmlns:oel="http://schemas.microsoft.com/office/2019/extlst" xmlns:r="http://schemas.openxmlformats.org/officeDocument/2006/relationships" xmlns:wp14="http://schemas.microsoft.com/office/word/2010/wordprocessingDrawing" xmlns:wp="http://schemas.openxmlformats.org/drawingml/2006/wordprocessingDrawing" xmlns:wpg="http://schemas.microsoft.com/office/word/2010/wordprocessingGroup" xmlns:wpi="http://schemas.microsoft.com/office/word/2010/wordprocessingInk" xmlns:wps="http://schemas.microsoft.com/office/word/2010/wordprocessingShape" xmlns:o="urn:schemas-microsoft-com:office:office" xmlns:v="urn:schemas-microsoft-com:vml" xmlns:w10="urn:schemas-microsoft-com:office:word" xmlns:w="http://schemas.openxmlformats.org/wordprocessingml/2006/main" xmlns:w14="http://schemas.microsoft.com/office/word/2010/wordml" xmlns:w15="http://schemas.microsoft.com/office/word/2012/wordml" xmlns:w16cex="http://schemas.microsoft.com/office/word/2018/wordml/cex" xmlns:w16cid="http://schemas.microsoft.com/office/word/2016/wordml/cid" xmlns:w16="http://schemas.microsoft.com/office/word/2018/wordml" xmlns:w16sdtdh="http://schemas.microsoft.com/office/word/2020/wordml/sdtdatahash" xmlns:w16sdtfl="http://schemas.microsoft.com/office/word/2024/wordml/sdtformatlock" xmlns:w16se="http://schemas.microsoft.com/office/word/2015/wordml/symex" xmlns:w16du="http://schemas.microsoft.com/office/word/2023/wordml/word16du" xmlns:wne="http://schemas.microsoft.com/office/word/2006/wordml" mc:Ignorable="w14 w15 w16se w16cid w16 w16cex w16sdtdh w16sdtfl w16du wp14">
   <w15:commentEx w15:paraId="7A99665A" w15:done="1"/>
-  <w15:commentEx w15:paraId="20C58034" w15:done="0"/>
-  <w15:commentEx w15:paraId="63826704" w15:paraIdParent="20C58034" w15:done="0"/>
+  <w15:commentEx w15:paraId="20C58034" w15:done="1"/>
+  <w15:commentEx w15:paraId="63826704" w15:paraIdParent="20C58034" w15:done="1"/>
   <w15:commentEx w15:paraId="5B934BAA" w15:done="0"/>
   <w15:commentEx w15:paraId="6D760A8D" w15:paraIdParent="5B934BAA" w15:done="0"/>
   <w15:commentEx w15:paraId="6AADF733" w15:done="0"/>
   <w15:commentEx w15:paraId="274795D3" w15:done="0"/>
   <w15:commentEx w15:paraId="23E8430D" w15:paraIdParent="274795D3" w15:done="0"/>
   <w15:commentEx w15:paraId="3DF1CEC1" w15:done="1"/>
-  <w15:commentEx w15:paraId="23CD85F8" w15:done="0"/>
-  <w15:commentEx w15:paraId="3970CEFA" w15:paraIdParent="23CD85F8" w15:done="0"/>
+  <w15:commentEx w15:paraId="23CD85F8" w15:done="1"/>
+  <w15:commentEx w15:paraId="3970CEFA" w15:paraIdParent="23CD85F8" w15:done="1"/>
   <w15:commentEx w15:paraId="3E09611F" w15:done="0"/>
   <w15:commentEx w15:paraId="0C5C74AD" w15:paraIdParent="3E09611F" w15:done="0"/>
   <w15:commentEx w15:paraId="2BD61DB7" w15:done="0"/>
@@ -31876,14 +31882,14 @@
   <w15:commentEx w15:paraId="72679775" w15:paraIdParent="7B10E1A1" w15:done="0"/>
   <w15:commentEx w15:paraId="2F462A0C" w15:done="0"/>
   <w15:commentEx w15:paraId="30B6F2AC" w15:done="0"/>
-  <w15:commentEx w15:paraId="51BEA61F" w15:done="0"/>
-  <w15:commentEx w15:paraId="7404EC49" w15:done="0"/>
+  <w15:commentEx w15:paraId="51BEA61F" w15:done="1"/>
+  <w15:commentEx w15:paraId="3B4FEE6E" w15:paraIdParent="51BEA61F" w15:done="1"/>
   <w15:commentEx w15:paraId="4B346E56" w15:done="0"/>
 </w15:commentsEx>
 </file>
 
 <file path=word/commentsExtensible.xml><?xml version="1.0" encoding="utf-8"?>
-<w16cex:commentsExtensible xmlns:wpc="http://schemas.microsoft.com/office/word/2010/wordprocessingCanvas" xmlns:cx="http://schemas.microsoft.com/office/drawing/2014/chartex" xmlns:cx1="http://schemas.microsoft.com/office/drawing/2015/9/8/chartex" xmlns:cx2="http://schemas.microsoft.com/office/drawing/2015/10/21/chartex" xmlns:cx3="http://schemas.microsoft.com/office/drawing/2016/5/9/chartex" xmlns:cx4="http://schemas.microsoft.com/office/drawing/2016/5/10/chartex" xmlns:cx5="http://schemas.microsoft.com/office/drawing/2016/5/11/chartex" xmlns:cx6="http://schemas.microsoft.com/office/drawing/2016/5/12/chartex" xmlns:cx7="http://schemas.microsoft.com/office/drawing/2016/5/13/chartex" xmlns:cx8="http://schemas.microsoft.com/office/drawing/2016/5/14/chartex" xmlns:cr="http://schemas.microsoft.com/office/comments/2020/reactions" xmlns:mc="http://schemas.openxmlformats.org/markup-compatibility/2006" xmlns:m="http://schemas.openxmlformats.org/officeDocument/2006/math" xmlns:aink="http://schemas.microsoft.com/office/drawing/2016/ink" xmlns:am3d="http://schemas.microsoft.com/office/drawing/2017/model3d" xmlns:oel="http://schemas.microsoft.com/office/2019/extlst" xmlns:r="http://schemas.openxmlformats.org/officeDocument/2006/relationships" xmlns:wp14="http://schemas.microsoft.com/office/word/2010/wordprocessingDrawing" xmlns:wp="http://schemas.openxmlformats.org/drawingml/2006/wordprocessingDrawing" xmlns:wpg="http://schemas.microsoft.com/office/word/2010/wordprocessingGroup" xmlns:wpi="http://schemas.microsoft.com/office/word/2010/wordprocessingInk" xmlns:wps="http://schemas.microsoft.com/office/word/2010/wordprocessingShape" xmlns:o="urn:schemas-microsoft-com:office:office" xmlns:v="urn:schemas-microsoft-com:vml" xmlns:w10="urn:schemas-microsoft-com:office:word" xmlns:w="http://schemas.openxmlformats.org/wordprocessingml/2006/main" xmlns:w14="http://schemas.microsoft.com/office/word/2010/wordml" xmlns:w15="http://schemas.microsoft.com/office/word/2012/wordml" xmlns:w16cei="http://schemas.microsoft.com/office/word/2026/wordml/cei" xmlns:w16cex="http://schemas.microsoft.com/office/word/2018/wordml/cex" xmlns:w16cid="http://schemas.microsoft.com/office/word/2016/wordml/cid" xmlns:w16="http://schemas.microsoft.com/office/word/2018/wordml" xmlns:w16sdtdh="http://schemas.microsoft.com/office/word/2020/wordml/sdtdatahash" xmlns:w16sdtfl="http://schemas.microsoft.com/office/word/2024/wordml/sdtformatlock" xmlns:w16se="http://schemas.microsoft.com/office/word/2015/wordml/symex" xmlns:w16du="http://schemas.microsoft.com/office/word/2023/wordml/word16du" xmlns:wne="http://schemas.microsoft.com/office/word/2006/wordml" mc:Ignorable="w14 w15 w16se w16cid w16 w16cex w16sdtdh w16sdtfl cr w16du wp14">
+<w16cex:commentsExtensible xmlns:wpc="http://schemas.microsoft.com/office/word/2010/wordprocessingCanvas" xmlns:cx="http://schemas.microsoft.com/office/drawing/2014/chartex" xmlns:cx1="http://schemas.microsoft.com/office/drawing/2015/9/8/chartex" xmlns:cx2="http://schemas.microsoft.com/office/drawing/2015/10/21/chartex" xmlns:cx3="http://schemas.microsoft.com/office/drawing/2016/5/9/chartex" xmlns:cx4="http://schemas.microsoft.com/office/drawing/2016/5/10/chartex" xmlns:cx5="http://schemas.microsoft.com/office/drawing/2016/5/11/chartex" xmlns:cx6="http://schemas.microsoft.com/office/drawing/2016/5/12/chartex" xmlns:cx7="http://schemas.microsoft.com/office/drawing/2016/5/13/chartex" xmlns:cx8="http://schemas.microsoft.com/office/drawing/2016/5/14/chartex" xmlns:cr="http://schemas.microsoft.com/office/comments/2020/reactions" xmlns:mc="http://schemas.openxmlformats.org/markup-compatibility/2006" xmlns:m="http://schemas.openxmlformats.org/officeDocument/2006/math" xmlns:aink="http://schemas.microsoft.com/office/drawing/2016/ink" xmlns:am3d="http://schemas.microsoft.com/office/drawing/2017/model3d" xmlns:oel="http://schemas.microsoft.com/office/2019/extlst" xmlns:r="http://schemas.openxmlformats.org/officeDocument/2006/relationships" xmlns:wp14="http://schemas.microsoft.com/office/word/2010/wordprocessingDrawing" xmlns:wp="http://schemas.openxmlformats.org/drawingml/2006/wordprocessingDrawing" xmlns:wpg="http://schemas.microsoft.com/office/word/2010/wordprocessingGroup" xmlns:wpi="http://schemas.microsoft.com/office/word/2010/wordprocessingInk" xmlns:wps="http://schemas.microsoft.com/office/word/2010/wordprocessingShape" xmlns:o="urn:schemas-microsoft-com:office:office" xmlns:v="urn:schemas-microsoft-com:vml" xmlns:w10="urn:schemas-microsoft-com:office:word" xmlns:w="http://schemas.openxmlformats.org/wordprocessingml/2006/main" xmlns:w14="http://schemas.microsoft.com/office/word/2010/wordml" xmlns:w15="http://schemas.microsoft.com/office/word/2012/wordml" xmlns:w16cex="http://schemas.microsoft.com/office/word/2018/wordml/cex" xmlns:w16cid="http://schemas.microsoft.com/office/word/2016/wordml/cid" xmlns:w16="http://schemas.microsoft.com/office/word/2018/wordml" xmlns:w16sdtdh="http://schemas.microsoft.com/office/word/2020/wordml/sdtdatahash" xmlns:w16sdtfl="http://schemas.microsoft.com/office/word/2024/wordml/sdtformatlock" xmlns:w16se="http://schemas.microsoft.com/office/word/2015/wordml/symex" xmlns:w16du="http://schemas.microsoft.com/office/word/2023/wordml/word16du" xmlns:wne="http://schemas.microsoft.com/office/word/2006/wordml" mc:Ignorable="w14 w15 w16se w16cid w16 w16cex w16sdtdh w16sdtfl cr w16du wp14">
   <w16cex:commentExtensible w16cex:durableId="0DAECF79" w16cex:dateUtc="2026-08-06T17:00:00Z">
     <w16cex:extLst>
       <w16:ext w16:uri="{CE6994B0-6A32-4C9F-8C6B-6E91EDA988CE}">
@@ -31933,13 +31939,13 @@
   <w16cex:commentExtensible w16cex:durableId="5394081F" w16cex:dateUtc="2026-08-07T18:24:00Z"/>
   <w16cex:commentExtensible w16cex:durableId="0C840404" w16cex:dateUtc="2026-08-07T18:26:00Z"/>
   <w16cex:commentExtensible w16cex:durableId="14A5882E" w16cex:dateUtc="2026-08-07T18:30:00Z"/>
-  <w16cex:commentExtensible w16cex:durableId="7FF9FA63" w16cex:dateUtc="2026-08-07T18:30:00Z"/>
+  <w16cex:commentExtensible w16cex:durableId="7363E678" w16cex:dateUtc="2026-08-13T17:55:00Z"/>
   <w16cex:commentExtensible w16cex:durableId="1015D122" w16cex:dateUtc="2026-08-07T18:31:00Z"/>
 </w16cex:commentsExtensible>
 </file>
 
 <file path=word/commentsIds.xml><?xml version="1.0" encoding="utf-8"?>
-<w16cid:commentsIds xmlns:wpc="http://schemas.microsoft.com/office/word/2010/wordprocessingCanvas" xmlns:cx="http://schemas.microsoft.com/office/drawing/2014/chartex" xmlns:cx1="http://schemas.microsoft.com/office/drawing/2015/9/8/chartex" xmlns:cx2="http://schemas.microsoft.com/office/drawing/2015/10/21/chartex" xmlns:cx3="http://schemas.microsoft.com/office/drawing/2016/5/9/chartex" xmlns:cx4="http://schemas.microsoft.com/office/drawing/2016/5/10/chartex" xmlns:cx5="http://schemas.microsoft.com/office/drawing/2016/5/11/chartex" xmlns:cx6="http://schemas.microsoft.com/office/drawing/2016/5/12/chartex" xmlns:cx7="http://schemas.microsoft.com/office/drawing/2016/5/13/chartex" xmlns:cx8="http://schemas.microsoft.com/office/drawing/2016/5/14/chartex" xmlns:mc="http://schemas.openxmlformats.org/markup-compatibility/2006" xmlns:m="http://schemas.openxmlformats.org/officeDocument/2006/math" xmlns:aink="http://schemas.microsoft.com/office/drawing/2016/ink" xmlns:am3d="http://schemas.microsoft.com/office/drawing/2017/model3d" xmlns:oel="http://schemas.microsoft.com/office/2019/extlst" xmlns:r="http://schemas.openxmlformats.org/officeDocument/2006/relationships" xmlns:wp14="http://schemas.microsoft.com/office/word/2010/wordprocessingDrawing" xmlns:wp="http://schemas.openxmlformats.org/drawingml/2006/wordprocessingDrawing" xmlns:wpg="http://schemas.microsoft.com/office/word/2010/wordprocessingGroup" xmlns:wpi="http://schemas.microsoft.com/office/word/2010/wordprocessingInk" xmlns:wps="http://schemas.microsoft.com/office/word/2010/wordprocessingShape" xmlns:o="urn:schemas-microsoft-com:office:office" xmlns:v="urn:schemas-microsoft-com:vml" xmlns:w10="urn:schemas-microsoft-com:office:word" xmlns:w="http://schemas.openxmlformats.org/wordprocessingml/2006/main" xmlns:w14="http://schemas.microsoft.com/office/word/2010/wordml" xmlns:w15="http://schemas.microsoft.com/office/word/2012/wordml" xmlns:w16cei="http://schemas.microsoft.com/office/word/2026/wordml/cei" xmlns:w16cex="http://schemas.microsoft.com/office/word/2018/wordml/cex" xmlns:w16cid="http://schemas.microsoft.com/office/word/2016/wordml/cid" xmlns:w16="http://schemas.microsoft.com/office/word/2018/wordml" xmlns:w16sdtdh="http://schemas.microsoft.com/office/word/2020/wordml/sdtdatahash" xmlns:w16sdtfl="http://schemas.microsoft.com/office/word/2024/wordml/sdtformatlock" xmlns:w16se="http://schemas.microsoft.com/office/word/2015/wordml/symex" xmlns:w16du="http://schemas.microsoft.com/office/word/2023/wordml/word16du" xmlns:wne="http://schemas.microsoft.com/office/word/2006/wordml" mc:Ignorable="w14 w15 w16se w16cid w16 w16cex w16sdtdh w16sdtfl w16du wp14">
+<w16cid:commentsIds xmlns:wpc="http://schemas.microsoft.com/office/word/2010/wordprocessingCanvas" xmlns:cx="http://schemas.microsoft.com/office/drawing/2014/chartex" xmlns:cx1="http://schemas.microsoft.com/office/drawing/2015/9/8/chartex" xmlns:cx2="http://schemas.microsoft.com/office/drawing/2015/10/21/chartex" xmlns:cx3="http://schemas.microsoft.com/office/drawing/2016/5/9/chartex" xmlns:cx4="http://schemas.microsoft.com/office/drawing/2016/5/10/chartex" xmlns:cx5="http://schemas.microsoft.com/office/drawing/2016/5/11/chartex" xmlns:cx6="http://schemas.microsoft.com/office/drawing/2016/5/12/chartex" xmlns:cx7="http://schemas.microsoft.com/office/drawing/2016/5/13/chartex" xmlns:cx8="http://schemas.microsoft.com/office/drawing/2016/5/14/chartex" xmlns:mc="http://schemas.openxmlformats.org/markup-compatibility/2006" xmlns:m="http://schemas.openxmlformats.org/officeDocument/2006/math" xmlns:aink="http://schemas.microsoft.com/office/drawing/2016/ink" xmlns:am3d="http://schemas.microsoft.com/office/drawing/2017/model3d" xmlns:oel="http://schemas.microsoft.com/office/2019/extlst" xmlns:r="http://schemas.openxmlformats.org/officeDocument/2006/relationships" xmlns:wp14="http://schemas.microsoft.com/office/word/2010/wordprocessingDrawing" xmlns:wp="http://schemas.openxmlformats.org/drawingml/2006/wordprocessingDrawing" xmlns:wpg="http://schemas.microsoft.com/office/word/2010/wordprocessingGroup" xmlns:wpi="http://schemas.microsoft.com/office/word/2010/wordprocessingInk" xmlns:wps="http://schemas.microsoft.com/office/word/2010/wordprocessingShape" xmlns:o="urn:schemas-microsoft-com:office:office" xmlns:v="urn:schemas-microsoft-com:vml" xmlns:w10="urn:schemas-microsoft-com:office:word" xmlns:w="http://schemas.openxmlformats.org/wordprocessingml/2006/main" xmlns:w14="http://schemas.microsoft.com/office/word/2010/wordml" xmlns:w15="http://schemas.microsoft.com/office/word/2012/wordml" xmlns:w16cex="http://schemas.microsoft.com/office/word/2018/wordml/cex" xmlns:w16cid="http://schemas.microsoft.com/office/word/2016/wordml/cid" xmlns:w16="http://schemas.microsoft.com/office/word/2018/wordml" xmlns:w16sdtdh="http://schemas.microsoft.com/office/word/2020/wordml/sdtdatahash" xmlns:w16sdtfl="http://schemas.microsoft.com/office/word/2024/wordml/sdtformatlock" xmlns:w16se="http://schemas.microsoft.com/office/word/2015/wordml/symex" xmlns:w16du="http://schemas.microsoft.com/office/word/2023/wordml/word16du" xmlns:wne="http://schemas.microsoft.com/office/word/2006/wordml" mc:Ignorable="w14 w15 w16se w16cid w16 w16cex w16sdtdh w16sdtfl w16du wp14">
   <w16cid:commentId w16cid:paraId="7A99665A" w16cid:durableId="0DAECF79"/>
   <w16cid:commentId w16cid:paraId="20C58034" w16cid:durableId="2546D5B5"/>
   <w16cid:commentId w16cid:paraId="63826704" w16cid:durableId="48A902C4"/>
@@ -31977,13 +31983,13 @@
   <w16cid:commentId w16cid:paraId="2F462A0C" w16cid:durableId="5394081F"/>
   <w16cid:commentId w16cid:paraId="30B6F2AC" w16cid:durableId="0C840404"/>
   <w16cid:commentId w16cid:paraId="51BEA61F" w16cid:durableId="14A5882E"/>
-  <w16cid:commentId w16cid:paraId="7404EC49" w16cid:durableId="7FF9FA63"/>
+  <w16cid:commentId w16cid:paraId="3B4FEE6E" w16cid:durableId="7363E678"/>
   <w16cid:commentId w16cid:paraId="4B346E56" w16cid:durableId="1015D122"/>
 </w16cid:commentsIds>
 </file>
 
 <file path=word/endnotes.xml><?xml version="1.0" encoding="utf-8"?>
-<w:endnotes xmlns:wpc="http://schemas.microsoft.com/office/word/2010/wordprocessingCanvas" xmlns:cx="http://schemas.microsoft.com/office/drawing/2014/chartex" xmlns:cx1="http://schemas.microsoft.com/office/drawing/2015/9/8/chartex" xmlns:cx2="http://schemas.microsoft.com/office/drawing/2015/10/21/chartex" xmlns:cx3="http://schemas.microsoft.com/office/drawing/2016/5/9/chartex" xmlns:cx4="http://schemas.microsoft.com/office/drawing/2016/5/10/chartex" xmlns:cx5="http://schemas.microsoft.com/office/drawing/2016/5/11/chartex" xmlns:cx6="http://schemas.microsoft.com/office/drawing/2016/5/12/chartex" xmlns:cx7="http://schemas.microsoft.com/office/drawing/2016/5/13/chartex" xmlns:cx8="http://schemas.microsoft.com/office/drawing/2016/5/14/chartex" xmlns:mc="http://schemas.openxmlformats.org/markup-compatibility/2006" xmlns:m="http://schemas.openxmlformats.org/officeDocument/2006/math" xmlns:aink="http://schemas.microsoft.com/office/drawing/2016/ink" xmlns:am3d="http://schemas.microsoft.com/office/drawing/2017/model3d" xmlns:oel="http://schemas.microsoft.com/office/2019/extlst" xmlns:r="http://schemas.openxmlformats.org/officeDocument/2006/relationships" xmlns:wp14="http://schemas.microsoft.com/office/word/2010/wordprocessingDrawing" xmlns:wp="http://schemas.openxmlformats.org/drawingml/2006/wordprocessingDrawing" xmlns:wpg="http://schemas.microsoft.com/office/word/2010/wordprocessingGroup" xmlns:wpi="http://schemas.microsoft.com/office/word/2010/wordprocessingInk" xmlns:wps="http://schemas.microsoft.com/office/word/2010/wordprocessingShape" xmlns:o="urn:schemas-microsoft-com:office:office" xmlns:v="urn:schemas-microsoft-com:vml" xmlns:w10="urn:schemas-microsoft-com:office:word" xmlns:w="http://schemas.openxmlformats.org/wordprocessingml/2006/main" xmlns:w14="http://schemas.microsoft.com/office/word/2010/wordml" xmlns:w15="http://schemas.microsoft.com/office/word/2012/wordml" xmlns:w16cei="http://schemas.microsoft.com/office/word/2026/wordml/cei" xmlns:w16cex="http://schemas.microsoft.com/office/word/2018/wordml/cex" xmlns:w16cid="http://schemas.microsoft.com/office/word/2016/wordml/cid" xmlns:w16="http://schemas.microsoft.com/office/word/2018/wordml" xmlns:w16sdtdh="http://schemas.microsoft.com/office/word/2020/wordml/sdtdatahash" xmlns:w16sdtfl="http://schemas.microsoft.com/office/word/2024/wordml/sdtformatlock" xmlns:w16se="http://schemas.microsoft.com/office/word/2015/wordml/symex" xmlns:w16du="http://schemas.microsoft.com/office/word/2023/wordml/word16du" xmlns:wne="http://schemas.microsoft.com/office/word/2006/wordml" mc:Ignorable="w14 w15 w16se w16cid w16 w16cex w16sdtdh w16sdtfl w16du wp14">
+<w:endnotes xmlns:wpc="http://schemas.microsoft.com/office/word/2010/wordprocessingCanvas" xmlns:cx="http://schemas.microsoft.com/office/drawing/2014/chartex" xmlns:cx1="http://schemas.microsoft.com/office/drawing/2015/9/8/chartex" xmlns:cx2="http://schemas.microsoft.com/office/drawing/2015/10/21/chartex" xmlns:cx3="http://schemas.microsoft.com/office/drawing/2016/5/9/chartex" xmlns:cx4="http://schemas.microsoft.com/office/drawing/2016/5/10/chartex" xmlns:cx5="http://schemas.microsoft.com/office/drawing/2016/5/11/chartex" xmlns:cx6="http://schemas.microsoft.com/office/drawing/2016/5/12/chartex" xmlns:cx7="http://schemas.microsoft.com/office/drawing/2016/5/13/chartex" xmlns:cx8="http://schemas.microsoft.com/office/drawing/2016/5/14/chartex" xmlns:mc="http://schemas.openxmlformats.org/markup-compatibility/2006" xmlns:m="http://schemas.openxmlformats.org/officeDocument/2006/math" xmlns:aink="http://schemas.microsoft.com/office/drawing/2016/ink" xmlns:am3d="http://schemas.microsoft.com/office/drawing/2017/model3d" xmlns:oel="http://schemas.microsoft.com/office/2019/extlst" xmlns:r="http://schemas.openxmlformats.org/officeDocument/2006/relationships" xmlns:wp14="http://schemas.microsoft.com/office/word/2010/wordprocessingDrawing" xmlns:wp="http://schemas.openxmlformats.org/drawingml/2006/wordprocessingDrawing" xmlns:wpg="http://schemas.microsoft.com/office/word/2010/wordprocessingGroup" xmlns:wpi="http://schemas.microsoft.com/office/word/2010/wordprocessingInk" xmlns:wps="http://schemas.microsoft.com/office/word/2010/wordprocessingShape" xmlns:o="urn:schemas-microsoft-com:office:office" xmlns:v="urn:schemas-microsoft-com:vml" xmlns:w10="urn:schemas-microsoft-com:office:word" xmlns:w="http://schemas.openxmlformats.org/wordprocessingml/2006/main" xmlns:w14="http://schemas.microsoft.com/office/word/2010/wordml" xmlns:w15="http://schemas.microsoft.com/office/word/2012/wordml" xmlns:w16cex="http://schemas.microsoft.com/office/word/2018/wordml/cex" xmlns:w16cid="http://schemas.microsoft.com/office/word/2016/wordml/cid" xmlns:w16="http://schemas.microsoft.com/office/word/2018/wordml" xmlns:w16sdtdh="http://schemas.microsoft.com/office/word/2020/wordml/sdtdatahash" xmlns:w16sdtfl="http://schemas.microsoft.com/office/word/2024/wordml/sdtformatlock" xmlns:w16se="http://schemas.microsoft.com/office/word/2015/wordml/symex" xmlns:w16du="http://schemas.microsoft.com/office/word/2023/wordml/word16du" xmlns:wne="http://schemas.microsoft.com/office/word/2006/wordml" mc:Ignorable="w14 w15 w16se w16cid w16 w16cex w16sdtdh w16sdtfl w16du wp14">
   <w:endnote w:type="separator" w:id="-1">
     <w:p>
       <w:pPr>
@@ -32008,7 +32014,7 @@
 </file>
 
 <file path=word/footer1.xml><?xml version="1.0" encoding="utf-8"?>
-<w:ftr xmlns:wpc="http://schemas.microsoft.com/office/word/2010/wordprocessingCanvas" xmlns:cx="http://schemas.microsoft.com/office/drawing/2014/chartex" xmlns:cx1="http://schemas.microsoft.com/office/drawing/2015/9/8/chartex" xmlns:cx2="http://schemas.microsoft.com/office/drawing/2015/10/21/chartex" xmlns:cx3="http://schemas.microsoft.com/office/drawing/2016/5/9/chartex" xmlns:cx4="http://schemas.microsoft.com/office/drawing/2016/5/10/chartex" xmlns:cx5="http://schemas.microsoft.com/office/drawing/2016/5/11/chartex" xmlns:cx6="http://schemas.microsoft.com/office/drawing/2016/5/12/chartex" xmlns:cx7="http://schemas.microsoft.com/office/drawing/2016/5/13/chartex" xmlns:cx8="http://schemas.microsoft.com/office/drawing/2016/5/14/chartex" xmlns:mc="http://schemas.openxmlformats.org/markup-compatibility/2006" xmlns:m="http://schemas.openxmlformats.org/officeDocument/2006/math" xmlns:aink="http://schemas.microsoft.com/office/drawing/2016/ink" xmlns:am3d="http://schemas.microsoft.com/office/drawing/2017/model3d" xmlns:oel="http://schemas.microsoft.com/office/2019/extlst" xmlns:r="http://schemas.openxmlformats.org/officeDocument/2006/relationships" xmlns:wp14="http://schemas.microsoft.com/office/word/2010/wordprocessingDrawing" xmlns:wp="http://schemas.openxmlformats.org/drawingml/2006/wordprocessingDrawing" xmlns:wpg="http://schemas.microsoft.com/office/word/2010/wordprocessingGroup" xmlns:wpi="http://schemas.microsoft.com/office/word/2010/wordprocessingInk" xmlns:wps="http://schemas.microsoft.com/office/word/2010/wordprocessingShape" xmlns:o="urn:schemas-microsoft-com:office:office" xmlns:v="urn:schemas-microsoft-com:vml" xmlns:w10="urn:schemas-microsoft-com:office:word" xmlns:w="http://schemas.openxmlformats.org/wordprocessingml/2006/main" xmlns:w14="http://schemas.microsoft.com/office/word/2010/wordml" xmlns:w15="http://schemas.microsoft.com/office/word/2012/wordml" xmlns:w16cei="http://schemas.microsoft.com/office/word/2026/wordml/cei" xmlns:w16cex="http://schemas.microsoft.com/office/word/2018/wordml/cex" xmlns:w16cid="http://schemas.microsoft.com/office/word/2016/wordml/cid" xmlns:w16="http://schemas.microsoft.com/office/word/2018/wordml" xmlns:w16sdtdh="http://schemas.microsoft.com/office/word/2020/wordml/sdtdatahash" xmlns:w16sdtfl="http://schemas.microsoft.com/office/word/2024/wordml/sdtformatlock" xmlns:w16se="http://schemas.microsoft.com/office/word/2015/wordml/symex" xmlns:w16du="http://schemas.microsoft.com/office/word/2023/wordml/word16du" xmlns:wne="http://schemas.microsoft.com/office/word/2006/wordml" mc:Ignorable="w14 w15 w16se w16cid w16 w16cex w16sdtdh w16sdtfl w16du wp14">
+<w:ftr xmlns:wpc="http://schemas.microsoft.com/office/word/2010/wordprocessingCanvas" xmlns:cx="http://schemas.microsoft.com/office/drawing/2014/chartex" xmlns:cx1="http://schemas.microsoft.com/office/drawing/2015/9/8/chartex" xmlns:cx2="http://schemas.microsoft.com/office/drawing/2015/10/21/chartex" xmlns:cx3="http://schemas.microsoft.com/office/drawing/2016/5/9/chartex" xmlns:cx4="http://schemas.microsoft.com/office/drawing/2016/5/10/chartex" xmlns:cx5="http://schemas.microsoft.com/office/drawing/2016/5/11/chartex" xmlns:cx6="http://schemas.microsoft.com/office/drawing/2016/5/12/chartex" xmlns:cx7="http://schemas.microsoft.com/office/drawing/2016/5/13/chartex" xmlns:cx8="http://schemas.microsoft.com/office/drawing/2016/5/14/chartex" xmlns:mc="http://schemas.openxmlformats.org/markup-compatibility/2006" xmlns:m="http://schemas.openxmlformats.org/officeDocument/2006/math" xmlns:aink="http://schemas.microsoft.com/office/drawing/2016/ink" xmlns:am3d="http://schemas.microsoft.com/office/drawing/2017/model3d" xmlns:oel="http://schemas.microsoft.com/office/2019/extlst" xmlns:r="http://schemas.openxmlformats.org/officeDocument/2006/relationships" xmlns:wp14="http://schemas.microsoft.com/office/word/2010/wordprocessingDrawing" xmlns:wp="http://schemas.openxmlformats.org/drawingml/2006/wordprocessingDrawing" xmlns:wpg="http://schemas.microsoft.com/office/word/2010/wordprocessingGroup" xmlns:wpi="http://schemas.microsoft.com/office/word/2010/wordprocessingInk" xmlns:wps="http://schemas.microsoft.com/office/word/2010/wordprocessingShape" xmlns:o="urn:schemas-microsoft-com:office:office" xmlns:v="urn:schemas-microsoft-com:vml" xmlns:w10="urn:schemas-microsoft-com:office:word" xmlns:w="http://schemas.openxmlformats.org/wordprocessingml/2006/main" xmlns:w14="http://schemas.microsoft.com/office/word/2010/wordml" xmlns:w15="http://schemas.microsoft.com/office/word/2012/wordml" xmlns:w16cex="http://schemas.microsoft.com/office/word/2018/wordml/cex" xmlns:w16cid="http://schemas.microsoft.com/office/word/2016/wordml/cid" xmlns:w16="http://schemas.microsoft.com/office/word/2018/wordml" xmlns:w16sdtdh="http://schemas.microsoft.com/office/word/2020/wordml/sdtdatahash" xmlns:w16sdtfl="http://schemas.microsoft.com/office/word/2024/wordml/sdtformatlock" xmlns:w16se="http://schemas.microsoft.com/office/word/2015/wordml/symex" xmlns:w16du="http://schemas.microsoft.com/office/word/2023/wordml/word16du" xmlns:wne="http://schemas.microsoft.com/office/word/2006/wordml" mc:Ignorable="w14 w15 w16se w16cid w16 w16cex w16sdtdh w16sdtfl w16du wp14">
   <w:sdt>
     <w:sdtPr>
       <w:id w:val="1090047267"/>
@@ -32061,7 +32067,7 @@
 </file>
 
 <file path=word/footnotes.xml><?xml version="1.0" encoding="utf-8"?>
-<w:footnotes xmlns:wpc="http://schemas.microsoft.com/office/word/2010/wordprocessingCanvas" xmlns:cx="http://schemas.microsoft.com/office/drawing/2014/chartex" xmlns:cx1="http://schemas.microsoft.com/office/drawing/2015/9/8/chartex" xmlns:cx2="http://schemas.microsoft.com/office/drawing/2015/10/21/chartex" xmlns:cx3="http://schemas.microsoft.com/office/drawing/2016/5/9/chartex" xmlns:cx4="http://schemas.microsoft.com/office/drawing/2016/5/10/chartex" xmlns:cx5="http://schemas.microsoft.com/office/drawing/2016/5/11/chartex" xmlns:cx6="http://schemas.microsoft.com/office/drawing/2016/5/12/chartex" xmlns:cx7="http://schemas.microsoft.com/office/drawing/2016/5/13/chartex" xmlns:cx8="http://schemas.microsoft.com/office/drawing/2016/5/14/chartex" xmlns:mc="http://schemas.openxmlformats.org/markup-compatibility/2006" xmlns:m="http://schemas.openxmlformats.org/officeDocument/2006/math" xmlns:aink="http://schemas.microsoft.com/office/drawing/2016/ink" xmlns:am3d="http://schemas.microsoft.com/office/drawing/2017/model3d" xmlns:oel="http://schemas.microsoft.com/office/2019/extlst" xmlns:r="http://schemas.openxmlformats.org/officeDocument/2006/relationships" xmlns:wp14="http://schemas.microsoft.com/office/word/2010/wordprocessingDrawing" xmlns:wp="http://schemas.openxmlformats.org/drawingml/2006/wordprocessingDrawing" xmlns:wpg="http://schemas.microsoft.com/office/word/2010/wordprocessingGroup" xmlns:wpi="http://schemas.microsoft.com/office/word/2010/wordprocessingInk" xmlns:wps="http://schemas.microsoft.com/office/word/2010/wordprocessingShape" xmlns:o="urn:schemas-microsoft-com:office:office" xmlns:v="urn:schemas-microsoft-com:vml" xmlns:w10="urn:schemas-microsoft-com:office:word" xmlns:w="http://schemas.openxmlformats.org/wordprocessingml/2006/main" xmlns:w14="http://schemas.microsoft.com/office/word/2010/wordml" xmlns:w15="http://schemas.microsoft.com/office/word/2012/wordml" xmlns:w16cei="http://schemas.microsoft.com/office/word/2026/wordml/cei" xmlns:w16cex="http://schemas.microsoft.com/office/word/2018/wordml/cex" xmlns:w16cid="http://schemas.microsoft.com/office/word/2016/wordml/cid" xmlns:w16="http://schemas.microsoft.com/office/word/2018/wordml" xmlns:w16sdtdh="http://schemas.microsoft.com/office/word/2020/wordml/sdtdatahash" xmlns:w16sdtfl="http://schemas.microsoft.com/office/word/2024/wordml/sdtformatlock" xmlns:w16se="http://schemas.microsoft.com/office/word/2015/wordml/symex" xmlns:w16du="http://schemas.microsoft.com/office/word/2023/wordml/word16du" xmlns:wne="http://schemas.microsoft.com/office/word/2006/wordml" mc:Ignorable="w14 w15 w16se w16cid w16 w16cex w16sdtdh w16sdtfl w16du wp14">
+<w:footnotes xmlns:wpc="http://schemas.microsoft.com/office/word/2010/wordprocessingCanvas" xmlns:cx="http://schemas.microsoft.com/office/drawing/2014/chartex" xmlns:cx1="http://schemas.microsoft.com/office/drawing/2015/9/8/chartex" xmlns:cx2="http://schemas.microsoft.com/office/drawing/2015/10/21/chartex" xmlns:cx3="http://schemas.microsoft.com/office/drawing/2016/5/9/chartex" xmlns:cx4="http://schemas.microsoft.com/office/drawing/2016/5/10/chartex" xmlns:cx5="http://schemas.microsoft.com/office/drawing/2016/5/11/chartex" xmlns:cx6="http://schemas.microsoft.com/office/drawing/2016/5/12/chartex" xmlns:cx7="http://schemas.microsoft.com/office/drawing/2016/5/13/chartex" xmlns:cx8="http://schemas.microsoft.com/office/drawing/2016/5/14/chartex" xmlns:mc="http://schemas.openxmlformats.org/markup-compatibility/2006" xmlns:m="http://schemas.openxmlformats.org/officeDocument/2006/math" xmlns:aink="http://schemas.microsoft.com/office/drawing/2016/ink" xmlns:am3d="http://schemas.microsoft.com/office/drawing/2017/model3d" xmlns:oel="http://schemas.microsoft.com/office/2019/extlst" xmlns:r="http://schemas.openxmlformats.org/officeDocument/2006/relationships" xmlns:wp14="http://schemas.microsoft.com/office/word/2010/wordprocessingDrawing" xmlns:wp="http://schemas.openxmlformats.org/drawingml/2006/wordprocessingDrawing" xmlns:wpg="http://schemas.microsoft.com/office/word/2010/wordprocessingGroup" xmlns:wpi="http://schemas.microsoft.com/office/word/2010/wordprocessingInk" xmlns:wps="http://schemas.microsoft.com/office/word/2010/wordprocessingShape" xmlns:o="urn:schemas-microsoft-com:office:office" xmlns:v="urn:schemas-microsoft-com:vml" xmlns:w10="urn:schemas-microsoft-com:office:word" xmlns:w="http://schemas.openxmlformats.org/wordprocessingml/2006/main" xmlns:w14="http://schemas.microsoft.com/office/word/2010/wordml" xmlns:w15="http://schemas.microsoft.com/office/word/2012/wordml" xmlns:w16cex="http://schemas.microsoft.com/office/word/2018/wordml/cex" xmlns:w16cid="http://schemas.microsoft.com/office/word/2016/wordml/cid" xmlns:w16="http://schemas.microsoft.com/office/word/2018/wordml" xmlns:w16sdtdh="http://schemas.microsoft.com/office/word/2020/wordml/sdtdatahash" xmlns:w16sdtfl="http://schemas.microsoft.com/office/word/2024/wordml/sdtformatlock" xmlns:w16se="http://schemas.microsoft.com/office/word/2015/wordml/symex" xmlns:w16du="http://schemas.microsoft.com/office/word/2023/wordml/word16du" xmlns:wne="http://schemas.microsoft.com/office/word/2006/wordml" mc:Ignorable="w14 w15 w16se w16cid w16 w16cex w16sdtdh w16sdtfl w16du wp14">
   <w:footnote w:type="separator" w:id="-1">
     <w:p>
       <w:pPr>
@@ -32086,7 +32092,7 @@
 </file>
 
 <file path=word/header1.xml><?xml version="1.0" encoding="utf-8"?>
-<w:hdr xmlns:wpc="http://schemas.microsoft.com/office/word/2010/wordprocessingCanvas" xmlns:cx="http://schemas.microsoft.com/office/drawing/2014/chartex" xmlns:cx1="http://schemas.microsoft.com/office/drawing/2015/9/8/chartex" xmlns:cx2="http://schemas.microsoft.com/office/drawing/2015/10/21/chartex" xmlns:cx3="http://schemas.microsoft.com/office/drawing/2016/5/9/chartex" xmlns:cx4="http://schemas.microsoft.com/office/drawing/2016/5/10/chartex" xmlns:cx5="http://schemas.microsoft.com/office/drawing/2016/5/11/chartex" xmlns:cx6="http://schemas.microsoft.com/office/drawing/2016/5/12/chartex" xmlns:cx7="http://schemas.microsoft.com/office/drawing/2016/5/13/chartex" xmlns:cx8="http://schemas.microsoft.com/office/drawing/2016/5/14/chartex" xmlns:mc="http://schemas.openxmlformats.org/markup-compatibility/2006" xmlns:m="http://schemas.openxmlformats.org/officeDocument/2006/math" xmlns:aink="http://schemas.microsoft.com/office/drawing/2016/ink" xmlns:am3d="http://schemas.microsoft.com/office/drawing/2017/model3d" xmlns:oel="http://schemas.microsoft.com/office/2019/extlst" xmlns:r="http://schemas.openxmlformats.org/officeDocument/2006/relationships" xmlns:wp14="http://schemas.microsoft.com/office/word/2010/wordprocessingDrawing" xmlns:wp="http://schemas.openxmlformats.org/drawingml/2006/wordprocessingDrawing" xmlns:wpg="http://schemas.microsoft.com/office/word/2010/wordprocessingGroup" xmlns:wpi="http://schemas.microsoft.com/office/word/2010/wordprocessingInk" xmlns:wps="http://schemas.microsoft.com/office/word/2010/wordprocessingShape" xmlns:o="urn:schemas-microsoft-com:office:office" xmlns:v="urn:schemas-microsoft-com:vml" xmlns:w10="urn:schemas-microsoft-com:office:word" xmlns:w="http://schemas.openxmlformats.org/wordprocessingml/2006/main" xmlns:w14="http://schemas.microsoft.com/office/word/2010/wordml" xmlns:w15="http://schemas.microsoft.com/office/word/2012/wordml" xmlns:w16cei="http://schemas.microsoft.com/office/word/2026/wordml/cei" xmlns:w16cex="http://schemas.microsoft.com/office/word/2018/wordml/cex" xmlns:w16cid="http://schemas.microsoft.com/office/word/2016/wordml/cid" xmlns:w16="http://schemas.microsoft.com/office/word/2018/wordml" xmlns:w16sdtdh="http://schemas.microsoft.com/office/word/2020/wordml/sdtdatahash" xmlns:w16sdtfl="http://schemas.microsoft.com/office/word/2024/wordml/sdtformatlock" xmlns:w16se="http://schemas.microsoft.com/office/word/2015/wordml/symex" xmlns:w16du="http://schemas.microsoft.com/office/word/2023/wordml/word16du" xmlns:wne="http://schemas.microsoft.com/office/word/2006/wordml" mc:Ignorable="w14 w15 w16se w16cid w16 w16cex w16sdtdh w16sdtfl w16du wp14">
+<w:hdr xmlns:wpc="http://schemas.microsoft.com/office/word/2010/wordprocessingCanvas" xmlns:cx="http://schemas.microsoft.com/office/drawing/2014/chartex" xmlns:cx1="http://schemas.microsoft.com/office/drawing/2015/9/8/chartex" xmlns:cx2="http://schemas.microsoft.com/office/drawing/2015/10/21/chartex" xmlns:cx3="http://schemas.microsoft.com/office/drawing/2016/5/9/chartex" xmlns:cx4="http://schemas.microsoft.com/office/drawing/2016/5/10/chartex" xmlns:cx5="http://schemas.microsoft.com/office/drawing/2016/5/11/chartex" xmlns:cx6="http://schemas.microsoft.com/office/drawing/2016/5/12/chartex" xmlns:cx7="http://schemas.microsoft.com/office/drawing/2016/5/13/chartex" xmlns:cx8="http://schemas.microsoft.com/office/drawing/2016/5/14/chartex" xmlns:mc="http://schemas.openxmlformats.org/markup-compatibility/2006" xmlns:m="http://schemas.openxmlformats.org/officeDocument/2006/math" xmlns:aink="http://schemas.microsoft.com/office/drawing/2016/ink" xmlns:am3d="http://schemas.microsoft.com/office/drawing/2017/model3d" xmlns:oel="http://schemas.microsoft.com/office/2019/extlst" xmlns:r="http://schemas.openxmlformats.org/officeDocument/2006/relationships" xmlns:wp14="http://schemas.microsoft.com/office/word/2010/wordprocessingDrawing" xmlns:wp="http://schemas.openxmlformats.org/drawingml/2006/wordprocessingDrawing" xmlns:wpg="http://schemas.microsoft.com/office/word/2010/wordprocessingGroup" xmlns:wpi="http://schemas.microsoft.com/office/word/2010/wordprocessingInk" xmlns:wps="http://schemas.microsoft.com/office/word/2010/wordprocessingShape" xmlns:o="urn:schemas-microsoft-com:office:office" xmlns:v="urn:schemas-microsoft-com:vml" xmlns:w10="urn:schemas-microsoft-com:office:word" xmlns:w="http://schemas.openxmlformats.org/wordprocessingml/2006/main" xmlns:w14="http://schemas.microsoft.com/office/word/2010/wordml" xmlns:w15="http://schemas.microsoft.com/office/word/2012/wordml" xmlns:w16cex="http://schemas.microsoft.com/office/word/2018/wordml/cex" xmlns:w16cid="http://schemas.microsoft.com/office/word/2016/wordml/cid" xmlns:w16="http://schemas.microsoft.com/office/word/2018/wordml" xmlns:w16sdtdh="http://schemas.microsoft.com/office/word/2020/wordml/sdtdatahash" xmlns:w16sdtfl="http://schemas.microsoft.com/office/word/2024/wordml/sdtformatlock" xmlns:w16se="http://schemas.microsoft.com/office/word/2015/wordml/symex" xmlns:w16du="http://schemas.microsoft.com/office/word/2023/wordml/word16du" xmlns:wne="http://schemas.microsoft.com/office/word/2006/wordml" mc:Ignorable="w14 w15 w16se w16cid w16 w16cex w16sdtdh w16sdtfl w16du wp14">
   <w:p>
     <w:pPr>
       <w:pStyle w:val="Header"/>
@@ -32096,7 +32102,7 @@
 </file>
 
 <file path=word/numbering.xml><?xml version="1.0" encoding="utf-8"?>
-<w:numbering xmlns:wpc="http://schemas.microsoft.com/office/word/2010/wordprocessingCanvas" xmlns:cx="http://schemas.microsoft.com/office/drawing/2014/chartex" xmlns:cx1="http://schemas.microsoft.com/office/drawing/2015/9/8/chartex" xmlns:cx2="http://schemas.microsoft.com/office/drawing/2015/10/21/chartex" xmlns:cx3="http://schemas.microsoft.com/office/drawing/2016/5/9/chartex" xmlns:cx4="http://schemas.microsoft.com/office/drawing/2016/5/10/chartex" xmlns:cx5="http://schemas.microsoft.com/office/drawing/2016/5/11/chartex" xmlns:cx6="http://schemas.microsoft.com/office/drawing/2016/5/12/chartex" xmlns:cx7="http://schemas.microsoft.com/office/drawing/2016/5/13/chartex" xmlns:cx8="http://schemas.microsoft.com/office/drawing/2016/5/14/chartex" xmlns:mc="http://schemas.openxmlformats.org/markup-compatibility/2006" xmlns:m="http://schemas.openxmlformats.org/officeDocument/2006/math" xmlns:aink="http://schemas.microsoft.com/office/drawing/2016/ink" xmlns:am3d="http://schemas.microsoft.com/office/drawing/2017/model3d" xmlns:oel="http://schemas.microsoft.com/office/2019/extlst" xmlns:r="http://schemas.openxmlformats.org/officeDocument/2006/relationships" xmlns:wp14="http://schemas.microsoft.com/office/word/2010/wordprocessingDrawing" xmlns:wp="http://schemas.openxmlformats.org/drawingml/2006/wordprocessingDrawing" xmlns:wpg="http://schemas.microsoft.com/office/word/2010/wordprocessingGroup" xmlns:wpi="http://schemas.microsoft.com/office/word/2010/wordprocessingInk" xmlns:wps="http://schemas.microsoft.com/office/word/2010/wordprocessingShape" xmlns:o="urn:schemas-microsoft-com:office:office" xmlns:v="urn:schemas-microsoft-com:vml" xmlns:w10="urn:schemas-microsoft-com:office:word" xmlns:w="http://schemas.openxmlformats.org/wordprocessingml/2006/main" xmlns:w14="http://schemas.microsoft.com/office/word/2010/wordml" xmlns:w15="http://schemas.microsoft.com/office/word/2012/wordml" xmlns:w16cei="http://schemas.microsoft.com/office/word/2026/wordml/cei" xmlns:w16cex="http://schemas.microsoft.com/office/word/2018/wordml/cex" xmlns:w16cid="http://schemas.microsoft.com/office/word/2016/wordml/cid" xmlns:w16="http://schemas.microsoft.com/office/word/2018/wordml" xmlns:w16sdtdh="http://schemas.microsoft.com/office/word/2020/wordml/sdtdatahash" xmlns:w16sdtfl="http://schemas.microsoft.com/office/word/2024/wordml/sdtformatlock" xmlns:w16se="http://schemas.microsoft.com/office/word/2015/wordml/symex" xmlns:w16du="http://schemas.microsoft.com/office/word/2023/wordml/word16du" xmlns:wne="http://schemas.microsoft.com/office/word/2006/wordml" mc:Ignorable="w14 w15 w16se w16cid w16 w16cex w16sdtdh w16sdtfl w16du wp14">
+<w:numbering xmlns:wpc="http://schemas.microsoft.com/office/word/2010/wordprocessingCanvas" xmlns:cx="http://schemas.microsoft.com/office/drawing/2014/chartex" xmlns:cx1="http://schemas.microsoft.com/office/drawing/2015/9/8/chartex" xmlns:cx2="http://schemas.microsoft.com/office/drawing/2015/10/21/chartex" xmlns:cx3="http://schemas.microsoft.com/office/drawing/2016/5/9/chartex" xmlns:cx4="http://schemas.microsoft.com/office/drawing/2016/5/10/chartex" xmlns:cx5="http://schemas.microsoft.com/office/drawing/2016/5/11/chartex" xmlns:cx6="http://schemas.microsoft.com/office/drawing/2016/5/12/chartex" xmlns:cx7="http://schemas.microsoft.com/office/drawing/2016/5/13/chartex" xmlns:cx8="http://schemas.microsoft.com/office/drawing/2016/5/14/chartex" xmlns:mc="http://schemas.openxmlformats.org/markup-compatibility/2006" xmlns:m="http://schemas.openxmlformats.org/officeDocument/2006/math" xmlns:aink="http://schemas.microsoft.com/office/drawing/2016/ink" xmlns:am3d="http://schemas.microsoft.com/office/drawing/2017/model3d" xmlns:oel="http://schemas.microsoft.com/office/2019/extlst" xmlns:r="http://schemas.openxmlformats.org/officeDocument/2006/relationships" xmlns:wp14="http://schemas.microsoft.com/office/word/2010/wordprocessingDrawing" xmlns:wp="http://schemas.openxmlformats.org/drawingml/2006/wordprocessingDrawing" xmlns:wpg="http://schemas.microsoft.com/office/word/2010/wordprocessingGroup" xmlns:wpi="http://schemas.microsoft.com/office/word/2010/wordprocessingInk" xmlns:wps="http://schemas.microsoft.com/office/word/2010/wordprocessingShape" xmlns:o="urn:schemas-microsoft-com:office:office" xmlns:v="urn:schemas-microsoft-com:vml" xmlns:w10="urn:schemas-microsoft-com:office:word" xmlns:w="http://schemas.openxmlformats.org/wordprocessingml/2006/main" xmlns:w14="http://schemas.microsoft.com/office/word/2010/wordml" xmlns:w15="http://schemas.microsoft.com/office/word/2012/wordml" xmlns:w16cex="http://schemas.microsoft.com/office/word/2018/wordml/cex" xmlns:w16cid="http://schemas.microsoft.com/office/word/2016/wordml/cid" xmlns:w16="http://schemas.microsoft.com/office/word/2018/wordml" xmlns:w16sdtdh="http://schemas.microsoft.com/office/word/2020/wordml/sdtdatahash" xmlns:w16sdtfl="http://schemas.microsoft.com/office/word/2024/wordml/sdtformatlock" xmlns:w16se="http://schemas.microsoft.com/office/word/2015/wordml/symex" xmlns:w16du="http://schemas.microsoft.com/office/word/2023/wordml/word16du" xmlns:wne="http://schemas.microsoft.com/office/word/2006/wordml" mc:Ignorable="w14 w15 w16se w16cid w16 w16cex w16sdtdh w16sdtfl w16du wp14">
   <w:abstractNum w:abstractNumId="0" w15:restartNumberingAfterBreak="0">
     <w:nsid w:val="018F7683"/>
     <w:multiLevelType w:val="hybridMultilevel"/>
@@ -32647,7 +32653,7 @@
 </file>
 
 <file path=word/people.xml><?xml version="1.0" encoding="utf-8"?>
-<w15:people xmlns:wpc="http://schemas.microsoft.com/office/word/2010/wordprocessingCanvas" xmlns:cx="http://schemas.microsoft.com/office/drawing/2014/chartex" xmlns:cx1="http://schemas.microsoft.com/office/drawing/2015/9/8/chartex" xmlns:cx2="http://schemas.microsoft.com/office/drawing/2015/10/21/chartex" xmlns:cx3="http://schemas.microsoft.com/office/drawing/2016/5/9/chartex" xmlns:cx4="http://schemas.microsoft.com/office/drawing/2016/5/10/chartex" xmlns:cx5="http://schemas.microsoft.com/office/drawing/2016/5/11/chartex" xmlns:cx6="http://schemas.microsoft.com/office/drawing/2016/5/12/chartex" xmlns:cx7="http://schemas.microsoft.com/office/drawing/2016/5/13/chartex" xmlns:cx8="http://schemas.microsoft.com/office/drawing/2016/5/14/chartex" xmlns:mc="http://schemas.openxmlformats.org/markup-compatibility/2006" xmlns:m="http://schemas.openxmlformats.org/officeDocument/2006/math" xmlns:aink="http://schemas.microsoft.com/office/drawing/2016/ink" xmlns:am3d="http://schemas.microsoft.com/office/drawing/2017/model3d" xmlns:oel="http://schemas.microsoft.com/office/2019/extlst" xmlns:r="http://schemas.openxmlformats.org/officeDocument/2006/relationships" xmlns:wp14="http://schemas.microsoft.com/office/word/2010/wordprocessingDrawing" xmlns:wp="http://schemas.openxmlformats.org/drawingml/2006/wordprocessingDrawing" xmlns:wpg="http://schemas.microsoft.com/office/word/2010/wordprocessingGroup" xmlns:wpi="http://schemas.microsoft.com/office/word/2010/wordprocessingInk" xmlns:wps="http://schemas.microsoft.com/office/word/2010/wordprocessingShape" xmlns:o="urn:schemas-microsoft-com:office:office" xmlns:v="urn:schemas-microsoft-com:vml" xmlns:w10="urn:schemas-microsoft-com:office:word" xmlns:w="http://schemas.openxmlformats.org/wordprocessingml/2006/main" xmlns:w14="http://schemas.microsoft.com/office/word/2010/wordml" xmlns:w15="http://schemas.microsoft.com/office/word/2012/wordml" xmlns:w16cei="http://schemas.microsoft.com/office/word/2026/wordml/cei" xmlns:w16cex="http://schemas.microsoft.com/office/word/2018/wordml/cex" xmlns:w16cid="http://schemas.microsoft.com/office/word/2016/wordml/cid" xmlns:w16="http://schemas.microsoft.com/office/word/2018/wordml" xmlns:w16sdtdh="http://schemas.microsoft.com/office/word/2020/wordml/sdtdatahash" xmlns:w16sdtfl="http://schemas.microsoft.com/office/word/2024/wordml/sdtformatlock" xmlns:w16se="http://schemas.microsoft.com/office/word/2015/wordml/symex" xmlns:w16du="http://schemas.microsoft.com/office/word/2023/wordml/word16du" xmlns:wne="http://schemas.microsoft.com/office/word/2006/wordml" mc:Ignorable="w14 w15 w16se w16cid w16 w16cex w16sdtdh w16sdtfl w16du wp14">
+<w15:people xmlns:wpc="http://schemas.microsoft.com/office/word/2010/wordprocessingCanvas" xmlns:cx="http://schemas.microsoft.com/office/drawing/2014/chartex" xmlns:cx1="http://schemas.microsoft.com/office/drawing/2015/9/8/chartex" xmlns:cx2="http://schemas.microsoft.com/office/drawing/2015/10/21/chartex" xmlns:cx3="http://schemas.microsoft.com/office/drawing/2016/5/9/chartex" xmlns:cx4="http://schemas.microsoft.com/office/drawing/2016/5/10/chartex" xmlns:cx5="http://schemas.microsoft.com/office/drawing/2016/5/11/chartex" xmlns:cx6="http://schemas.microsoft.com/office/drawing/2016/5/12/chartex" xmlns:cx7="http://schemas.microsoft.com/office/drawing/2016/5/13/chartex" xmlns:cx8="http://schemas.microsoft.com/office/drawing/2016/5/14/chartex" xmlns:mc="http://schemas.openxmlformats.org/markup-compatibility/2006" xmlns:m="http://schemas.openxmlformats.org/officeDocument/2006/math" xmlns:aink="http://schemas.microsoft.com/office/drawing/2016/ink" xmlns:am3d="http://schemas.microsoft.com/office/drawing/2017/model3d" xmlns:oel="http://schemas.microsoft.com/office/2019/extlst" xmlns:r="http://schemas.openxmlformats.org/officeDocument/2006/relationships" xmlns:wp14="http://schemas.microsoft.com/office/word/2010/wordprocessingDrawing" xmlns:wp="http://schemas.openxmlformats.org/drawingml/2006/wordprocessingDrawing" xmlns:wpg="http://schemas.microsoft.com/office/word/2010/wordprocessingGroup" xmlns:wpi="http://schemas.microsoft.com/office/word/2010/wordprocessingInk" xmlns:wps="http://schemas.microsoft.com/office/word/2010/wordprocessingShape" xmlns:o="urn:schemas-microsoft-com:office:office" xmlns:v="urn:schemas-microsoft-com:vml" xmlns:w10="urn:schemas-microsoft-com:office:word" xmlns:w="http://schemas.openxmlformats.org/wordprocessingml/2006/main" xmlns:w14="http://schemas.microsoft.com/office/word/2010/wordml" xmlns:w15="http://schemas.microsoft.com/office/word/2012/wordml" xmlns:w16cex="http://schemas.microsoft.com/office/word/2018/wordml/cex" xmlns:w16cid="http://schemas.microsoft.com/office/word/2016/wordml/cid" xmlns:w16="http://schemas.microsoft.com/office/word/2018/wordml" xmlns:w16sdtdh="http://schemas.microsoft.com/office/word/2020/wordml/sdtdatahash" xmlns:w16sdtfl="http://schemas.microsoft.com/office/word/2024/wordml/sdtformatlock" xmlns:w16se="http://schemas.microsoft.com/office/word/2015/wordml/symex" xmlns:w16du="http://schemas.microsoft.com/office/word/2023/wordml/word16du" xmlns:wne="http://schemas.microsoft.com/office/word/2006/wordml" mc:Ignorable="w14 w15 w16se w16cid w16 w16cex w16sdtdh w16sdtfl w16du wp14">
   <w15:person w15:author="de Szoeke, Simon">
     <w15:presenceInfo w15:providerId="AD" w15:userId="S::deszoeks@oregonstate.edu::2a772c8a-8ee4-4018-9aea-1f1b0a725b5f"/>
   </w15:person>
